--- a/skills/dazzler-frontend/assets/templates/docx/restaurant.docx
+++ b/skills/dazzler-frontend/assets/templates/docx/restaurant.docx
@@ -6,10 +6,10 @@
       <w:r>
         <w:rPr>
           <w:b/>
-          <w:color w:val="5A5D2C"/>
+          <w:color w:val="4B5633"/>
           <w:sz w:val="18"/>
         </w:rPr>
-        <w:t>AT YOUR TABLE</w:t>
+        <w:t>JUNIPER • SEASONAL KITCHEN</w:t>
       </w:r>
     </w:p>
     <w:p>
@@ -18,23 +18,23 @@
         <w:jc w:val="center"/>
       </w:pPr>
       <w:r>
-        <w:t>Seasonal dining menu</w:t>
+        <w:t>Juniper dinner menu</w:t>
       </w:r>
     </w:p>
     <w:p>
       <w:pPr>
         <w:pStyle w:val="Subtitle"/>
-        <w:jc w:val="center"/>
       </w:pPr>
       <w:r>
-        <w:t>Prepared with care and served with warmth</w:t>
+        <w:t>Early summer • Dinner from 17:30</w:t>
       </w:r>
     </w:p>
     <w:p>
+      <w:pPr/>
       <w:r>
-        <w:t>[Restaurant name]  |  [Season or date]</w:t>
+        <w:t>An unhurried dinner built around vegetables, grains and the season.</w:t>
         <w:br/>
-        <w:t>[Add a short description of your kitchen and style of food.]</w:t>
+        <w:t>Illustrative menu • Prices in USD</w:t>
       </w:r>
     </w:p>
     <w:p>
@@ -45,12 +45,331 @@
         <w:t>To begin</w:t>
       </w:r>
     </w:p>
+    <w:tbl>
+      <w:tblPr>
+        <w:tblW w:type="auto" w:w="0"/>
+        <w:tblLayout w:type="fixed"/>
+        <w:tblLook w:firstColumn="1" w:firstRow="1" w:lastColumn="0" w:lastRow="0" w:noHBand="0" w:noVBand="1" w:val="04A0"/>
+      </w:tblPr>
+      <w:tblGrid>
+        <w:gridCol w:w="2948"/>
+        <w:gridCol w:w="5896"/>
+        <w:gridCol w:w="1322"/>
+      </w:tblGrid>
+      <w:tr>
+        <w:trPr>
+          <w:cantSplit/>
+          <w:tblHeader/>
+        </w:trPr>
+        <w:tc>
+          <w:tcPr>
+            <w:tcW w:type="dxa" w:w="2948"/>
+            <w:shd w:fill="F5F2E5"/>
+            <w:tcMar>
+              <w:top w:w="80" w:type="dxa"/>
+              <w:left w:w="80" w:type="dxa"/>
+              <w:bottom w:w="80" w:type="dxa"/>
+              <w:right w:w="80" w:type="dxa"/>
+            </w:tcMar>
+          </w:tcPr>
+          <w:p>
+            <w:pPr>
+              <w:spacing w:after="20"/>
+            </w:pPr>
+            <w:r>
+              <w:rPr>
+                <w:b/>
+                <w:sz w:val="18"/>
+              </w:rPr>
+              <w:t>Dish</w:t>
+            </w:r>
+          </w:p>
+        </w:tc>
+        <w:tc>
+          <w:tcPr>
+            <w:tcW w:type="dxa" w:w="5896"/>
+            <w:shd w:fill="F5F2E5"/>
+            <w:tcMar>
+              <w:top w:w="80" w:type="dxa"/>
+              <w:left w:w="80" w:type="dxa"/>
+              <w:bottom w:w="80" w:type="dxa"/>
+              <w:right w:w="80" w:type="dxa"/>
+            </w:tcMar>
+          </w:tcPr>
+          <w:p>
+            <w:pPr>
+              <w:spacing w:after="20"/>
+            </w:pPr>
+            <w:r>
+              <w:rPr>
+                <w:b/>
+                <w:sz w:val="18"/>
+              </w:rPr>
+              <w:t>Preparation</w:t>
+            </w:r>
+          </w:p>
+        </w:tc>
+        <w:tc>
+          <w:tcPr>
+            <w:tcW w:type="dxa" w:w="1322"/>
+            <w:shd w:fill="F5F2E5"/>
+            <w:tcMar>
+              <w:top w:w="80" w:type="dxa"/>
+              <w:left w:w="80" w:type="dxa"/>
+              <w:bottom w:w="80" w:type="dxa"/>
+              <w:right w:w="80" w:type="dxa"/>
+            </w:tcMar>
+          </w:tcPr>
+          <w:p>
+            <w:pPr>
+              <w:spacing w:after="20"/>
+            </w:pPr>
+            <w:r>
+              <w:rPr>
+                <w:b/>
+                <w:sz w:val="18"/>
+              </w:rPr>
+              <w:t>Price</w:t>
+            </w:r>
+          </w:p>
+        </w:tc>
+      </w:tr>
+      <w:tr>
+        <w:trPr>
+          <w:cantSplit/>
+        </w:trPr>
+        <w:tc>
+          <w:tcPr>
+            <w:tcW w:type="dxa" w:w="2948"/>
+            <w:shd w:fill="FFFFFF"/>
+            <w:tcMar>
+              <w:top w:w="80" w:type="dxa"/>
+              <w:left w:w="80" w:type="dxa"/>
+              <w:bottom w:w="80" w:type="dxa"/>
+              <w:right w:w="80" w:type="dxa"/>
+            </w:tcMar>
+          </w:tcPr>
+          <w:p>
+            <w:pPr>
+              <w:spacing w:after="20"/>
+            </w:pPr>
+            <w:r>
+              <w:rPr>
+                <w:b w:val="0"/>
+                <w:sz w:val="18"/>
+              </w:rPr>
+              <w:t>Garden leaves</w:t>
+            </w:r>
+          </w:p>
+        </w:tc>
+        <w:tc>
+          <w:tcPr>
+            <w:tcW w:type="dxa" w:w="5896"/>
+            <w:shd w:fill="FFFFFF"/>
+            <w:tcMar>
+              <w:top w:w="80" w:type="dxa"/>
+              <w:left w:w="80" w:type="dxa"/>
+              <w:bottom w:w="80" w:type="dxa"/>
+              <w:right w:w="80" w:type="dxa"/>
+            </w:tcMar>
+          </w:tcPr>
+          <w:p>
+            <w:pPr>
+              <w:spacing w:after="20"/>
+            </w:pPr>
+            <w:r>
+              <w:rPr>
+                <w:b w:val="0"/>
+                <w:sz w:val="18"/>
+              </w:rPr>
+              <w:t>Radish, soft herbs, mustard dressing</w:t>
+            </w:r>
+          </w:p>
+        </w:tc>
+        <w:tc>
+          <w:tcPr>
+            <w:tcW w:type="dxa" w:w="1322"/>
+            <w:shd w:fill="FFFFFF"/>
+            <w:tcMar>
+              <w:top w:w="80" w:type="dxa"/>
+              <w:left w:w="80" w:type="dxa"/>
+              <w:bottom w:w="80" w:type="dxa"/>
+              <w:right w:w="80" w:type="dxa"/>
+            </w:tcMar>
+          </w:tcPr>
+          <w:p>
+            <w:pPr>
+              <w:spacing w:after="20"/>
+            </w:pPr>
+            <w:r>
+              <w:rPr>
+                <w:b w:val="0"/>
+                <w:sz w:val="18"/>
+              </w:rPr>
+              <w:t>14</w:t>
+            </w:r>
+          </w:p>
+        </w:tc>
+      </w:tr>
+      <w:tr>
+        <w:trPr>
+          <w:cantSplit/>
+        </w:trPr>
+        <w:tc>
+          <w:tcPr>
+            <w:tcW w:type="dxa" w:w="2948"/>
+            <w:shd w:fill="F5F2E5"/>
+            <w:tcMar>
+              <w:top w:w="80" w:type="dxa"/>
+              <w:left w:w="80" w:type="dxa"/>
+              <w:bottom w:w="80" w:type="dxa"/>
+              <w:right w:w="80" w:type="dxa"/>
+            </w:tcMar>
+          </w:tcPr>
+          <w:p>
+            <w:pPr>
+              <w:spacing w:after="20"/>
+            </w:pPr>
+            <w:r>
+              <w:rPr>
+                <w:b w:val="0"/>
+                <w:sz w:val="18"/>
+              </w:rPr>
+              <w:t>Roasted beetroot</w:t>
+            </w:r>
+          </w:p>
+        </w:tc>
+        <w:tc>
+          <w:tcPr>
+            <w:tcW w:type="dxa" w:w="5896"/>
+            <w:shd w:fill="F5F2E5"/>
+            <w:tcMar>
+              <w:top w:w="80" w:type="dxa"/>
+              <w:left w:w="80" w:type="dxa"/>
+              <w:bottom w:w="80" w:type="dxa"/>
+              <w:right w:w="80" w:type="dxa"/>
+            </w:tcMar>
+          </w:tcPr>
+          <w:p>
+            <w:pPr>
+              <w:spacing w:after="20"/>
+            </w:pPr>
+            <w:r>
+              <w:rPr>
+                <w:b w:val="0"/>
+                <w:sz w:val="18"/>
+              </w:rPr>
+              <w:t>Whipped ricotta, orange, toasted hazelnuts</w:t>
+            </w:r>
+          </w:p>
+        </w:tc>
+        <w:tc>
+          <w:tcPr>
+            <w:tcW w:type="dxa" w:w="1322"/>
+            <w:shd w:fill="F5F2E5"/>
+            <w:tcMar>
+              <w:top w:w="80" w:type="dxa"/>
+              <w:left w:w="80" w:type="dxa"/>
+              <w:bottom w:w="80" w:type="dxa"/>
+              <w:right w:w="80" w:type="dxa"/>
+            </w:tcMar>
+          </w:tcPr>
+          <w:p>
+            <w:pPr>
+              <w:spacing w:after="20"/>
+            </w:pPr>
+            <w:r>
+              <w:rPr>
+                <w:b w:val="0"/>
+                <w:sz w:val="18"/>
+              </w:rPr>
+              <w:t>16</w:t>
+            </w:r>
+          </w:p>
+        </w:tc>
+      </w:tr>
+      <w:tr>
+        <w:trPr>
+          <w:cantSplit/>
+        </w:trPr>
+        <w:tc>
+          <w:tcPr>
+            <w:tcW w:type="dxa" w:w="2948"/>
+            <w:shd w:fill="FFFFFF"/>
+            <w:tcMar>
+              <w:top w:w="80" w:type="dxa"/>
+              <w:left w:w="80" w:type="dxa"/>
+              <w:bottom w:w="80" w:type="dxa"/>
+              <w:right w:w="80" w:type="dxa"/>
+            </w:tcMar>
+          </w:tcPr>
+          <w:p>
+            <w:pPr>
+              <w:spacing w:after="20"/>
+            </w:pPr>
+            <w:r>
+              <w:rPr>
+                <w:b w:val="0"/>
+                <w:sz w:val="18"/>
+              </w:rPr>
+              <w:t>Warm sourdough</w:t>
+            </w:r>
+          </w:p>
+        </w:tc>
+        <w:tc>
+          <w:tcPr>
+            <w:tcW w:type="dxa" w:w="5896"/>
+            <w:shd w:fill="FFFFFF"/>
+            <w:tcMar>
+              <w:top w:w="80" w:type="dxa"/>
+              <w:left w:w="80" w:type="dxa"/>
+              <w:bottom w:w="80" w:type="dxa"/>
+              <w:right w:w="80" w:type="dxa"/>
+            </w:tcMar>
+          </w:tcPr>
+          <w:p>
+            <w:pPr>
+              <w:spacing w:after="20"/>
+            </w:pPr>
+            <w:r>
+              <w:rPr>
+                <w:b w:val="0"/>
+                <w:sz w:val="18"/>
+              </w:rPr>
+              <w:t>Cultured butter and sea salt</w:t>
+            </w:r>
+          </w:p>
+        </w:tc>
+        <w:tc>
+          <w:tcPr>
+            <w:tcW w:type="dxa" w:w="1322"/>
+            <w:shd w:fill="FFFFFF"/>
+            <w:tcMar>
+              <w:top w:w="80" w:type="dxa"/>
+              <w:left w:w="80" w:type="dxa"/>
+              <w:bottom w:w="80" w:type="dxa"/>
+              <w:right w:w="80" w:type="dxa"/>
+            </w:tcMar>
+          </w:tcPr>
+          <w:p>
+            <w:pPr>
+              <w:spacing w:after="20"/>
+            </w:pPr>
+            <w:r>
+              <w:rPr>
+                <w:b w:val="0"/>
+                <w:sz w:val="18"/>
+              </w:rPr>
+              <w:t>8</w:t>
+            </w:r>
+          </w:p>
+        </w:tc>
+      </w:tr>
+    </w:tbl>
     <w:p>
-      <w:r>
-        <w:t>[Starter name]  [Price]</w:t>
-        <w:br/>
-        <w:t>[Describe ingredients and preparation.]</w:t>
-      </w:r>
+      <w:pPr>
+        <w:spacing w:after="0"/>
+      </w:pPr>
     </w:p>
     <w:p>
       <w:pPr>
@@ -60,12 +379,331 @@
         <w:t>From the kitchen</w:t>
       </w:r>
     </w:p>
+    <w:tbl>
+      <w:tblPr>
+        <w:tblW w:type="auto" w:w="0"/>
+        <w:tblLayout w:type="fixed"/>
+        <w:tblLook w:firstColumn="1" w:firstRow="1" w:lastColumn="0" w:lastRow="0" w:noHBand="0" w:noVBand="1" w:val="04A0"/>
+      </w:tblPr>
+      <w:tblGrid>
+        <w:gridCol w:w="2948"/>
+        <w:gridCol w:w="5896"/>
+        <w:gridCol w:w="1322"/>
+      </w:tblGrid>
+      <w:tr>
+        <w:trPr>
+          <w:cantSplit/>
+          <w:tblHeader/>
+        </w:trPr>
+        <w:tc>
+          <w:tcPr>
+            <w:tcW w:type="dxa" w:w="2948"/>
+            <w:shd w:fill="F5F2E5"/>
+            <w:tcMar>
+              <w:top w:w="80" w:type="dxa"/>
+              <w:left w:w="80" w:type="dxa"/>
+              <w:bottom w:w="80" w:type="dxa"/>
+              <w:right w:w="80" w:type="dxa"/>
+            </w:tcMar>
+          </w:tcPr>
+          <w:p>
+            <w:pPr>
+              <w:spacing w:after="20"/>
+            </w:pPr>
+            <w:r>
+              <w:rPr>
+                <w:b/>
+                <w:sz w:val="18"/>
+              </w:rPr>
+              <w:t>Dish</w:t>
+            </w:r>
+          </w:p>
+        </w:tc>
+        <w:tc>
+          <w:tcPr>
+            <w:tcW w:type="dxa" w:w="5896"/>
+            <w:shd w:fill="F5F2E5"/>
+            <w:tcMar>
+              <w:top w:w="80" w:type="dxa"/>
+              <w:left w:w="80" w:type="dxa"/>
+              <w:bottom w:w="80" w:type="dxa"/>
+              <w:right w:w="80" w:type="dxa"/>
+            </w:tcMar>
+          </w:tcPr>
+          <w:p>
+            <w:pPr>
+              <w:spacing w:after="20"/>
+            </w:pPr>
+            <w:r>
+              <w:rPr>
+                <w:b/>
+                <w:sz w:val="18"/>
+              </w:rPr>
+              <w:t>Preparation</w:t>
+            </w:r>
+          </w:p>
+        </w:tc>
+        <w:tc>
+          <w:tcPr>
+            <w:tcW w:type="dxa" w:w="1322"/>
+            <w:shd w:fill="F5F2E5"/>
+            <w:tcMar>
+              <w:top w:w="80" w:type="dxa"/>
+              <w:left w:w="80" w:type="dxa"/>
+              <w:bottom w:w="80" w:type="dxa"/>
+              <w:right w:w="80" w:type="dxa"/>
+            </w:tcMar>
+          </w:tcPr>
+          <w:p>
+            <w:pPr>
+              <w:spacing w:after="20"/>
+            </w:pPr>
+            <w:r>
+              <w:rPr>
+                <w:b/>
+                <w:sz w:val="18"/>
+              </w:rPr>
+              <w:t>Price</w:t>
+            </w:r>
+          </w:p>
+        </w:tc>
+      </w:tr>
+      <w:tr>
+        <w:trPr>
+          <w:cantSplit/>
+        </w:trPr>
+        <w:tc>
+          <w:tcPr>
+            <w:tcW w:type="dxa" w:w="2948"/>
+            <w:shd w:fill="FFFFFF"/>
+            <w:tcMar>
+              <w:top w:w="80" w:type="dxa"/>
+              <w:left w:w="80" w:type="dxa"/>
+              <w:bottom w:w="80" w:type="dxa"/>
+              <w:right w:w="80" w:type="dxa"/>
+            </w:tcMar>
+          </w:tcPr>
+          <w:p>
+            <w:pPr>
+              <w:spacing w:after="20"/>
+            </w:pPr>
+            <w:r>
+              <w:rPr>
+                <w:b w:val="0"/>
+                <w:sz w:val="18"/>
+              </w:rPr>
+              <w:t>Summer squash</w:t>
+            </w:r>
+          </w:p>
+        </w:tc>
+        <w:tc>
+          <w:tcPr>
+            <w:tcW w:type="dxa" w:w="5896"/>
+            <w:shd w:fill="FFFFFF"/>
+            <w:tcMar>
+              <w:top w:w="80" w:type="dxa"/>
+              <w:left w:w="80" w:type="dxa"/>
+              <w:bottom w:w="80" w:type="dxa"/>
+              <w:right w:w="80" w:type="dxa"/>
+            </w:tcMar>
+          </w:tcPr>
+          <w:p>
+            <w:pPr>
+              <w:spacing w:after="20"/>
+            </w:pPr>
+            <w:r>
+              <w:rPr>
+                <w:b w:val="0"/>
+                <w:sz w:val="18"/>
+              </w:rPr>
+              <w:t>White beans, sage, pumpkin seeds</w:t>
+            </w:r>
+          </w:p>
+        </w:tc>
+        <w:tc>
+          <w:tcPr>
+            <w:tcW w:type="dxa" w:w="1322"/>
+            <w:shd w:fill="FFFFFF"/>
+            <w:tcMar>
+              <w:top w:w="80" w:type="dxa"/>
+              <w:left w:w="80" w:type="dxa"/>
+              <w:bottom w:w="80" w:type="dxa"/>
+              <w:right w:w="80" w:type="dxa"/>
+            </w:tcMar>
+          </w:tcPr>
+          <w:p>
+            <w:pPr>
+              <w:spacing w:after="20"/>
+            </w:pPr>
+            <w:r>
+              <w:rPr>
+                <w:b w:val="0"/>
+                <w:sz w:val="18"/>
+              </w:rPr>
+              <w:t>26</w:t>
+            </w:r>
+          </w:p>
+        </w:tc>
+      </w:tr>
+      <w:tr>
+        <w:trPr>
+          <w:cantSplit/>
+        </w:trPr>
+        <w:tc>
+          <w:tcPr>
+            <w:tcW w:type="dxa" w:w="2948"/>
+            <w:shd w:fill="F5F2E5"/>
+            <w:tcMar>
+              <w:top w:w="80" w:type="dxa"/>
+              <w:left w:w="80" w:type="dxa"/>
+              <w:bottom w:w="80" w:type="dxa"/>
+              <w:right w:w="80" w:type="dxa"/>
+            </w:tcMar>
+          </w:tcPr>
+          <w:p>
+            <w:pPr>
+              <w:spacing w:after="20"/>
+            </w:pPr>
+            <w:r>
+              <w:rPr>
+                <w:b w:val="0"/>
+                <w:sz w:val="18"/>
+              </w:rPr>
+              <w:t>Roast chicken</w:t>
+            </w:r>
+          </w:p>
+        </w:tc>
+        <w:tc>
+          <w:tcPr>
+            <w:tcW w:type="dxa" w:w="5896"/>
+            <w:shd w:fill="F5F2E5"/>
+            <w:tcMar>
+              <w:top w:w="80" w:type="dxa"/>
+              <w:left w:w="80" w:type="dxa"/>
+              <w:bottom w:w="80" w:type="dxa"/>
+              <w:right w:w="80" w:type="dxa"/>
+            </w:tcMar>
+          </w:tcPr>
+          <w:p>
+            <w:pPr>
+              <w:spacing w:after="20"/>
+            </w:pPr>
+            <w:r>
+              <w:rPr>
+                <w:b w:val="0"/>
+                <w:sz w:val="18"/>
+              </w:rPr>
+              <w:t>New potatoes, greens, pan jus</w:t>
+            </w:r>
+          </w:p>
+        </w:tc>
+        <w:tc>
+          <w:tcPr>
+            <w:tcW w:type="dxa" w:w="1322"/>
+            <w:shd w:fill="F5F2E5"/>
+            <w:tcMar>
+              <w:top w:w="80" w:type="dxa"/>
+              <w:left w:w="80" w:type="dxa"/>
+              <w:bottom w:w="80" w:type="dxa"/>
+              <w:right w:w="80" w:type="dxa"/>
+            </w:tcMar>
+          </w:tcPr>
+          <w:p>
+            <w:pPr>
+              <w:spacing w:after="20"/>
+            </w:pPr>
+            <w:r>
+              <w:rPr>
+                <w:b w:val="0"/>
+                <w:sz w:val="18"/>
+              </w:rPr>
+              <w:t>32</w:t>
+            </w:r>
+          </w:p>
+        </w:tc>
+      </w:tr>
+      <w:tr>
+        <w:trPr>
+          <w:cantSplit/>
+        </w:trPr>
+        <w:tc>
+          <w:tcPr>
+            <w:tcW w:type="dxa" w:w="2948"/>
+            <w:shd w:fill="FFFFFF"/>
+            <w:tcMar>
+              <w:top w:w="80" w:type="dxa"/>
+              <w:left w:w="80" w:type="dxa"/>
+              <w:bottom w:w="80" w:type="dxa"/>
+              <w:right w:w="80" w:type="dxa"/>
+            </w:tcMar>
+          </w:tcPr>
+          <w:p>
+            <w:pPr>
+              <w:spacing w:after="20"/>
+            </w:pPr>
+            <w:r>
+              <w:rPr>
+                <w:b w:val="0"/>
+                <w:sz w:val="18"/>
+              </w:rPr>
+              <w:t>Market fish</w:t>
+            </w:r>
+          </w:p>
+        </w:tc>
+        <w:tc>
+          <w:tcPr>
+            <w:tcW w:type="dxa" w:w="5896"/>
+            <w:shd w:fill="FFFFFF"/>
+            <w:tcMar>
+              <w:top w:w="80" w:type="dxa"/>
+              <w:left w:w="80" w:type="dxa"/>
+              <w:bottom w:w="80" w:type="dxa"/>
+              <w:right w:w="80" w:type="dxa"/>
+            </w:tcMar>
+          </w:tcPr>
+          <w:p>
+            <w:pPr>
+              <w:spacing w:after="20"/>
+            </w:pPr>
+            <w:r>
+              <w:rPr>
+                <w:b w:val="0"/>
+                <w:sz w:val="18"/>
+              </w:rPr>
+              <w:t>Braised fennel, lemon, herb oil</w:t>
+            </w:r>
+          </w:p>
+        </w:tc>
+        <w:tc>
+          <w:tcPr>
+            <w:tcW w:type="dxa" w:w="1322"/>
+            <w:shd w:fill="FFFFFF"/>
+            <w:tcMar>
+              <w:top w:w="80" w:type="dxa"/>
+              <w:left w:w="80" w:type="dxa"/>
+              <w:bottom w:w="80" w:type="dxa"/>
+              <w:right w:w="80" w:type="dxa"/>
+            </w:tcMar>
+          </w:tcPr>
+          <w:p>
+            <w:pPr>
+              <w:spacing w:after="20"/>
+            </w:pPr>
+            <w:r>
+              <w:rPr>
+                <w:b w:val="0"/>
+                <w:sz w:val="18"/>
+              </w:rPr>
+              <w:t>34</w:t>
+            </w:r>
+          </w:p>
+        </w:tc>
+      </w:tr>
+    </w:tbl>
     <w:p>
-      <w:r>
-        <w:t>[Main course]  [Price]</w:t>
-        <w:br/>
-        <w:t>[Describe ingredients and preparation.]</w:t>
-      </w:r>
+      <w:pPr>
+        <w:spacing w:after="0"/>
+      </w:pPr>
     </w:p>
     <w:p>
       <w:pPr>
@@ -75,13 +713,6 @@
         <w:t>Something sweet</w:t>
       </w:r>
     </w:p>
-    <w:p>
-      <w:r>
-        <w:t>[Dessert name]  [Price]</w:t>
-        <w:br/>
-        <w:t>[Describe ingredients and preparation.]</w:t>
-      </w:r>
-    </w:p>
     <w:tbl>
       <w:tblPr>
         <w:tblW w:type="auto" w:w="0"/>
@@ -89,22 +720,24 @@
         <w:tblLook w:firstColumn="1" w:firstRow="1" w:lastColumn="0" w:lastRow="0" w:noHBand="0" w:noVBand="1" w:val="04A0"/>
       </w:tblPr>
       <w:tblGrid>
-        <w:gridCol w:w="4968"/>
-        <w:gridCol w:w="4968"/>
+        <w:gridCol w:w="2948"/>
+        <w:gridCol w:w="5896"/>
+        <w:gridCol w:w="1322"/>
       </w:tblGrid>
       <w:tr>
         <w:trPr>
+          <w:cantSplit/>
           <w:tblHeader/>
         </w:trPr>
         <w:tc>
           <w:tcPr>
-            <w:tcW w:type="dxa" w:w="4968"/>
+            <w:tcW w:type="dxa" w:w="2948"/>
             <w:shd w:fill="F5F2E5"/>
             <w:tcMar>
-              <w:top w:w="110" w:type="dxa"/>
-              <w:left w:w="110" w:type="dxa"/>
-              <w:bottom w:w="110" w:type="dxa"/>
-              <w:right w:w="110" w:type="dxa"/>
+              <w:top w:w="80" w:type="dxa"/>
+              <w:left w:w="80" w:type="dxa"/>
+              <w:bottom w:w="80" w:type="dxa"/>
+              <w:right w:w="80" w:type="dxa"/>
             </w:tcMar>
           </w:tcPr>
           <w:p>
@@ -114,21 +747,21 @@
             <w:r>
               <w:rPr>
                 <w:b/>
-                <w:sz w:val="19"/>
+                <w:sz w:val="18"/>
               </w:rPr>
-              <w:t>Useful information</w:t>
+              <w:t>Dish</w:t>
             </w:r>
           </w:p>
         </w:tc>
         <w:tc>
           <w:tcPr>
-            <w:tcW w:type="dxa" w:w="4968"/>
+            <w:tcW w:type="dxa" w:w="5896"/>
             <w:shd w:fill="F5F2E5"/>
             <w:tcMar>
-              <w:top w:w="110" w:type="dxa"/>
-              <w:left w:w="110" w:type="dxa"/>
-              <w:bottom w:w="110" w:type="dxa"/>
-              <w:right w:w="110" w:type="dxa"/>
+              <w:top w:w="80" w:type="dxa"/>
+              <w:left w:w="80" w:type="dxa"/>
+              <w:bottom w:w="80" w:type="dxa"/>
+              <w:right w:w="80" w:type="dxa"/>
             </w:tcMar>
           </w:tcPr>
           <w:p>
@@ -138,23 +771,50 @@
             <w:r>
               <w:rPr>
                 <w:b/>
-                <w:sz w:val="19"/>
+                <w:sz w:val="18"/>
               </w:rPr>
-              <w:t>Details</w:t>
+              <w:t>Preparation</w:t>
+            </w:r>
+          </w:p>
+        </w:tc>
+        <w:tc>
+          <w:tcPr>
+            <w:tcW w:type="dxa" w:w="1322"/>
+            <w:shd w:fill="F5F2E5"/>
+            <w:tcMar>
+              <w:top w:w="80" w:type="dxa"/>
+              <w:left w:w="80" w:type="dxa"/>
+              <w:bottom w:w="80" w:type="dxa"/>
+              <w:right w:w="80" w:type="dxa"/>
+            </w:tcMar>
+          </w:tcPr>
+          <w:p>
+            <w:pPr>
+              <w:spacing w:after="20"/>
+            </w:pPr>
+            <w:r>
+              <w:rPr>
+                <w:b/>
+                <w:sz w:val="18"/>
+              </w:rPr>
+              <w:t>Price</w:t>
             </w:r>
           </w:p>
         </w:tc>
       </w:tr>
       <w:tr>
+        <w:trPr>
+          <w:cantSplit/>
+        </w:trPr>
         <w:tc>
           <w:tcPr>
-            <w:tcW w:type="dxa" w:w="4968"/>
+            <w:tcW w:type="dxa" w:w="2948"/>
             <w:shd w:fill="FFFFFF"/>
             <w:tcMar>
-              <w:top w:w="110" w:type="dxa"/>
-              <w:left w:w="110" w:type="dxa"/>
-              <w:bottom w:w="110" w:type="dxa"/>
-              <w:right w:w="110" w:type="dxa"/>
+              <w:top w:w="80" w:type="dxa"/>
+              <w:left w:w="80" w:type="dxa"/>
+              <w:bottom w:w="80" w:type="dxa"/>
+              <w:right w:w="80" w:type="dxa"/>
             </w:tcMar>
           </w:tcPr>
           <w:p>
@@ -164,21 +824,21 @@
             <w:r>
               <w:rPr>
                 <w:b w:val="0"/>
-                <w:sz w:val="19"/>
+                <w:sz w:val="18"/>
               </w:rPr>
-              <w:t>Dietary questions</w:t>
+              <w:t>Pear and almond</w:t>
             </w:r>
           </w:p>
         </w:tc>
         <w:tc>
           <w:tcPr>
-            <w:tcW w:type="dxa" w:w="4968"/>
+            <w:tcW w:type="dxa" w:w="5896"/>
             <w:shd w:fill="FFFFFF"/>
             <w:tcMar>
-              <w:top w:w="110" w:type="dxa"/>
-              <w:left w:w="110" w:type="dxa"/>
-              <w:bottom w:w="110" w:type="dxa"/>
-              <w:right w:w="110" w:type="dxa"/>
+              <w:top w:w="80" w:type="dxa"/>
+              <w:left w:w="80" w:type="dxa"/>
+              <w:bottom w:w="80" w:type="dxa"/>
+              <w:right w:w="80" w:type="dxa"/>
             </w:tcMar>
           </w:tcPr>
           <w:p>
@@ -188,23 +848,21 @@
             <w:r>
               <w:rPr>
                 <w:b w:val="0"/>
-                <w:sz w:val="19"/>
+                <w:sz w:val="18"/>
               </w:rPr>
-              <w:t>[Add the restaurant contact or service guidance]</w:t>
+              <w:t>Warm pear, almond crumb, cream</w:t>
             </w:r>
           </w:p>
         </w:tc>
-      </w:tr>
-      <w:tr>
         <w:tc>
           <w:tcPr>
-            <w:tcW w:type="dxa" w:w="4968"/>
-            <w:shd w:fill="F5F2E5"/>
+            <w:tcW w:type="dxa" w:w="1322"/>
+            <w:shd w:fill="FFFFFF"/>
             <w:tcMar>
-              <w:top w:w="110" w:type="dxa"/>
-              <w:left w:w="110" w:type="dxa"/>
-              <w:bottom w:w="110" w:type="dxa"/>
-              <w:right w:w="110" w:type="dxa"/>
+              <w:top w:w="80" w:type="dxa"/>
+              <w:left w:w="80" w:type="dxa"/>
+              <w:bottom w:w="80" w:type="dxa"/>
+              <w:right w:w="80" w:type="dxa"/>
             </w:tcMar>
           </w:tcPr>
           <w:p>
@@ -214,21 +872,26 @@
             <w:r>
               <w:rPr>
                 <w:b w:val="0"/>
-                <w:sz w:val="19"/>
+                <w:sz w:val="18"/>
               </w:rPr>
-              <w:t>Service and prices</w:t>
+              <w:t>11</w:t>
             </w:r>
           </w:p>
         </w:tc>
+      </w:tr>
+      <w:tr>
+        <w:trPr>
+          <w:cantSplit/>
+        </w:trPr>
         <w:tc>
           <w:tcPr>
-            <w:tcW w:type="dxa" w:w="4968"/>
+            <w:tcW w:type="dxa" w:w="2948"/>
             <w:shd w:fill="F5F2E5"/>
             <w:tcMar>
-              <w:top w:w="110" w:type="dxa"/>
-              <w:left w:w="110" w:type="dxa"/>
-              <w:bottom w:w="110" w:type="dxa"/>
-              <w:right w:w="110" w:type="dxa"/>
+              <w:top w:w="80" w:type="dxa"/>
+              <w:left w:w="80" w:type="dxa"/>
+              <w:bottom w:w="80" w:type="dxa"/>
+              <w:right w:w="80" w:type="dxa"/>
             </w:tcMar>
           </w:tcPr>
           <w:p>
@@ -238,22 +901,114 @@
             <w:r>
               <w:rPr>
                 <w:b w:val="0"/>
-                <w:sz w:val="19"/>
+                <w:sz w:val="18"/>
               </w:rPr>
-              <w:t>[Insert applicable fees and currency]</w:t>
+              <w:t>Dark chocolate</w:t>
+            </w:r>
+          </w:p>
+        </w:tc>
+        <w:tc>
+          <w:tcPr>
+            <w:tcW w:type="dxa" w:w="5896"/>
+            <w:shd w:fill="F5F2E5"/>
+            <w:tcMar>
+              <w:top w:w="80" w:type="dxa"/>
+              <w:left w:w="80" w:type="dxa"/>
+              <w:bottom w:w="80" w:type="dxa"/>
+              <w:right w:w="80" w:type="dxa"/>
+            </w:tcMar>
+          </w:tcPr>
+          <w:p>
+            <w:pPr>
+              <w:spacing w:after="20"/>
+            </w:pPr>
+            <w:r>
+              <w:rPr>
+                <w:b w:val="0"/>
+                <w:sz w:val="18"/>
+              </w:rPr>
+              <w:t>Chocolate crémeux, olive oil, sea salt</w:t>
+            </w:r>
+          </w:p>
+        </w:tc>
+        <w:tc>
+          <w:tcPr>
+            <w:tcW w:type="dxa" w:w="1322"/>
+            <w:shd w:fill="F5F2E5"/>
+            <w:tcMar>
+              <w:top w:w="80" w:type="dxa"/>
+              <w:left w:w="80" w:type="dxa"/>
+              <w:bottom w:w="80" w:type="dxa"/>
+              <w:right w:w="80" w:type="dxa"/>
+            </w:tcMar>
+          </w:tcPr>
+          <w:p>
+            <w:pPr>
+              <w:spacing w:after="20"/>
+            </w:pPr>
+            <w:r>
+              <w:rPr>
+                <w:b w:val="0"/>
+                <w:sz w:val="18"/>
+              </w:rPr>
+              <w:t>12</w:t>
             </w:r>
           </w:p>
         </w:tc>
       </w:tr>
     </w:tbl>
+    <w:p>
+      <w:pPr>
+        <w:spacing w:after="0"/>
+      </w:pPr>
+    </w:p>
+    <w:p>
+      <w:pPr>
+        <w:pStyle w:val="Heading1"/>
+      </w:pPr>
+      <w:r>
+        <w:t>At your table</w:t>
+      </w:r>
+    </w:p>
+    <w:p>
+      <w:pPr/>
+      <w:r>
+        <w:t>Please speak with the team about allergies before ordering. Ingredients and preparation may change. Add the restaurant’s verified allergen, service-charge and tax information before using this menu.</w:t>
+      </w:r>
+    </w:p>
+    <w:p>
+      <w:pPr/>
+      <w:r>
+        <w:t>Reservations: hello@example.com    •    Wednesday–Sunday, 17:30–22:00</w:t>
+        <w:br/>
+        <w:t>Sample restaurant details for template demonstration.</w:t>
+      </w:r>
+    </w:p>
     <w:sectPr>
+      <w:footerReference w:type="default" r:id="rId9"/>
       <w:pgSz w:w="12240" w:h="15840"/>
-      <w:pgMar w:top="1008" w:right="1152" w:bottom="1008" w:left="1152" w:header="720" w:footer="720" w:gutter="0"/>
+      <w:pgMar w:top="864" w:right="1037" w:bottom="864" w:left="1037" w:header="720" w:footer="720" w:gutter="0"/>
       <w:cols w:space="720"/>
       <w:docGrid w:linePitch="360"/>
     </w:sectPr>
   </w:body>
 </w:document>
+</file>
+
+<file path=word/footer1.xml><?xml version="1.0" encoding="utf-8"?>
+<w:ftr xmlns:m="http://schemas.openxmlformats.org/officeDocument/2006/math" xmlns:mc="http://schemas.openxmlformats.org/markup-compatibility/2006" xmlns:mo="http://schemas.microsoft.com/office/mac/office/2008/main" xmlns:mv="urn:schemas-microsoft-com:mac:vml" xmlns:o="urn:schemas-microsoft-com:office:office" xmlns:r="http://schemas.openxmlformats.org/officeDocument/2006/relationships" xmlns:v="urn:schemas-microsoft-com:vml" xmlns:w10="urn:schemas-microsoft-com:office:word" xmlns:w14="http://schemas.microsoft.com/office/word/2010/wordml" xmlns:w="http://schemas.openxmlformats.org/wordprocessingml/2006/main" xmlns:wne="http://schemas.microsoft.com/office/word/2006/wordml" xmlns:wp14="http://schemas.microsoft.com/office/word/2010/wordprocessingDrawing" xmlns:wp="http://schemas.openxmlformats.org/drawingml/2006/wordprocessingDrawing" xmlns:wpc="http://schemas.microsoft.com/office/word/2010/wordprocessingCanvas" xmlns:wpg="http://schemas.microsoft.com/office/word/2010/wordprocessingGroup" xmlns:wpi="http://schemas.microsoft.com/office/word/2010/wordprocessingInk" xmlns:wps="http://schemas.microsoft.com/office/word/2010/wordprocessingShape" mc:Ignorable="w14 wp14">
+  <w:p>
+    <w:pPr>
+      <w:pStyle w:val="Footer"/>
+    </w:pPr>
+    <w:r>
+      <w:rPr>
+        <w:sz w:val="16"/>
+      </w:rPr>
+      <w:t>Dazzler sample template • restaurant • Replace fictional details before use</w:t>
+    </w:r>
+  </w:p>
+</w:ftr>
 </file>
 
 <file path=word/numbering.xml><?xml version="1.0" encoding="utf-8"?>
@@ -620,12 +1375,12 @@
     <w:qFormat/>
     <w:rsid w:val="00FC693F"/>
     <w:pPr>
-      <w:spacing w:after="140" w:line="276" w:lineRule="auto"/>
+      <w:spacing w:line="259" w:lineRule="auto" w:after="120"/>
     </w:pPr>
     <w:rPr>
-      <w:rFonts w:ascii="Georgia" w:hAnsi="Georgia" w:eastAsia="Georgia" w:cs="Georgia"/>
+      <w:rFonts w:ascii="Georgia" w:hAnsi="Georgia"/>
       <w:color w:val="000000"/>
-      <w:sz w:val="21"/>
+      <w:sz w:val="20"/>
     </w:rPr>
   </w:style>
   <w:style w:type="paragraph" w:styleId="Header">
@@ -683,15 +1438,15 @@
     <w:pPr>
       <w:keepNext/>
       <w:keepLines/>
-      <w:spacing w:before="320" w:after="140"/>
+      <w:spacing w:before="240" w:after="120" w:line="259" w:lineRule="auto"/>
       <w:outlineLvl w:val="0"/>
     </w:pPr>
     <w:rPr>
-      <w:rFonts w:cstheme="majorBidi" w:ascii="Georgia" w:hAnsi="Georgia" w:eastAsia="Georgia" w:cs="Georgia"/>
+      <w:rFonts w:cstheme="majorBidi" w:ascii="Georgia" w:hAnsi="Georgia"/>
       <w:b/>
       <w:bCs/>
       <w:color w:val="000000"/>
-      <w:sz w:val="28"/>
+      <w:sz w:val="26"/>
       <w:szCs w:val="28"/>
     </w:rPr>
   </w:style>
@@ -707,15 +1462,15 @@
     <w:pPr>
       <w:keepNext/>
       <w:keepLines/>
-      <w:spacing w:before="200" w:after="140"/>
+      <w:spacing w:before="200" w:after="120" w:line="259" w:lineRule="auto"/>
       <w:outlineLvl w:val="1"/>
     </w:pPr>
     <w:rPr>
-      <w:rFonts w:cstheme="majorBidi" w:ascii="Georgia" w:hAnsi="Georgia" w:eastAsia="Georgia" w:cs="Georgia"/>
+      <w:rFonts w:cstheme="majorBidi" w:ascii="Georgia" w:hAnsi="Georgia"/>
       <w:b/>
       <w:bCs/>
       <w:color w:val="000000"/>
-      <w:sz w:val="26"/>
+      <w:sz w:val="22"/>
       <w:szCs w:val="26"/>
     </w:rPr>
   </w:style>
@@ -969,15 +1724,15 @@
     <w:qFormat/>
     <w:rsid w:val="00FC693F"/>
     <w:pPr>
-      <w:spacing w:after="200" w:line="240" w:lineRule="auto"/>
+      <w:spacing w:after="120" w:line="259" w:lineRule="auto"/>
       <w:contextualSpacing/>
     </w:pPr>
     <w:rPr>
-      <w:rFonts w:cstheme="majorBidi" w:ascii="Georgia" w:hAnsi="Georgia" w:eastAsia="Georgia" w:cs="Georgia"/>
+      <w:rFonts w:cstheme="majorBidi" w:ascii="Georgia" w:hAnsi="Georgia"/>
       <w:color w:val="000000"/>
       <w:spacing w:val="5"/>
       <w:kern w:val="28"/>
-      <w:sz w:val="58"/>
+      <w:sz w:val="56"/>
       <w:szCs w:val="52"/>
     </w:rPr>
   </w:style>
@@ -1008,10 +1763,10 @@
       <w:numPr>
         <w:ilvl w:val="1"/>
       </w:numPr>
-      <w:spacing w:after="140"/>
+      <w:spacing w:line="259" w:lineRule="auto" w:after="120"/>
     </w:pPr>
     <w:rPr>
-      <w:rFonts w:cstheme="majorBidi" w:ascii="Georgia" w:hAnsi="Georgia" w:eastAsia="Georgia" w:cs="Georgia"/>
+      <w:rFonts w:cstheme="majorBidi" w:ascii="Georgia" w:hAnsi="Georgia"/>
       <w:i/>
       <w:iCs/>
       <w:color w:val="000000"/>
@@ -1152,8 +1907,14 @@
       <w:numPr>
         <w:numId w:val="1"/>
       </w:numPr>
+      <w:spacing w:line="259" w:lineRule="auto" w:after="120"/>
       <w:contextualSpacing/>
     </w:pPr>
+    <w:rPr>
+      <w:rFonts w:ascii="Georgia" w:hAnsi="Georgia"/>
+      <w:color w:val="000000"/>
+      <w:sz w:val="20"/>
+    </w:rPr>
   </w:style>
   <w:style w:type="paragraph" w:styleId="ListBullet2">
     <w:name w:val="List Bullet 2"/>

--- a/skills/dazzler-frontend/assets/templates/docx/restaurant.docx
+++ b/skills/dazzler-frontend/assets/templates/docx/restaurant.docx
@@ -6,10 +6,10 @@
       <w:r>
         <w:rPr>
           <w:b/>
-          <w:color w:val="4B5633"/>
-          <w:sz w:val="18"/>
+          <w:color w:val="802338"/>
+          <w:sz w:val="16"/>
         </w:rPr>
-        <w:t>JUNIPER • SEASONAL KITCHEN</w:t>
+        <w:t>JUNIPER • SEASONAL KITCHEN   /   01</w:t>
       </w:r>
     </w:p>
     <w:p>
@@ -26,12 +26,18 @@
         <w:pStyle w:val="Subtitle"/>
       </w:pPr>
       <w:r>
+        <w:rPr>
+          <w:i/>
+        </w:rPr>
         <w:t>Early summer • Dinner from 17:30</w:t>
       </w:r>
     </w:p>
     <w:p>
       <w:pPr/>
       <w:r>
+        <w:rPr>
+          <w:b w:val="0"/>
+        </w:rPr>
         <w:t>An unhurried dinner built around vegetables, grains and the season.</w:t>
         <w:br/>
         <w:t>Illustrative menu • Prices in USD</w:t>
@@ -42,7 +48,188 @@
         <w:pStyle w:val="Heading1"/>
       </w:pPr>
       <w:r>
+        <w:rPr>
+          <w:b w:val="0"/>
+        </w:rPr>
         <w:t>To begin</w:t>
+      </w:r>
+    </w:p>
+    <w:p>
+      <w:pPr>
+        <w:spacing w:before="240"/>
+      </w:pPr>
+      <w:r>
+        <w:rPr>
+          <w:rFonts w:ascii="Georgia" w:hAnsi="Georgia"/>
+          <w:color w:val="802338"/>
+          <w:sz w:val="34"/>
+        </w:rPr>
+        <w:t>Garden leaves   /   14</w:t>
+      </w:r>
+    </w:p>
+    <w:p>
+      <w:r>
+        <w:rPr>
+          <w:i/>
+          <w:sz w:val="22"/>
+        </w:rPr>
+        <w:t>Radish, soft herbs, mustard dressing</w:t>
+      </w:r>
+    </w:p>
+    <w:p>
+      <w:pPr>
+        <w:spacing w:before="240"/>
+      </w:pPr>
+      <w:r>
+        <w:rPr>
+          <w:rFonts w:ascii="Georgia" w:hAnsi="Georgia"/>
+          <w:color w:val="802338"/>
+          <w:sz w:val="34"/>
+        </w:rPr>
+        <w:t>Roasted beetroot   /   16</w:t>
+      </w:r>
+    </w:p>
+    <w:p>
+      <w:r>
+        <w:rPr>
+          <w:i/>
+          <w:sz w:val="22"/>
+        </w:rPr>
+        <w:t>Whipped ricotta, orange, toasted hazelnuts</w:t>
+      </w:r>
+    </w:p>
+    <w:p>
+      <w:pPr>
+        <w:spacing w:before="240"/>
+      </w:pPr>
+      <w:r>
+        <w:rPr>
+          <w:rFonts w:ascii="Georgia" w:hAnsi="Georgia"/>
+          <w:color w:val="802338"/>
+          <w:sz w:val="34"/>
+        </w:rPr>
+        <w:t>Warm sourdough   /   8</w:t>
+      </w:r>
+    </w:p>
+    <w:p>
+      <w:r>
+        <w:rPr>
+          <w:i/>
+          <w:sz w:val="22"/>
+        </w:rPr>
+        <w:t>Cultured butter and sea salt</w:t>
+      </w:r>
+    </w:p>
+    <w:p>
+      <w:pPr>
+        <w:pStyle w:val="Heading1"/>
+      </w:pPr>
+      <w:r>
+        <w:rPr>
+          <w:b w:val="0"/>
+        </w:rPr>
+        <w:t>From the kitchen</w:t>
+      </w:r>
+    </w:p>
+    <w:p>
+      <w:pPr>
+        <w:spacing w:before="240"/>
+      </w:pPr>
+      <w:r>
+        <w:rPr>
+          <w:rFonts w:ascii="Georgia" w:hAnsi="Georgia"/>
+          <w:color w:val="802338"/>
+          <w:sz w:val="34"/>
+        </w:rPr>
+        <w:t>Summer squash   /   26</w:t>
+      </w:r>
+    </w:p>
+    <w:p>
+      <w:r>
+        <w:rPr>
+          <w:i/>
+          <w:sz w:val="22"/>
+        </w:rPr>
+        <w:t>White beans, sage, pumpkin seeds</w:t>
+      </w:r>
+    </w:p>
+    <w:p>
+      <w:pPr>
+        <w:spacing w:before="240"/>
+      </w:pPr>
+      <w:r>
+        <w:rPr>
+          <w:rFonts w:ascii="Georgia" w:hAnsi="Georgia"/>
+          <w:color w:val="802338"/>
+          <w:sz w:val="34"/>
+        </w:rPr>
+        <w:t>Roast chicken   /   32</w:t>
+      </w:r>
+    </w:p>
+    <w:p>
+      <w:r>
+        <w:rPr>
+          <w:i/>
+          <w:sz w:val="22"/>
+        </w:rPr>
+        <w:t>New potatoes, greens, pan jus</w:t>
+      </w:r>
+    </w:p>
+    <w:p>
+      <w:pPr>
+        <w:spacing w:before="240"/>
+      </w:pPr>
+      <w:r>
+        <w:rPr>
+          <w:rFonts w:ascii="Georgia" w:hAnsi="Georgia"/>
+          <w:color w:val="802338"/>
+          <w:sz w:val="34"/>
+        </w:rPr>
+        <w:t>Market fish   /   34</w:t>
+      </w:r>
+    </w:p>
+    <w:p>
+      <w:r>
+        <w:rPr>
+          <w:i/>
+          <w:sz w:val="22"/>
+        </w:rPr>
+        <w:t>Braised fennel, lemon, herb oil</w:t>
+      </w:r>
+    </w:p>
+    <w:p>
+      <w:r>
+        <w:br w:type="page"/>
+      </w:r>
+    </w:p>
+    <w:p>
+      <w:r>
+        <w:rPr>
+          <w:b/>
+          <w:color w:val="802338"/>
+          <w:sz w:val="16"/>
+        </w:rPr>
+        <w:t>JUNIPER • SEASONAL KITCHEN   /   02</w:t>
+      </w:r>
+    </w:p>
+    <w:p>
+      <w:pPr>
+        <w:pStyle w:val="Title"/>
+        <w:jc w:val="center"/>
+      </w:pPr>
+      <w:r>
+        <w:t>Stay for something sweet</w:t>
+      </w:r>
+    </w:p>
+    <w:p>
+      <w:pPr>
+        <w:pStyle w:val="Heading1"/>
+      </w:pPr>
+      <w:r>
+        <w:rPr>
+          <w:b w:val="0"/>
+        </w:rPr>
+        <w:t>The final course</w:t>
       </w:r>
     </w:p>
     <w:tbl>
@@ -52,9 +239,9 @@
         <w:tblLook w:firstColumn="1" w:firstRow="1" w:lastColumn="0" w:lastRow="0" w:noHBand="0" w:noVBand="1" w:val="04A0"/>
       </w:tblPr>
       <w:tblGrid>
-        <w:gridCol w:w="2948"/>
-        <w:gridCol w:w="5896"/>
-        <w:gridCol w:w="1322"/>
+        <w:gridCol w:w="2927"/>
+        <w:gridCol w:w="6168"/>
+        <w:gridCol w:w="1359"/>
       </w:tblGrid>
       <w:tr>
         <w:trPr>
@@ -63,23 +250,25 @@
         </w:trPr>
         <w:tc>
           <w:tcPr>
-            <w:tcW w:type="dxa" w:w="2948"/>
-            <w:shd w:fill="F5F2E5"/>
+            <w:tcW w:type="dxa" w:w="2927"/>
+            <w:shd w:fill="802338"/>
             <w:tcMar>
-              <w:top w:w="80" w:type="dxa"/>
-              <w:left w:w="80" w:type="dxa"/>
-              <w:bottom w:w="80" w:type="dxa"/>
-              <w:right w:w="80" w:type="dxa"/>
+              <w:top w:w="85" w:type="dxa"/>
+              <w:left w:w="85" w:type="dxa"/>
+              <w:bottom w:w="85" w:type="dxa"/>
+              <w:right w:w="85" w:type="dxa"/>
             </w:tcMar>
           </w:tcPr>
           <w:p>
             <w:pPr>
-              <w:spacing w:after="20"/>
+              <w:spacing w:after="0"/>
             </w:pPr>
             <w:r>
               <w:rPr>
+                <w:rFonts w:ascii="Arial" w:hAnsi="Arial"/>
                 <w:b/>
-                <w:sz w:val="18"/>
+                <w:color w:val="FFFFFF"/>
+                <w:sz w:val="20"/>
               </w:rPr>
               <w:t>Dish</w:t>
             </w:r>
@@ -87,23 +276,25 @@
         </w:tc>
         <w:tc>
           <w:tcPr>
-            <w:tcW w:type="dxa" w:w="5896"/>
-            <w:shd w:fill="F5F2E5"/>
+            <w:tcW w:type="dxa" w:w="6168"/>
+            <w:shd w:fill="802338"/>
             <w:tcMar>
-              <w:top w:w="80" w:type="dxa"/>
-              <w:left w:w="80" w:type="dxa"/>
-              <w:bottom w:w="80" w:type="dxa"/>
-              <w:right w:w="80" w:type="dxa"/>
+              <w:top w:w="85" w:type="dxa"/>
+              <w:left w:w="85" w:type="dxa"/>
+              <w:bottom w:w="85" w:type="dxa"/>
+              <w:right w:w="85" w:type="dxa"/>
             </w:tcMar>
           </w:tcPr>
           <w:p>
             <w:pPr>
-              <w:spacing w:after="20"/>
+              <w:spacing w:after="0"/>
             </w:pPr>
             <w:r>
               <w:rPr>
+                <w:rFonts w:ascii="Arial" w:hAnsi="Arial"/>
                 <w:b/>
-                <w:sz w:val="18"/>
+                <w:color w:val="FFFFFF"/>
+                <w:sz w:val="20"/>
               </w:rPr>
               <w:t>Preparation</w:t>
             </w:r>
@@ -111,23 +302,25 @@
         </w:tc>
         <w:tc>
           <w:tcPr>
-            <w:tcW w:type="dxa" w:w="1322"/>
-            <w:shd w:fill="F5F2E5"/>
+            <w:tcW w:type="dxa" w:w="1359"/>
+            <w:shd w:fill="802338"/>
             <w:tcMar>
-              <w:top w:w="80" w:type="dxa"/>
-              <w:left w:w="80" w:type="dxa"/>
-              <w:bottom w:w="80" w:type="dxa"/>
-              <w:right w:w="80" w:type="dxa"/>
+              <w:top w:w="85" w:type="dxa"/>
+              <w:left w:w="85" w:type="dxa"/>
+              <w:bottom w:w="85" w:type="dxa"/>
+              <w:right w:w="85" w:type="dxa"/>
             </w:tcMar>
           </w:tcPr>
           <w:p>
             <w:pPr>
-              <w:spacing w:after="20"/>
+              <w:spacing w:after="0"/>
             </w:pPr>
             <w:r>
               <w:rPr>
+                <w:rFonts w:ascii="Arial" w:hAnsi="Arial"/>
                 <w:b/>
-                <w:sz w:val="18"/>
+                <w:color w:val="FFFFFF"/>
+                <w:sz w:val="20"/>
               </w:rPr>
               <w:t>Price</w:t>
             </w:r>
@@ -140,73 +333,79 @@
         </w:trPr>
         <w:tc>
           <w:tcPr>
-            <w:tcW w:type="dxa" w:w="2948"/>
-            <w:shd w:fill="FFFFFF"/>
+            <w:tcW w:type="dxa" w:w="2927"/>
+            <w:shd w:fill="F0F2F6"/>
             <w:tcMar>
-              <w:top w:w="80" w:type="dxa"/>
-              <w:left w:w="80" w:type="dxa"/>
-              <w:bottom w:w="80" w:type="dxa"/>
-              <w:right w:w="80" w:type="dxa"/>
+              <w:top w:w="85" w:type="dxa"/>
+              <w:left w:w="85" w:type="dxa"/>
+              <w:bottom w:w="85" w:type="dxa"/>
+              <w:right w:w="85" w:type="dxa"/>
             </w:tcMar>
           </w:tcPr>
           <w:p>
             <w:pPr>
-              <w:spacing w:after="20"/>
+              <w:spacing w:after="0"/>
             </w:pPr>
             <w:r>
               <w:rPr>
+                <w:rFonts w:ascii="Arial" w:hAnsi="Arial"/>
                 <w:b w:val="0"/>
-                <w:sz w:val="18"/>
+                <w:color w:val="172033"/>
+                <w:sz w:val="20"/>
               </w:rPr>
-              <w:t>Garden leaves</w:t>
+              <w:t>Pear and almond</w:t>
             </w:r>
           </w:p>
         </w:tc>
         <w:tc>
           <w:tcPr>
-            <w:tcW w:type="dxa" w:w="5896"/>
-            <w:shd w:fill="FFFFFF"/>
+            <w:tcW w:type="dxa" w:w="6168"/>
+            <w:shd w:fill="F0F2F6"/>
             <w:tcMar>
-              <w:top w:w="80" w:type="dxa"/>
-              <w:left w:w="80" w:type="dxa"/>
-              <w:bottom w:w="80" w:type="dxa"/>
-              <w:right w:w="80" w:type="dxa"/>
+              <w:top w:w="85" w:type="dxa"/>
+              <w:left w:w="85" w:type="dxa"/>
+              <w:bottom w:w="85" w:type="dxa"/>
+              <w:right w:w="85" w:type="dxa"/>
             </w:tcMar>
           </w:tcPr>
           <w:p>
             <w:pPr>
-              <w:spacing w:after="20"/>
+              <w:spacing w:after="0"/>
             </w:pPr>
             <w:r>
               <w:rPr>
+                <w:rFonts w:ascii="Arial" w:hAnsi="Arial"/>
                 <w:b w:val="0"/>
-                <w:sz w:val="18"/>
+                <w:color w:val="172033"/>
+                <w:sz w:val="20"/>
               </w:rPr>
-              <w:t>Radish, soft herbs, mustard dressing</w:t>
+              <w:t>Warm pear, almond crumb, cream</w:t>
             </w:r>
           </w:p>
         </w:tc>
         <w:tc>
           <w:tcPr>
-            <w:tcW w:type="dxa" w:w="1322"/>
-            <w:shd w:fill="FFFFFF"/>
+            <w:tcW w:type="dxa" w:w="1359"/>
+            <w:shd w:fill="F0F2F6"/>
             <w:tcMar>
-              <w:top w:w="80" w:type="dxa"/>
-              <w:left w:w="80" w:type="dxa"/>
-              <w:bottom w:w="80" w:type="dxa"/>
-              <w:right w:w="80" w:type="dxa"/>
+              <w:top w:w="85" w:type="dxa"/>
+              <w:left w:w="85" w:type="dxa"/>
+              <w:bottom w:w="85" w:type="dxa"/>
+              <w:right w:w="85" w:type="dxa"/>
             </w:tcMar>
           </w:tcPr>
           <w:p>
             <w:pPr>
-              <w:spacing w:after="20"/>
+              <w:spacing w:after="0"/>
             </w:pPr>
             <w:r>
               <w:rPr>
+                <w:rFonts w:ascii="Arial" w:hAnsi="Arial"/>
                 <w:b w:val="0"/>
-                <w:sz w:val="18"/>
+                <w:color w:val="172033"/>
+                <w:sz w:val="20"/>
               </w:rPr>
-              <w:t>14</w:t>
+              <w:t>11</w:t>
             </w:r>
           </w:p>
         </w:tc>
@@ -217,73 +416,79 @@
         </w:trPr>
         <w:tc>
           <w:tcPr>
-            <w:tcW w:type="dxa" w:w="2948"/>
-            <w:shd w:fill="F5F2E5"/>
+            <w:tcW w:type="dxa" w:w="2927"/>
+            <w:shd w:fill="FFFFFF"/>
             <w:tcMar>
-              <w:top w:w="80" w:type="dxa"/>
-              <w:left w:w="80" w:type="dxa"/>
-              <w:bottom w:w="80" w:type="dxa"/>
-              <w:right w:w="80" w:type="dxa"/>
+              <w:top w:w="85" w:type="dxa"/>
+              <w:left w:w="85" w:type="dxa"/>
+              <w:bottom w:w="85" w:type="dxa"/>
+              <w:right w:w="85" w:type="dxa"/>
             </w:tcMar>
           </w:tcPr>
           <w:p>
             <w:pPr>
-              <w:spacing w:after="20"/>
+              <w:spacing w:after="0"/>
             </w:pPr>
             <w:r>
               <w:rPr>
+                <w:rFonts w:ascii="Arial" w:hAnsi="Arial"/>
                 <w:b w:val="0"/>
-                <w:sz w:val="18"/>
+                <w:color w:val="172033"/>
+                <w:sz w:val="20"/>
               </w:rPr>
-              <w:t>Roasted beetroot</w:t>
+              <w:t>Dark chocolate</w:t>
             </w:r>
           </w:p>
         </w:tc>
         <w:tc>
           <w:tcPr>
-            <w:tcW w:type="dxa" w:w="5896"/>
-            <w:shd w:fill="F5F2E5"/>
+            <w:tcW w:type="dxa" w:w="6168"/>
+            <w:shd w:fill="FFFFFF"/>
             <w:tcMar>
-              <w:top w:w="80" w:type="dxa"/>
-              <w:left w:w="80" w:type="dxa"/>
-              <w:bottom w:w="80" w:type="dxa"/>
-              <w:right w:w="80" w:type="dxa"/>
+              <w:top w:w="85" w:type="dxa"/>
+              <w:left w:w="85" w:type="dxa"/>
+              <w:bottom w:w="85" w:type="dxa"/>
+              <w:right w:w="85" w:type="dxa"/>
             </w:tcMar>
           </w:tcPr>
           <w:p>
             <w:pPr>
-              <w:spacing w:after="20"/>
+              <w:spacing w:after="0"/>
             </w:pPr>
             <w:r>
               <w:rPr>
+                <w:rFonts w:ascii="Arial" w:hAnsi="Arial"/>
                 <w:b w:val="0"/>
-                <w:sz w:val="18"/>
+                <w:color w:val="172033"/>
+                <w:sz w:val="20"/>
               </w:rPr>
-              <w:t>Whipped ricotta, orange, toasted hazelnuts</w:t>
+              <w:t>Chocolate crémeux, olive oil, sea salt</w:t>
             </w:r>
           </w:p>
         </w:tc>
         <w:tc>
           <w:tcPr>
-            <w:tcW w:type="dxa" w:w="1322"/>
-            <w:shd w:fill="F5F2E5"/>
+            <w:tcW w:type="dxa" w:w="1359"/>
+            <w:shd w:fill="FFFFFF"/>
             <w:tcMar>
-              <w:top w:w="80" w:type="dxa"/>
-              <w:left w:w="80" w:type="dxa"/>
-              <w:bottom w:w="80" w:type="dxa"/>
-              <w:right w:w="80" w:type="dxa"/>
+              <w:top w:w="85" w:type="dxa"/>
+              <w:left w:w="85" w:type="dxa"/>
+              <w:bottom w:w="85" w:type="dxa"/>
+              <w:right w:w="85" w:type="dxa"/>
             </w:tcMar>
           </w:tcPr>
           <w:p>
             <w:pPr>
-              <w:spacing w:after="20"/>
+              <w:spacing w:after="0"/>
             </w:pPr>
             <w:r>
               <w:rPr>
+                <w:rFonts w:ascii="Arial" w:hAnsi="Arial"/>
                 <w:b w:val="0"/>
-                <w:sz w:val="18"/>
+                <w:color w:val="172033"/>
+                <w:sz w:val="20"/>
               </w:rPr>
-              <w:t>16</w:t>
+              <w:t>12</w:t>
             </w:r>
           </w:p>
         </w:tc>
@@ -294,73 +499,79 @@
         </w:trPr>
         <w:tc>
           <w:tcPr>
-            <w:tcW w:type="dxa" w:w="2948"/>
-            <w:shd w:fill="FFFFFF"/>
+            <w:tcW w:type="dxa" w:w="2927"/>
+            <w:shd w:fill="F0F2F6"/>
             <w:tcMar>
-              <w:top w:w="80" w:type="dxa"/>
-              <w:left w:w="80" w:type="dxa"/>
-              <w:bottom w:w="80" w:type="dxa"/>
-              <w:right w:w="80" w:type="dxa"/>
+              <w:top w:w="85" w:type="dxa"/>
+              <w:left w:w="85" w:type="dxa"/>
+              <w:bottom w:w="85" w:type="dxa"/>
+              <w:right w:w="85" w:type="dxa"/>
             </w:tcMar>
           </w:tcPr>
           <w:p>
             <w:pPr>
-              <w:spacing w:after="20"/>
+              <w:spacing w:after="0"/>
             </w:pPr>
             <w:r>
               <w:rPr>
+                <w:rFonts w:ascii="Arial" w:hAnsi="Arial"/>
                 <w:b w:val="0"/>
-                <w:sz w:val="18"/>
+                <w:color w:val="172033"/>
+                <w:sz w:val="20"/>
               </w:rPr>
-              <w:t>Warm sourdough</w:t>
+              <w:t>Seasonal sorbet</w:t>
             </w:r>
           </w:p>
         </w:tc>
         <w:tc>
           <w:tcPr>
-            <w:tcW w:type="dxa" w:w="5896"/>
-            <w:shd w:fill="FFFFFF"/>
+            <w:tcW w:type="dxa" w:w="6168"/>
+            <w:shd w:fill="F0F2F6"/>
             <w:tcMar>
-              <w:top w:w="80" w:type="dxa"/>
-              <w:left w:w="80" w:type="dxa"/>
-              <w:bottom w:w="80" w:type="dxa"/>
-              <w:right w:w="80" w:type="dxa"/>
+              <w:top w:w="85" w:type="dxa"/>
+              <w:left w:w="85" w:type="dxa"/>
+              <w:bottom w:w="85" w:type="dxa"/>
+              <w:right w:w="85" w:type="dxa"/>
             </w:tcMar>
           </w:tcPr>
           <w:p>
             <w:pPr>
-              <w:spacing w:after="20"/>
+              <w:spacing w:after="0"/>
             </w:pPr>
             <w:r>
               <w:rPr>
+                <w:rFonts w:ascii="Arial" w:hAnsi="Arial"/>
                 <w:b w:val="0"/>
-                <w:sz w:val="18"/>
+                <w:color w:val="172033"/>
+                <w:sz w:val="20"/>
               </w:rPr>
-              <w:t>Cultured butter and sea salt</w:t>
+              <w:t>Three scoops, citrus zest</w:t>
             </w:r>
           </w:p>
         </w:tc>
         <w:tc>
           <w:tcPr>
-            <w:tcW w:type="dxa" w:w="1322"/>
-            <w:shd w:fill="FFFFFF"/>
+            <w:tcW w:type="dxa" w:w="1359"/>
+            <w:shd w:fill="F0F2F6"/>
             <w:tcMar>
-              <w:top w:w="80" w:type="dxa"/>
-              <w:left w:w="80" w:type="dxa"/>
-              <w:bottom w:w="80" w:type="dxa"/>
-              <w:right w:w="80" w:type="dxa"/>
+              <w:top w:w="85" w:type="dxa"/>
+              <w:left w:w="85" w:type="dxa"/>
+              <w:bottom w:w="85" w:type="dxa"/>
+              <w:right w:w="85" w:type="dxa"/>
             </w:tcMar>
           </w:tcPr>
           <w:p>
             <w:pPr>
-              <w:spacing w:after="20"/>
+              <w:spacing w:after="0"/>
             </w:pPr>
             <w:r>
               <w:rPr>
+                <w:rFonts w:ascii="Arial" w:hAnsi="Arial"/>
                 <w:b w:val="0"/>
-                <w:sz w:val="18"/>
+                <w:color w:val="172033"/>
+                <w:sz w:val="20"/>
               </w:rPr>
-              <w:t>8</w:t>
+              <w:t>9</w:t>
             </w:r>
           </w:p>
         </w:tc>
@@ -368,15 +579,23 @@
     </w:tbl>
     <w:p>
       <w:pPr>
-        <w:spacing w:after="0"/>
+        <w:spacing w:after="0" w:before="0" w:line="60" w:lineRule="exact"/>
       </w:pPr>
+      <w:r>
+        <w:rPr>
+          <w:sz w:val="6"/>
+        </w:rPr>
+      </w:r>
     </w:p>
     <w:p>
       <w:pPr>
         <w:pStyle w:val="Heading1"/>
       </w:pPr>
       <w:r>
-        <w:t>From the kitchen</w:t>
+        <w:rPr>
+          <w:b w:val="0"/>
+        </w:rPr>
+        <w:t>A glass alongside</w:t>
       </w:r>
     </w:p>
     <w:tbl>
@@ -386,9 +605,9 @@
         <w:tblLook w:firstColumn="1" w:firstRow="1" w:lastColumn="0" w:lastRow="0" w:noHBand="0" w:noVBand="1" w:val="04A0"/>
       </w:tblPr>
       <w:tblGrid>
-        <w:gridCol w:w="2948"/>
-        <w:gridCol w:w="5896"/>
-        <w:gridCol w:w="1322"/>
+        <w:gridCol w:w="2927"/>
+        <w:gridCol w:w="6168"/>
+        <w:gridCol w:w="1359"/>
       </w:tblGrid>
       <w:tr>
         <w:trPr>
@@ -397,71 +616,77 @@
         </w:trPr>
         <w:tc>
           <w:tcPr>
-            <w:tcW w:type="dxa" w:w="2948"/>
-            <w:shd w:fill="F5F2E5"/>
+            <w:tcW w:type="dxa" w:w="2927"/>
+            <w:shd w:fill="802338"/>
             <w:tcMar>
-              <w:top w:w="80" w:type="dxa"/>
-              <w:left w:w="80" w:type="dxa"/>
-              <w:bottom w:w="80" w:type="dxa"/>
-              <w:right w:w="80" w:type="dxa"/>
+              <w:top w:w="85" w:type="dxa"/>
+              <w:left w:w="85" w:type="dxa"/>
+              <w:bottom w:w="85" w:type="dxa"/>
+              <w:right w:w="85" w:type="dxa"/>
             </w:tcMar>
           </w:tcPr>
           <w:p>
             <w:pPr>
-              <w:spacing w:after="20"/>
+              <w:spacing w:after="0"/>
             </w:pPr>
             <w:r>
               <w:rPr>
+                <w:rFonts w:ascii="Arial" w:hAnsi="Arial"/>
                 <w:b/>
-                <w:sz w:val="18"/>
+                <w:color w:val="FFFFFF"/>
+                <w:sz w:val="20"/>
               </w:rPr>
-              <w:t>Dish</w:t>
+              <w:t>Drink</w:t>
             </w:r>
           </w:p>
         </w:tc>
         <w:tc>
           <w:tcPr>
-            <w:tcW w:type="dxa" w:w="5896"/>
-            <w:shd w:fill="F5F2E5"/>
+            <w:tcW w:type="dxa" w:w="6168"/>
+            <w:shd w:fill="802338"/>
             <w:tcMar>
-              <w:top w:w="80" w:type="dxa"/>
-              <w:left w:w="80" w:type="dxa"/>
-              <w:bottom w:w="80" w:type="dxa"/>
-              <w:right w:w="80" w:type="dxa"/>
+              <w:top w:w="85" w:type="dxa"/>
+              <w:left w:w="85" w:type="dxa"/>
+              <w:bottom w:w="85" w:type="dxa"/>
+              <w:right w:w="85" w:type="dxa"/>
             </w:tcMar>
           </w:tcPr>
           <w:p>
             <w:pPr>
-              <w:spacing w:after="20"/>
+              <w:spacing w:after="0"/>
             </w:pPr>
             <w:r>
               <w:rPr>
+                <w:rFonts w:ascii="Arial" w:hAnsi="Arial"/>
                 <w:b/>
-                <w:sz w:val="18"/>
+                <w:color w:val="FFFFFF"/>
+                <w:sz w:val="20"/>
               </w:rPr>
-              <w:t>Preparation</w:t>
+              <w:t>Character</w:t>
             </w:r>
           </w:p>
         </w:tc>
         <w:tc>
           <w:tcPr>
-            <w:tcW w:type="dxa" w:w="1322"/>
-            <w:shd w:fill="F5F2E5"/>
+            <w:tcW w:type="dxa" w:w="1359"/>
+            <w:shd w:fill="802338"/>
             <w:tcMar>
-              <w:top w:w="80" w:type="dxa"/>
-              <w:left w:w="80" w:type="dxa"/>
-              <w:bottom w:w="80" w:type="dxa"/>
-              <w:right w:w="80" w:type="dxa"/>
+              <w:top w:w="85" w:type="dxa"/>
+              <w:left w:w="85" w:type="dxa"/>
+              <w:bottom w:w="85" w:type="dxa"/>
+              <w:right w:w="85" w:type="dxa"/>
             </w:tcMar>
           </w:tcPr>
           <w:p>
             <w:pPr>
-              <w:spacing w:after="20"/>
+              <w:spacing w:after="0"/>
             </w:pPr>
             <w:r>
               <w:rPr>
+                <w:rFonts w:ascii="Arial" w:hAnsi="Arial"/>
                 <w:b/>
-                <w:sz w:val="18"/>
+                <w:color w:val="FFFFFF"/>
+                <w:sz w:val="20"/>
               </w:rPr>
               <w:t>Price</w:t>
             </w:r>
@@ -474,73 +699,79 @@
         </w:trPr>
         <w:tc>
           <w:tcPr>
-            <w:tcW w:type="dxa" w:w="2948"/>
-            <w:shd w:fill="FFFFFF"/>
+            <w:tcW w:type="dxa" w:w="2927"/>
+            <w:shd w:fill="F0F2F6"/>
             <w:tcMar>
-              <w:top w:w="80" w:type="dxa"/>
-              <w:left w:w="80" w:type="dxa"/>
-              <w:bottom w:w="80" w:type="dxa"/>
-              <w:right w:w="80" w:type="dxa"/>
+              <w:top w:w="85" w:type="dxa"/>
+              <w:left w:w="85" w:type="dxa"/>
+              <w:bottom w:w="85" w:type="dxa"/>
+              <w:right w:w="85" w:type="dxa"/>
             </w:tcMar>
           </w:tcPr>
           <w:p>
             <w:pPr>
-              <w:spacing w:after="20"/>
+              <w:spacing w:after="0"/>
             </w:pPr>
             <w:r>
               <w:rPr>
+                <w:rFonts w:ascii="Arial" w:hAnsi="Arial"/>
                 <w:b w:val="0"/>
-                <w:sz w:val="18"/>
+                <w:color w:val="172033"/>
+                <w:sz w:val="20"/>
               </w:rPr>
-              <w:t>Summer squash</w:t>
+              <w:t>Garden spritz</w:t>
             </w:r>
           </w:p>
         </w:tc>
         <w:tc>
           <w:tcPr>
-            <w:tcW w:type="dxa" w:w="5896"/>
-            <w:shd w:fill="FFFFFF"/>
+            <w:tcW w:type="dxa" w:w="6168"/>
+            <w:shd w:fill="F0F2F6"/>
             <w:tcMar>
-              <w:top w:w="80" w:type="dxa"/>
-              <w:left w:w="80" w:type="dxa"/>
-              <w:bottom w:w="80" w:type="dxa"/>
-              <w:right w:w="80" w:type="dxa"/>
+              <w:top w:w="85" w:type="dxa"/>
+              <w:left w:w="85" w:type="dxa"/>
+              <w:bottom w:w="85" w:type="dxa"/>
+              <w:right w:w="85" w:type="dxa"/>
             </w:tcMar>
           </w:tcPr>
           <w:p>
             <w:pPr>
-              <w:spacing w:after="20"/>
+              <w:spacing w:after="0"/>
             </w:pPr>
             <w:r>
               <w:rPr>
+                <w:rFonts w:ascii="Arial" w:hAnsi="Arial"/>
                 <w:b w:val="0"/>
-                <w:sz w:val="18"/>
+                <w:color w:val="172033"/>
+                <w:sz w:val="20"/>
               </w:rPr>
-              <w:t>White beans, sage, pumpkin seeds</w:t>
+              <w:t>Citrus, rosemary, sparkling water · alcohol-free</w:t>
             </w:r>
           </w:p>
         </w:tc>
         <w:tc>
           <w:tcPr>
-            <w:tcW w:type="dxa" w:w="1322"/>
-            <w:shd w:fill="FFFFFF"/>
+            <w:tcW w:type="dxa" w:w="1359"/>
+            <w:shd w:fill="F0F2F6"/>
             <w:tcMar>
-              <w:top w:w="80" w:type="dxa"/>
-              <w:left w:w="80" w:type="dxa"/>
-              <w:bottom w:w="80" w:type="dxa"/>
-              <w:right w:w="80" w:type="dxa"/>
+              <w:top w:w="85" w:type="dxa"/>
+              <w:left w:w="85" w:type="dxa"/>
+              <w:bottom w:w="85" w:type="dxa"/>
+              <w:right w:w="85" w:type="dxa"/>
             </w:tcMar>
           </w:tcPr>
           <w:p>
             <w:pPr>
-              <w:spacing w:after="20"/>
+              <w:spacing w:after="0"/>
             </w:pPr>
             <w:r>
               <w:rPr>
+                <w:rFonts w:ascii="Arial" w:hAnsi="Arial"/>
                 <w:b w:val="0"/>
-                <w:sz w:val="18"/>
+                <w:color w:val="172033"/>
+                <w:sz w:val="20"/>
               </w:rPr>
-              <w:t>26</w:t>
+              <w:t>9</w:t>
             </w:r>
           </w:p>
         </w:tc>
@@ -551,73 +782,79 @@
         </w:trPr>
         <w:tc>
           <w:tcPr>
-            <w:tcW w:type="dxa" w:w="2948"/>
-            <w:shd w:fill="F5F2E5"/>
+            <w:tcW w:type="dxa" w:w="2927"/>
+            <w:shd w:fill="FFFFFF"/>
             <w:tcMar>
-              <w:top w:w="80" w:type="dxa"/>
-              <w:left w:w="80" w:type="dxa"/>
-              <w:bottom w:w="80" w:type="dxa"/>
-              <w:right w:w="80" w:type="dxa"/>
+              <w:top w:w="85" w:type="dxa"/>
+              <w:left w:w="85" w:type="dxa"/>
+              <w:bottom w:w="85" w:type="dxa"/>
+              <w:right w:w="85" w:type="dxa"/>
             </w:tcMar>
           </w:tcPr>
           <w:p>
             <w:pPr>
-              <w:spacing w:after="20"/>
+              <w:spacing w:after="0"/>
             </w:pPr>
             <w:r>
               <w:rPr>
+                <w:rFonts w:ascii="Arial" w:hAnsi="Arial"/>
                 <w:b w:val="0"/>
-                <w:sz w:val="18"/>
+                <w:color w:val="172033"/>
+                <w:sz w:val="20"/>
               </w:rPr>
-              <w:t>Roast chicken</w:t>
+              <w:t>Orchard cordial</w:t>
             </w:r>
           </w:p>
         </w:tc>
         <w:tc>
           <w:tcPr>
-            <w:tcW w:type="dxa" w:w="5896"/>
-            <w:shd w:fill="F5F2E5"/>
+            <w:tcW w:type="dxa" w:w="6168"/>
+            <w:shd w:fill="FFFFFF"/>
             <w:tcMar>
-              <w:top w:w="80" w:type="dxa"/>
-              <w:left w:w="80" w:type="dxa"/>
-              <w:bottom w:w="80" w:type="dxa"/>
-              <w:right w:w="80" w:type="dxa"/>
+              <w:top w:w="85" w:type="dxa"/>
+              <w:left w:w="85" w:type="dxa"/>
+              <w:bottom w:w="85" w:type="dxa"/>
+              <w:right w:w="85" w:type="dxa"/>
             </w:tcMar>
           </w:tcPr>
           <w:p>
             <w:pPr>
-              <w:spacing w:after="20"/>
+              <w:spacing w:after="0"/>
             </w:pPr>
             <w:r>
               <w:rPr>
+                <w:rFonts w:ascii="Arial" w:hAnsi="Arial"/>
                 <w:b w:val="0"/>
-                <w:sz w:val="18"/>
+                <w:color w:val="172033"/>
+                <w:sz w:val="20"/>
               </w:rPr>
-              <w:t>New potatoes, greens, pan jus</w:t>
+              <w:t>Apple, chamomile, soda · alcohol-free</w:t>
             </w:r>
           </w:p>
         </w:tc>
         <w:tc>
           <w:tcPr>
-            <w:tcW w:type="dxa" w:w="1322"/>
-            <w:shd w:fill="F5F2E5"/>
+            <w:tcW w:type="dxa" w:w="1359"/>
+            <w:shd w:fill="FFFFFF"/>
             <w:tcMar>
-              <w:top w:w="80" w:type="dxa"/>
-              <w:left w:w="80" w:type="dxa"/>
-              <w:bottom w:w="80" w:type="dxa"/>
-              <w:right w:w="80" w:type="dxa"/>
+              <w:top w:w="85" w:type="dxa"/>
+              <w:left w:w="85" w:type="dxa"/>
+              <w:bottom w:w="85" w:type="dxa"/>
+              <w:right w:w="85" w:type="dxa"/>
             </w:tcMar>
           </w:tcPr>
           <w:p>
             <w:pPr>
-              <w:spacing w:after="20"/>
+              <w:spacing w:after="0"/>
             </w:pPr>
             <w:r>
               <w:rPr>
+                <w:rFonts w:ascii="Arial" w:hAnsi="Arial"/>
                 <w:b w:val="0"/>
-                <w:sz w:val="18"/>
+                <w:color w:val="172033"/>
+                <w:sz w:val="20"/>
               </w:rPr>
-              <w:t>32</w:t>
+              <w:t>8</w:t>
             </w:r>
           </w:p>
         </w:tc>
@@ -628,328 +865,77 @@
         </w:trPr>
         <w:tc>
           <w:tcPr>
-            <w:tcW w:type="dxa" w:w="2948"/>
-            <w:shd w:fill="FFFFFF"/>
+            <w:tcW w:type="dxa" w:w="2927"/>
+            <w:shd w:fill="F0F2F6"/>
             <w:tcMar>
-              <w:top w:w="80" w:type="dxa"/>
-              <w:left w:w="80" w:type="dxa"/>
-              <w:bottom w:w="80" w:type="dxa"/>
-              <w:right w:w="80" w:type="dxa"/>
+              <w:top w:w="85" w:type="dxa"/>
+              <w:left w:w="85" w:type="dxa"/>
+              <w:bottom w:w="85" w:type="dxa"/>
+              <w:right w:w="85" w:type="dxa"/>
             </w:tcMar>
           </w:tcPr>
           <w:p>
             <w:pPr>
-              <w:spacing w:after="20"/>
+              <w:spacing w:after="0"/>
             </w:pPr>
             <w:r>
               <w:rPr>
+                <w:rFonts w:ascii="Arial" w:hAnsi="Arial"/>
                 <w:b w:val="0"/>
-                <w:sz w:val="18"/>
+                <w:color w:val="172033"/>
+                <w:sz w:val="20"/>
               </w:rPr>
-              <w:t>Market fish</w:t>
+              <w:t>House white</w:t>
             </w:r>
           </w:p>
         </w:tc>
         <w:tc>
           <w:tcPr>
-            <w:tcW w:type="dxa" w:w="5896"/>
-            <w:shd w:fill="FFFFFF"/>
+            <w:tcW w:type="dxa" w:w="6168"/>
+            <w:shd w:fill="F0F2F6"/>
             <w:tcMar>
-              <w:top w:w="80" w:type="dxa"/>
-              <w:left w:w="80" w:type="dxa"/>
-              <w:bottom w:w="80" w:type="dxa"/>
-              <w:right w:w="80" w:type="dxa"/>
+              <w:top w:w="85" w:type="dxa"/>
+              <w:left w:w="85" w:type="dxa"/>
+              <w:bottom w:w="85" w:type="dxa"/>
+              <w:right w:w="85" w:type="dxa"/>
             </w:tcMar>
           </w:tcPr>
           <w:p>
             <w:pPr>
-              <w:spacing w:after="20"/>
+              <w:spacing w:after="0"/>
             </w:pPr>
             <w:r>
               <w:rPr>
+                <w:rFonts w:ascii="Arial" w:hAnsi="Arial"/>
                 <w:b w:val="0"/>
-                <w:sz w:val="18"/>
+                <w:color w:val="172033"/>
+                <w:sz w:val="20"/>
               </w:rPr>
-              <w:t>Braised fennel, lemon, herb oil</w:t>
+              <w:t>150 ml · dry and crisp · contains alcohol</w:t>
             </w:r>
           </w:p>
         </w:tc>
         <w:tc>
           <w:tcPr>
-            <w:tcW w:type="dxa" w:w="1322"/>
-            <w:shd w:fill="FFFFFF"/>
+            <w:tcW w:type="dxa" w:w="1359"/>
+            <w:shd w:fill="F0F2F6"/>
             <w:tcMar>
-              <w:top w:w="80" w:type="dxa"/>
-              <w:left w:w="80" w:type="dxa"/>
-              <w:bottom w:w="80" w:type="dxa"/>
-              <w:right w:w="80" w:type="dxa"/>
+              <w:top w:w="85" w:type="dxa"/>
+              <w:left w:w="85" w:type="dxa"/>
+              <w:bottom w:w="85" w:type="dxa"/>
+              <w:right w:w="85" w:type="dxa"/>
             </w:tcMar>
           </w:tcPr>
           <w:p>
             <w:pPr>
-              <w:spacing w:after="20"/>
+              <w:spacing w:after="0"/>
             </w:pPr>
             <w:r>
               <w:rPr>
+                <w:rFonts w:ascii="Arial" w:hAnsi="Arial"/>
                 <w:b w:val="0"/>
-                <w:sz w:val="18"/>
-              </w:rPr>
-              <w:t>34</w:t>
-            </w:r>
-          </w:p>
-        </w:tc>
-      </w:tr>
-    </w:tbl>
-    <w:p>
-      <w:pPr>
-        <w:spacing w:after="0"/>
-      </w:pPr>
-    </w:p>
-    <w:p>
-      <w:pPr>
-        <w:pStyle w:val="Heading1"/>
-      </w:pPr>
-      <w:r>
-        <w:t>Something sweet</w:t>
-      </w:r>
-    </w:p>
-    <w:tbl>
-      <w:tblPr>
-        <w:tblW w:type="auto" w:w="0"/>
-        <w:tblLayout w:type="fixed"/>
-        <w:tblLook w:firstColumn="1" w:firstRow="1" w:lastColumn="0" w:lastRow="0" w:noHBand="0" w:noVBand="1" w:val="04A0"/>
-      </w:tblPr>
-      <w:tblGrid>
-        <w:gridCol w:w="2948"/>
-        <w:gridCol w:w="5896"/>
-        <w:gridCol w:w="1322"/>
-      </w:tblGrid>
-      <w:tr>
-        <w:trPr>
-          <w:cantSplit/>
-          <w:tblHeader/>
-        </w:trPr>
-        <w:tc>
-          <w:tcPr>
-            <w:tcW w:type="dxa" w:w="2948"/>
-            <w:shd w:fill="F5F2E5"/>
-            <w:tcMar>
-              <w:top w:w="80" w:type="dxa"/>
-              <w:left w:w="80" w:type="dxa"/>
-              <w:bottom w:w="80" w:type="dxa"/>
-              <w:right w:w="80" w:type="dxa"/>
-            </w:tcMar>
-          </w:tcPr>
-          <w:p>
-            <w:pPr>
-              <w:spacing w:after="20"/>
-            </w:pPr>
-            <w:r>
-              <w:rPr>
-                <w:b/>
-                <w:sz w:val="18"/>
-              </w:rPr>
-              <w:t>Dish</w:t>
-            </w:r>
-          </w:p>
-        </w:tc>
-        <w:tc>
-          <w:tcPr>
-            <w:tcW w:type="dxa" w:w="5896"/>
-            <w:shd w:fill="F5F2E5"/>
-            <w:tcMar>
-              <w:top w:w="80" w:type="dxa"/>
-              <w:left w:w="80" w:type="dxa"/>
-              <w:bottom w:w="80" w:type="dxa"/>
-              <w:right w:w="80" w:type="dxa"/>
-            </w:tcMar>
-          </w:tcPr>
-          <w:p>
-            <w:pPr>
-              <w:spacing w:after="20"/>
-            </w:pPr>
-            <w:r>
-              <w:rPr>
-                <w:b/>
-                <w:sz w:val="18"/>
-              </w:rPr>
-              <w:t>Preparation</w:t>
-            </w:r>
-          </w:p>
-        </w:tc>
-        <w:tc>
-          <w:tcPr>
-            <w:tcW w:type="dxa" w:w="1322"/>
-            <w:shd w:fill="F5F2E5"/>
-            <w:tcMar>
-              <w:top w:w="80" w:type="dxa"/>
-              <w:left w:w="80" w:type="dxa"/>
-              <w:bottom w:w="80" w:type="dxa"/>
-              <w:right w:w="80" w:type="dxa"/>
-            </w:tcMar>
-          </w:tcPr>
-          <w:p>
-            <w:pPr>
-              <w:spacing w:after="20"/>
-            </w:pPr>
-            <w:r>
-              <w:rPr>
-                <w:b/>
-                <w:sz w:val="18"/>
-              </w:rPr>
-              <w:t>Price</w:t>
-            </w:r>
-          </w:p>
-        </w:tc>
-      </w:tr>
-      <w:tr>
-        <w:trPr>
-          <w:cantSplit/>
-        </w:trPr>
-        <w:tc>
-          <w:tcPr>
-            <w:tcW w:type="dxa" w:w="2948"/>
-            <w:shd w:fill="FFFFFF"/>
-            <w:tcMar>
-              <w:top w:w="80" w:type="dxa"/>
-              <w:left w:w="80" w:type="dxa"/>
-              <w:bottom w:w="80" w:type="dxa"/>
-              <w:right w:w="80" w:type="dxa"/>
-            </w:tcMar>
-          </w:tcPr>
-          <w:p>
-            <w:pPr>
-              <w:spacing w:after="20"/>
-            </w:pPr>
-            <w:r>
-              <w:rPr>
-                <w:b w:val="0"/>
-                <w:sz w:val="18"/>
-              </w:rPr>
-              <w:t>Pear and almond</w:t>
-            </w:r>
-          </w:p>
-        </w:tc>
-        <w:tc>
-          <w:tcPr>
-            <w:tcW w:type="dxa" w:w="5896"/>
-            <w:shd w:fill="FFFFFF"/>
-            <w:tcMar>
-              <w:top w:w="80" w:type="dxa"/>
-              <w:left w:w="80" w:type="dxa"/>
-              <w:bottom w:w="80" w:type="dxa"/>
-              <w:right w:w="80" w:type="dxa"/>
-            </w:tcMar>
-          </w:tcPr>
-          <w:p>
-            <w:pPr>
-              <w:spacing w:after="20"/>
-            </w:pPr>
-            <w:r>
-              <w:rPr>
-                <w:b w:val="0"/>
-                <w:sz w:val="18"/>
-              </w:rPr>
-              <w:t>Warm pear, almond crumb, cream</w:t>
-            </w:r>
-          </w:p>
-        </w:tc>
-        <w:tc>
-          <w:tcPr>
-            <w:tcW w:type="dxa" w:w="1322"/>
-            <w:shd w:fill="FFFFFF"/>
-            <w:tcMar>
-              <w:top w:w="80" w:type="dxa"/>
-              <w:left w:w="80" w:type="dxa"/>
-              <w:bottom w:w="80" w:type="dxa"/>
-              <w:right w:w="80" w:type="dxa"/>
-            </w:tcMar>
-          </w:tcPr>
-          <w:p>
-            <w:pPr>
-              <w:spacing w:after="20"/>
-            </w:pPr>
-            <w:r>
-              <w:rPr>
-                <w:b w:val="0"/>
-                <w:sz w:val="18"/>
-              </w:rPr>
-              <w:t>11</w:t>
-            </w:r>
-          </w:p>
-        </w:tc>
-      </w:tr>
-      <w:tr>
-        <w:trPr>
-          <w:cantSplit/>
-        </w:trPr>
-        <w:tc>
-          <w:tcPr>
-            <w:tcW w:type="dxa" w:w="2948"/>
-            <w:shd w:fill="F5F2E5"/>
-            <w:tcMar>
-              <w:top w:w="80" w:type="dxa"/>
-              <w:left w:w="80" w:type="dxa"/>
-              <w:bottom w:w="80" w:type="dxa"/>
-              <w:right w:w="80" w:type="dxa"/>
-            </w:tcMar>
-          </w:tcPr>
-          <w:p>
-            <w:pPr>
-              <w:spacing w:after="20"/>
-            </w:pPr>
-            <w:r>
-              <w:rPr>
-                <w:b w:val="0"/>
-                <w:sz w:val="18"/>
-              </w:rPr>
-              <w:t>Dark chocolate</w:t>
-            </w:r>
-          </w:p>
-        </w:tc>
-        <w:tc>
-          <w:tcPr>
-            <w:tcW w:type="dxa" w:w="5896"/>
-            <w:shd w:fill="F5F2E5"/>
-            <w:tcMar>
-              <w:top w:w="80" w:type="dxa"/>
-              <w:left w:w="80" w:type="dxa"/>
-              <w:bottom w:w="80" w:type="dxa"/>
-              <w:right w:w="80" w:type="dxa"/>
-            </w:tcMar>
-          </w:tcPr>
-          <w:p>
-            <w:pPr>
-              <w:spacing w:after="20"/>
-            </w:pPr>
-            <w:r>
-              <w:rPr>
-                <w:b w:val="0"/>
-                <w:sz w:val="18"/>
-              </w:rPr>
-              <w:t>Chocolate crémeux, olive oil, sea salt</w:t>
-            </w:r>
-          </w:p>
-        </w:tc>
-        <w:tc>
-          <w:tcPr>
-            <w:tcW w:type="dxa" w:w="1322"/>
-            <w:shd w:fill="F5F2E5"/>
-            <w:tcMar>
-              <w:top w:w="80" w:type="dxa"/>
-              <w:left w:w="80" w:type="dxa"/>
-              <w:bottom w:w="80" w:type="dxa"/>
-              <w:right w:w="80" w:type="dxa"/>
-            </w:tcMar>
-          </w:tcPr>
-          <w:p>
-            <w:pPr>
-              <w:spacing w:after="20"/>
-            </w:pPr>
-            <w:r>
-              <w:rPr>
-                <w:b w:val="0"/>
-                <w:sz w:val="18"/>
+                <w:color w:val="172033"/>
+                <w:sz w:val="20"/>
               </w:rPr>
               <w:t>12</w:t>
             </w:r>
@@ -959,35 +945,91 @@
     </w:tbl>
     <w:p>
       <w:pPr>
-        <w:spacing w:after="0"/>
+        <w:spacing w:after="0" w:before="0" w:line="60" w:lineRule="exact"/>
       </w:pPr>
+      <w:r>
+        <w:rPr>
+          <w:sz w:val="6"/>
+        </w:rPr>
+      </w:r>
     </w:p>
     <w:p>
       <w:pPr>
-        <w:pStyle w:val="Heading1"/>
+        <w:shd w:fill="EDF2F9"/>
+        <w:spacing w:before="120" w:after="160"/>
       </w:pPr>
       <w:r>
-        <w:t>At your table</w:t>
+        <w:rPr>
+          <w:b/>
+          <w:color w:val="802338"/>
+          <w:sz w:val="18"/>
+        </w:rPr>
+        <w:t>AT YOUR TABLE</w:t>
+        <w:br/>
+      </w:r>
+      <w:r>
+        <w:rPr>
+          <w:b w:val="0"/>
+        </w:rPr>
+        <w:t xml:space="preserve">Tell the team about </w:t>
+      </w:r>
+      <w:r>
+        <w:rPr>
+          <w:b/>
+          <w:color w:val="802338"/>
+        </w:rPr>
+        <w:t>allergies</w:t>
+      </w:r>
+      <w:r>
+        <w:rPr>
+          <w:b w:val="0"/>
+        </w:rPr>
+        <w:t xml:space="preserve"> before ordering. Recipe labels do not guarantee freedom from cross-contact. Menu, pricing and service details are </w:t>
+      </w:r>
+      <w:r>
+        <w:rPr>
+          <w:b/>
+          <w:color w:val="802338"/>
+        </w:rPr>
+        <w:t>fictional</w:t>
+      </w:r>
+      <w:r>
+        <w:rPr>
+          <w:b w:val="0"/>
+        </w:rPr>
+        <w:t>; confirm them before real use.</w:t>
       </w:r>
     </w:p>
     <w:p>
       <w:pPr/>
       <w:r>
-        <w:t>Please speak with the team about allergies before ordering. Ingredients and preparation may change. Add the restaurant’s verified allergen, service-charge and tax information before using this menu.</w:t>
+        <w:rPr>
+          <w:b w:val="0"/>
+        </w:rPr>
+        <w:t>Wednesday–Sunday • 17:30–22:00</w:t>
+        <w:br/>
+        <w:t>42 Orchard Lane, Sampletown • hello@example.com</w:t>
+        <w:br/>
+        <w:t>Illustrative prices in USD. Confirm the operator’s tax and service policy.</w:t>
       </w:r>
     </w:p>
     <w:p>
-      <w:pPr/>
+      <w:pPr>
+        <w:spacing w:before="140"/>
+      </w:pPr>
       <w:r>
-        <w:t>Reservations: hello@example.com    •    Wednesday–Sunday, 17:30–22:00</w:t>
-        <w:br/>
-        <w:t>Sample restaurant details for template demonstration.</w:t>
+        <w:rPr>
+          <w:i/>
+          <w:color w:val="505968"/>
+          <w:sz w:val="16"/>
+        </w:rPr>
+        <w:t>Design notes: Menu hierarchy, ingredient detail and dietary notes. Original Dazzler template, Apache-2.0. All sample facts are fictional.</w:t>
       </w:r>
     </w:p>
     <w:sectPr>
       <w:footerReference w:type="default" r:id="rId9"/>
       <w:pgSz w:w="12240" w:h="15840"/>
-      <w:pgMar w:top="864" w:right="1037" w:bottom="864" w:left="1037" w:header="720" w:footer="720" w:gutter="0"/>
+      <w:pgMar w:top="749" w:right="893" w:bottom="749" w:left="893" w:header="720" w:footer="720" w:gutter="0"/>
       <w:cols w:space="720"/>
       <w:docGrid w:linePitch="360"/>
     </w:sectPr>
@@ -1003,10 +1045,26 @@
     </w:pPr>
     <w:r>
       <w:rPr>
+        <w:b w:val="0"/>
         <w:sz w:val="16"/>
       </w:rPr>
-      <w:t>Dazzler sample template • restaurant • Replace fictional details before use</w:t>
     </w:r>
+    <w:r>
+      <w:rPr>
+        <w:b/>
+        <w:color w:val="802338"/>
+        <w:sz w:val="16"/>
+      </w:rPr>
+      <w:t>FICTIONAL</w:t>
+    </w:r>
+    <w:r>
+      <w:rPr>
+        <w:b w:val="0"/>
+        <w:sz w:val="16"/>
+      </w:rPr>
+      <w:t xml:space="preserve"> EXAMPLE  /  RESTAURANT   •   Dazzler   /   </w:t>
+    </w:r>
+    <w:fldSimple w:instr="PAGE"/>
   </w:p>
 </w:ftr>
 </file>
@@ -1375,12 +1433,12 @@
     <w:qFormat/>
     <w:rsid w:val="00FC693F"/>
     <w:pPr>
-      <w:spacing w:line="259" w:lineRule="auto" w:after="120"/>
+      <w:spacing w:after="140" w:line="264" w:lineRule="auto"/>
     </w:pPr>
     <w:rPr>
-      <w:rFonts w:ascii="Georgia" w:hAnsi="Georgia"/>
-      <w:color w:val="000000"/>
-      <w:sz w:val="20"/>
+      <w:rFonts w:ascii="Arial" w:hAnsi="Arial"/>
+      <w:color w:val="172033"/>
+      <w:sz w:val="22"/>
     </w:rPr>
   </w:style>
   <w:style w:type="paragraph" w:styleId="Header">
@@ -1438,15 +1496,15 @@
     <w:pPr>
       <w:keepNext/>
       <w:keepLines/>
-      <w:spacing w:before="240" w:after="120" w:line="259" w:lineRule="auto"/>
+      <w:spacing w:before="180" w:after="140" w:line="264" w:lineRule="auto"/>
       <w:outlineLvl w:val="0"/>
     </w:pPr>
     <w:rPr>
       <w:rFonts w:cstheme="majorBidi" w:ascii="Georgia" w:hAnsi="Georgia"/>
-      <w:b/>
+      <w:b w:val="0"/>
       <w:bCs/>
-      <w:color w:val="000000"/>
-      <w:sz w:val="26"/>
+      <w:color w:val="802338"/>
+      <w:sz w:val="30"/>
       <w:szCs w:val="28"/>
     </w:rPr>
   </w:style>
@@ -1462,15 +1520,15 @@
     <w:pPr>
       <w:keepNext/>
       <w:keepLines/>
-      <w:spacing w:before="200" w:after="120" w:line="259" w:lineRule="auto"/>
+      <w:spacing w:before="200" w:after="140" w:line="264" w:lineRule="auto"/>
       <w:outlineLvl w:val="1"/>
     </w:pPr>
     <w:rPr>
-      <w:rFonts w:cstheme="majorBidi" w:ascii="Georgia" w:hAnsi="Georgia"/>
+      <w:rFonts w:cstheme="majorBidi" w:ascii="Arial" w:hAnsi="Arial"/>
       <w:b/>
       <w:bCs/>
-      <w:color w:val="000000"/>
-      <w:sz w:val="22"/>
+      <w:color w:val="172033"/>
+      <w:sz w:val="24"/>
       <w:szCs w:val="26"/>
     </w:rPr>
   </w:style>
@@ -1490,7 +1548,7 @@
       <w:outlineLvl w:val="2"/>
     </w:pPr>
     <w:rPr>
-      <w:rFonts w:asciiTheme="majorHAnsi" w:eastAsiaTheme="majorEastAsia" w:hAnsiTheme="majorHAnsi" w:cstheme="majorBidi"/>
+      <w:rFonts w:cstheme="majorBidi"/>
       <w:b/>
       <w:bCs/>
       <w:color w:val="4F81BD" w:themeColor="accent1"/>
@@ -1513,7 +1571,7 @@
       <w:outlineLvl w:val="3"/>
     </w:pPr>
     <w:rPr>
-      <w:rFonts w:asciiTheme="majorHAnsi" w:eastAsiaTheme="majorEastAsia" w:hAnsiTheme="majorHAnsi" w:cstheme="majorBidi"/>
+      <w:rFonts w:cstheme="majorBidi"/>
       <w:b/>
       <w:bCs/>
       <w:i/>
@@ -1538,7 +1596,7 @@
       <w:outlineLvl w:val="4"/>
     </w:pPr>
     <w:rPr>
-      <w:rFonts w:asciiTheme="majorHAnsi" w:eastAsiaTheme="majorEastAsia" w:hAnsiTheme="majorHAnsi" w:cstheme="majorBidi"/>
+      <w:rFonts w:cstheme="majorBidi"/>
       <w:color w:val="243F60" w:themeColor="accent1" w:themeShade="7F"/>
     </w:rPr>
   </w:style>
@@ -1559,7 +1617,7 @@
       <w:outlineLvl w:val="5"/>
     </w:pPr>
     <w:rPr>
-      <w:rFonts w:asciiTheme="majorHAnsi" w:eastAsiaTheme="majorEastAsia" w:hAnsiTheme="majorHAnsi" w:cstheme="majorBidi"/>
+      <w:rFonts w:cstheme="majorBidi"/>
       <w:i/>
       <w:iCs/>
       <w:color w:val="243F60" w:themeColor="accent1" w:themeShade="7F"/>
@@ -1582,7 +1640,7 @@
       <w:outlineLvl w:val="6"/>
     </w:pPr>
     <w:rPr>
-      <w:rFonts w:asciiTheme="majorHAnsi" w:eastAsiaTheme="majorEastAsia" w:hAnsiTheme="majorHAnsi" w:cstheme="majorBidi"/>
+      <w:rFonts w:cstheme="majorBidi"/>
       <w:i/>
       <w:iCs/>
       <w:color w:val="404040" w:themeColor="text1" w:themeTint="BF"/>
@@ -1605,7 +1663,7 @@
       <w:outlineLvl w:val="7"/>
     </w:pPr>
     <w:rPr>
-      <w:rFonts w:asciiTheme="majorHAnsi" w:eastAsiaTheme="majorEastAsia" w:hAnsiTheme="majorHAnsi" w:cstheme="majorBidi"/>
+      <w:rFonts w:cstheme="majorBidi"/>
       <w:color w:val="4F81BD" w:themeColor="accent1"/>
       <w:sz w:val="20"/>
       <w:szCs w:val="20"/>
@@ -1628,7 +1686,7 @@
       <w:outlineLvl w:val="8"/>
     </w:pPr>
     <w:rPr>
-      <w:rFonts w:asciiTheme="majorHAnsi" w:eastAsiaTheme="majorEastAsia" w:hAnsiTheme="majorHAnsi" w:cstheme="majorBidi"/>
+      <w:rFonts w:cstheme="majorBidi"/>
       <w:i/>
       <w:iCs/>
       <w:color w:val="404040" w:themeColor="text1" w:themeTint="BF"/>
@@ -1679,7 +1737,7 @@
     <w:uiPriority w:val="9"/>
     <w:rsid w:val="00FC693F"/>
     <w:rPr>
-      <w:rFonts w:asciiTheme="majorHAnsi" w:eastAsiaTheme="majorEastAsia" w:hAnsiTheme="majorHAnsi" w:cstheme="majorBidi"/>
+      <w:rFonts w:cstheme="majorBidi"/>
       <w:b/>
       <w:bCs/>
       <w:color w:val="365F91" w:themeColor="accent1" w:themeShade="BF"/>
@@ -1694,7 +1752,7 @@
     <w:uiPriority w:val="9"/>
     <w:rsid w:val="00FC693F"/>
     <w:rPr>
-      <w:rFonts w:asciiTheme="majorHAnsi" w:eastAsiaTheme="majorEastAsia" w:hAnsiTheme="majorHAnsi" w:cstheme="majorBidi"/>
+      <w:rFonts w:cstheme="majorBidi"/>
       <w:b/>
       <w:bCs/>
       <w:color w:val="4F81BD" w:themeColor="accent1"/>
@@ -1709,7 +1767,7 @@
     <w:uiPriority w:val="9"/>
     <w:rsid w:val="00FC693F"/>
     <w:rPr>
-      <w:rFonts w:asciiTheme="majorHAnsi" w:eastAsiaTheme="majorEastAsia" w:hAnsiTheme="majorHAnsi" w:cstheme="majorBidi"/>
+      <w:rFonts w:cstheme="majorBidi"/>
       <w:b/>
       <w:bCs/>
       <w:color w:val="4F81BD" w:themeColor="accent1"/>
@@ -1724,15 +1782,17 @@
     <w:qFormat/>
     <w:rsid w:val="00FC693F"/>
     <w:pPr>
-      <w:spacing w:after="120" w:line="259" w:lineRule="auto"/>
+      <w:keepNext/>
+      <w:spacing w:after="140" w:line="264" w:lineRule="auto"/>
       <w:contextualSpacing/>
     </w:pPr>
     <w:rPr>
       <w:rFonts w:cstheme="majorBidi" w:ascii="Georgia" w:hAnsi="Georgia"/>
-      <w:color w:val="000000"/>
+      <w:b w:val="0"/>
+      <w:color w:val="802338"/>
       <w:spacing w:val="5"/>
       <w:kern w:val="28"/>
-      <w:sz w:val="56"/>
+      <w:sz w:val="78"/>
       <w:szCs w:val="52"/>
     </w:rPr>
   </w:style>
@@ -1743,7 +1803,7 @@
     <w:uiPriority w:val="10"/>
     <w:rsid w:val="00FC693F"/>
     <w:rPr>
-      <w:rFonts w:asciiTheme="majorHAnsi" w:eastAsiaTheme="majorEastAsia" w:hAnsiTheme="majorHAnsi" w:cstheme="majorBidi"/>
+      <w:rFonts w:cstheme="majorBidi"/>
       <w:color w:val="17365D" w:themeColor="text2" w:themeShade="BF"/>
       <w:spacing w:val="5"/>
       <w:kern w:val="28"/>
@@ -1763,13 +1823,13 @@
       <w:numPr>
         <w:ilvl w:val="1"/>
       </w:numPr>
-      <w:spacing w:line="259" w:lineRule="auto" w:after="120"/>
+      <w:spacing w:after="140" w:line="264" w:lineRule="auto"/>
     </w:pPr>
     <w:rPr>
-      <w:rFonts w:cstheme="majorBidi" w:ascii="Georgia" w:hAnsi="Georgia"/>
+      <w:rFonts w:cstheme="majorBidi" w:ascii="Arial" w:hAnsi="Arial"/>
       <w:i/>
       <w:iCs/>
-      <w:color w:val="000000"/>
+      <w:color w:val="172033"/>
       <w:spacing w:val="15"/>
       <w:sz w:val="24"/>
       <w:szCs w:val="24"/>
@@ -1782,7 +1842,7 @@
     <w:uiPriority w:val="11"/>
     <w:rsid w:val="00FC693F"/>
     <w:rPr>
-      <w:rFonts w:asciiTheme="majorHAnsi" w:eastAsiaTheme="majorEastAsia" w:hAnsiTheme="majorHAnsi" w:cstheme="majorBidi"/>
+      <w:rFonts w:cstheme="majorBidi"/>
       <w:i/>
       <w:iCs/>
       <w:color w:val="4F81BD" w:themeColor="accent1"/>
@@ -1907,13 +1967,13 @@
       <w:numPr>
         <w:numId w:val="1"/>
       </w:numPr>
-      <w:spacing w:line="259" w:lineRule="auto" w:after="120"/>
+      <w:spacing w:after="140" w:line="264" w:lineRule="auto"/>
       <w:contextualSpacing/>
     </w:pPr>
     <w:rPr>
-      <w:rFonts w:ascii="Georgia" w:hAnsi="Georgia"/>
-      <w:color w:val="000000"/>
-      <w:sz w:val="20"/>
+      <w:rFonts w:ascii="Arial" w:hAnsi="Arial"/>
+      <w:color w:val="172033"/>
+      <w:sz w:val="22"/>
     </w:rPr>
   </w:style>
   <w:style w:type="paragraph" w:styleId="ListBullet2">
@@ -2086,7 +2146,7 @@
     <w:semiHidden/>
     <w:rsid w:val="00FC693F"/>
     <w:rPr>
-      <w:rFonts w:asciiTheme="majorHAnsi" w:eastAsiaTheme="majorEastAsia" w:hAnsiTheme="majorHAnsi" w:cstheme="majorBidi"/>
+      <w:rFonts w:cstheme="majorBidi"/>
       <w:b/>
       <w:bCs/>
       <w:i/>
@@ -2102,7 +2162,7 @@
     <w:semiHidden/>
     <w:rsid w:val="00FC693F"/>
     <w:rPr>
-      <w:rFonts w:asciiTheme="majorHAnsi" w:eastAsiaTheme="majorEastAsia" w:hAnsiTheme="majorHAnsi" w:cstheme="majorBidi"/>
+      <w:rFonts w:cstheme="majorBidi"/>
       <w:color w:val="243F60" w:themeColor="accent1" w:themeShade="7F"/>
     </w:rPr>
   </w:style>
@@ -2114,7 +2174,7 @@
     <w:semiHidden/>
     <w:rsid w:val="00FC693F"/>
     <w:rPr>
-      <w:rFonts w:asciiTheme="majorHAnsi" w:eastAsiaTheme="majorEastAsia" w:hAnsiTheme="majorHAnsi" w:cstheme="majorBidi"/>
+      <w:rFonts w:cstheme="majorBidi"/>
       <w:i/>
       <w:iCs/>
       <w:color w:val="243F60" w:themeColor="accent1" w:themeShade="7F"/>
@@ -2128,7 +2188,7 @@
     <w:semiHidden/>
     <w:rsid w:val="00FC693F"/>
     <w:rPr>
-      <w:rFonts w:asciiTheme="majorHAnsi" w:eastAsiaTheme="majorEastAsia" w:hAnsiTheme="majorHAnsi" w:cstheme="majorBidi"/>
+      <w:rFonts w:cstheme="majorBidi"/>
       <w:i/>
       <w:iCs/>
       <w:color w:val="404040" w:themeColor="text1" w:themeTint="BF"/>
@@ -2142,7 +2202,7 @@
     <w:semiHidden/>
     <w:rsid w:val="00FC693F"/>
     <w:rPr>
-      <w:rFonts w:asciiTheme="majorHAnsi" w:eastAsiaTheme="majorEastAsia" w:hAnsiTheme="majorHAnsi" w:cstheme="majorBidi"/>
+      <w:rFonts w:cstheme="majorBidi"/>
       <w:color w:val="4F81BD" w:themeColor="accent1"/>
       <w:sz w:val="20"/>
       <w:szCs w:val="20"/>
@@ -2156,7 +2216,7 @@
     <w:semiHidden/>
     <w:rsid w:val="00FC693F"/>
     <w:rPr>
-      <w:rFonts w:asciiTheme="majorHAnsi" w:eastAsiaTheme="majorEastAsia" w:hAnsiTheme="majorHAnsi" w:cstheme="majorBidi"/>
+      <w:rFonts w:cstheme="majorBidi"/>
       <w:i/>
       <w:iCs/>
       <w:color w:val="404040" w:themeColor="text1" w:themeTint="BF"/>
@@ -3742,7 +3802,7 @@
         <w:spacing w:before="0" w:after="0" w:line="240" w:lineRule="auto"/>
       </w:pPr>
       <w:rPr>
-        <w:rFonts w:asciiTheme="majorHAnsi" w:eastAsiaTheme="majorEastAsia" w:hAnsiTheme="majorHAnsi" w:cstheme="majorBidi"/>
+        <w:rFonts w:cstheme="majorBidi"/>
         <w:b/>
         <w:bCs/>
       </w:rPr>
@@ -3763,7 +3823,7 @@
         <w:spacing w:before="0" w:after="0" w:line="240" w:lineRule="auto"/>
       </w:pPr>
       <w:rPr>
-        <w:rFonts w:asciiTheme="majorHAnsi" w:eastAsiaTheme="majorEastAsia" w:hAnsiTheme="majorHAnsi" w:cstheme="majorBidi"/>
+        <w:rFonts w:cstheme="majorBidi"/>
         <w:b/>
         <w:bCs/>
       </w:rPr>
@@ -3781,14 +3841,14 @@
     </w:tblStylePr>
     <w:tblStylePr w:type="firstCol">
       <w:rPr>
-        <w:rFonts w:asciiTheme="majorHAnsi" w:eastAsiaTheme="majorEastAsia" w:hAnsiTheme="majorHAnsi" w:cstheme="majorBidi"/>
+        <w:rFonts w:cstheme="majorBidi"/>
         <w:b/>
         <w:bCs/>
       </w:rPr>
     </w:tblStylePr>
     <w:tblStylePr w:type="lastCol">
       <w:rPr>
-        <w:rFonts w:asciiTheme="majorHAnsi" w:eastAsiaTheme="majorEastAsia" w:hAnsiTheme="majorHAnsi" w:cstheme="majorBidi"/>
+        <w:rFonts w:cstheme="majorBidi"/>
         <w:b/>
         <w:bCs/>
       </w:rPr>
@@ -3872,7 +3932,7 @@
         <w:spacing w:before="0" w:after="0" w:line="240" w:lineRule="auto"/>
       </w:pPr>
       <w:rPr>
-        <w:rFonts w:asciiTheme="majorHAnsi" w:eastAsiaTheme="majorEastAsia" w:hAnsiTheme="majorHAnsi" w:cstheme="majorBidi"/>
+        <w:rFonts w:cstheme="majorBidi"/>
         <w:b/>
         <w:bCs/>
       </w:rPr>
@@ -3893,7 +3953,7 @@
         <w:spacing w:before="0" w:after="0" w:line="240" w:lineRule="auto"/>
       </w:pPr>
       <w:rPr>
-        <w:rFonts w:asciiTheme="majorHAnsi" w:eastAsiaTheme="majorEastAsia" w:hAnsiTheme="majorHAnsi" w:cstheme="majorBidi"/>
+        <w:rFonts w:cstheme="majorBidi"/>
         <w:b/>
         <w:bCs/>
       </w:rPr>
@@ -3911,14 +3971,14 @@
     </w:tblStylePr>
     <w:tblStylePr w:type="firstCol">
       <w:rPr>
-        <w:rFonts w:asciiTheme="majorHAnsi" w:eastAsiaTheme="majorEastAsia" w:hAnsiTheme="majorHAnsi" w:cstheme="majorBidi"/>
+        <w:rFonts w:cstheme="majorBidi"/>
         <w:b/>
         <w:bCs/>
       </w:rPr>
     </w:tblStylePr>
     <w:tblStylePr w:type="lastCol">
       <w:rPr>
-        <w:rFonts w:asciiTheme="majorHAnsi" w:eastAsiaTheme="majorEastAsia" w:hAnsiTheme="majorHAnsi" w:cstheme="majorBidi"/>
+        <w:rFonts w:cstheme="majorBidi"/>
         <w:b/>
         <w:bCs/>
       </w:rPr>
@@ -4002,7 +4062,7 @@
         <w:spacing w:before="0" w:after="0" w:line="240" w:lineRule="auto"/>
       </w:pPr>
       <w:rPr>
-        <w:rFonts w:asciiTheme="majorHAnsi" w:eastAsiaTheme="majorEastAsia" w:hAnsiTheme="majorHAnsi" w:cstheme="majorBidi"/>
+        <w:rFonts w:cstheme="majorBidi"/>
         <w:b/>
         <w:bCs/>
       </w:rPr>
@@ -4023,7 +4083,7 @@
         <w:spacing w:before="0" w:after="0" w:line="240" w:lineRule="auto"/>
       </w:pPr>
       <w:rPr>
-        <w:rFonts w:asciiTheme="majorHAnsi" w:eastAsiaTheme="majorEastAsia" w:hAnsiTheme="majorHAnsi" w:cstheme="majorBidi"/>
+        <w:rFonts w:cstheme="majorBidi"/>
         <w:b/>
         <w:bCs/>
       </w:rPr>
@@ -4041,14 +4101,14 @@
     </w:tblStylePr>
     <w:tblStylePr w:type="firstCol">
       <w:rPr>
-        <w:rFonts w:asciiTheme="majorHAnsi" w:eastAsiaTheme="majorEastAsia" w:hAnsiTheme="majorHAnsi" w:cstheme="majorBidi"/>
+        <w:rFonts w:cstheme="majorBidi"/>
         <w:b/>
         <w:bCs/>
       </w:rPr>
     </w:tblStylePr>
     <w:tblStylePr w:type="lastCol">
       <w:rPr>
-        <w:rFonts w:asciiTheme="majorHAnsi" w:eastAsiaTheme="majorEastAsia" w:hAnsiTheme="majorHAnsi" w:cstheme="majorBidi"/>
+        <w:rFonts w:cstheme="majorBidi"/>
         <w:b/>
         <w:bCs/>
       </w:rPr>
@@ -4132,7 +4192,7 @@
         <w:spacing w:before="0" w:after="0" w:line="240" w:lineRule="auto"/>
       </w:pPr>
       <w:rPr>
-        <w:rFonts w:asciiTheme="majorHAnsi" w:eastAsiaTheme="majorEastAsia" w:hAnsiTheme="majorHAnsi" w:cstheme="majorBidi"/>
+        <w:rFonts w:cstheme="majorBidi"/>
         <w:b/>
         <w:bCs/>
       </w:rPr>
@@ -4153,7 +4213,7 @@
         <w:spacing w:before="0" w:after="0" w:line="240" w:lineRule="auto"/>
       </w:pPr>
       <w:rPr>
-        <w:rFonts w:asciiTheme="majorHAnsi" w:eastAsiaTheme="majorEastAsia" w:hAnsiTheme="majorHAnsi" w:cstheme="majorBidi"/>
+        <w:rFonts w:cstheme="majorBidi"/>
         <w:b/>
         <w:bCs/>
       </w:rPr>
@@ -4171,14 +4231,14 @@
     </w:tblStylePr>
     <w:tblStylePr w:type="firstCol">
       <w:rPr>
-        <w:rFonts w:asciiTheme="majorHAnsi" w:eastAsiaTheme="majorEastAsia" w:hAnsiTheme="majorHAnsi" w:cstheme="majorBidi"/>
+        <w:rFonts w:cstheme="majorBidi"/>
         <w:b/>
         <w:bCs/>
       </w:rPr>
     </w:tblStylePr>
     <w:tblStylePr w:type="lastCol">
       <w:rPr>
-        <w:rFonts w:asciiTheme="majorHAnsi" w:eastAsiaTheme="majorEastAsia" w:hAnsiTheme="majorHAnsi" w:cstheme="majorBidi"/>
+        <w:rFonts w:cstheme="majorBidi"/>
         <w:b/>
         <w:bCs/>
       </w:rPr>
@@ -4262,7 +4322,7 @@
         <w:spacing w:before="0" w:after="0" w:line="240" w:lineRule="auto"/>
       </w:pPr>
       <w:rPr>
-        <w:rFonts w:asciiTheme="majorHAnsi" w:eastAsiaTheme="majorEastAsia" w:hAnsiTheme="majorHAnsi" w:cstheme="majorBidi"/>
+        <w:rFonts w:cstheme="majorBidi"/>
         <w:b/>
         <w:bCs/>
       </w:rPr>
@@ -4283,7 +4343,7 @@
         <w:spacing w:before="0" w:after="0" w:line="240" w:lineRule="auto"/>
       </w:pPr>
       <w:rPr>
-        <w:rFonts w:asciiTheme="majorHAnsi" w:eastAsiaTheme="majorEastAsia" w:hAnsiTheme="majorHAnsi" w:cstheme="majorBidi"/>
+        <w:rFonts w:cstheme="majorBidi"/>
         <w:b/>
         <w:bCs/>
       </w:rPr>
@@ -4301,14 +4361,14 @@
     </w:tblStylePr>
     <w:tblStylePr w:type="firstCol">
       <w:rPr>
-        <w:rFonts w:asciiTheme="majorHAnsi" w:eastAsiaTheme="majorEastAsia" w:hAnsiTheme="majorHAnsi" w:cstheme="majorBidi"/>
+        <w:rFonts w:cstheme="majorBidi"/>
         <w:b/>
         <w:bCs/>
       </w:rPr>
     </w:tblStylePr>
     <w:tblStylePr w:type="lastCol">
       <w:rPr>
-        <w:rFonts w:asciiTheme="majorHAnsi" w:eastAsiaTheme="majorEastAsia" w:hAnsiTheme="majorHAnsi" w:cstheme="majorBidi"/>
+        <w:rFonts w:cstheme="majorBidi"/>
         <w:b/>
         <w:bCs/>
       </w:rPr>
@@ -4392,7 +4452,7 @@
         <w:spacing w:before="0" w:after="0" w:line="240" w:lineRule="auto"/>
       </w:pPr>
       <w:rPr>
-        <w:rFonts w:asciiTheme="majorHAnsi" w:eastAsiaTheme="majorEastAsia" w:hAnsiTheme="majorHAnsi" w:cstheme="majorBidi"/>
+        <w:rFonts w:cstheme="majorBidi"/>
         <w:b/>
         <w:bCs/>
       </w:rPr>
@@ -4413,7 +4473,7 @@
         <w:spacing w:before="0" w:after="0" w:line="240" w:lineRule="auto"/>
       </w:pPr>
       <w:rPr>
-        <w:rFonts w:asciiTheme="majorHAnsi" w:eastAsiaTheme="majorEastAsia" w:hAnsiTheme="majorHAnsi" w:cstheme="majorBidi"/>
+        <w:rFonts w:cstheme="majorBidi"/>
         <w:b/>
         <w:bCs/>
       </w:rPr>
@@ -4431,14 +4491,14 @@
     </w:tblStylePr>
     <w:tblStylePr w:type="firstCol">
       <w:rPr>
-        <w:rFonts w:asciiTheme="majorHAnsi" w:eastAsiaTheme="majorEastAsia" w:hAnsiTheme="majorHAnsi" w:cstheme="majorBidi"/>
+        <w:rFonts w:cstheme="majorBidi"/>
         <w:b/>
         <w:bCs/>
       </w:rPr>
     </w:tblStylePr>
     <w:tblStylePr w:type="lastCol">
       <w:rPr>
-        <w:rFonts w:asciiTheme="majorHAnsi" w:eastAsiaTheme="majorEastAsia" w:hAnsiTheme="majorHAnsi" w:cstheme="majorBidi"/>
+        <w:rFonts w:cstheme="majorBidi"/>
         <w:b/>
         <w:bCs/>
       </w:rPr>
@@ -4522,7 +4582,7 @@
         <w:spacing w:before="0" w:after="0" w:line="240" w:lineRule="auto"/>
       </w:pPr>
       <w:rPr>
-        <w:rFonts w:asciiTheme="majorHAnsi" w:eastAsiaTheme="majorEastAsia" w:hAnsiTheme="majorHAnsi" w:cstheme="majorBidi"/>
+        <w:rFonts w:cstheme="majorBidi"/>
         <w:b/>
         <w:bCs/>
       </w:rPr>
@@ -4543,7 +4603,7 @@
         <w:spacing w:before="0" w:after="0" w:line="240" w:lineRule="auto"/>
       </w:pPr>
       <w:rPr>
-        <w:rFonts w:asciiTheme="majorHAnsi" w:eastAsiaTheme="majorEastAsia" w:hAnsiTheme="majorHAnsi" w:cstheme="majorBidi"/>
+        <w:rFonts w:cstheme="majorBidi"/>
         <w:b/>
         <w:bCs/>
       </w:rPr>
@@ -4561,14 +4621,14 @@
     </w:tblStylePr>
     <w:tblStylePr w:type="firstCol">
       <w:rPr>
-        <w:rFonts w:asciiTheme="majorHAnsi" w:eastAsiaTheme="majorEastAsia" w:hAnsiTheme="majorHAnsi" w:cstheme="majorBidi"/>
+        <w:rFonts w:cstheme="majorBidi"/>
         <w:b/>
         <w:bCs/>
       </w:rPr>
     </w:tblStylePr>
     <w:tblStylePr w:type="lastCol">
       <w:rPr>
-        <w:rFonts w:asciiTheme="majorHAnsi" w:eastAsiaTheme="majorEastAsia" w:hAnsiTheme="majorHAnsi" w:cstheme="majorBidi"/>
+        <w:rFonts w:cstheme="majorBidi"/>
         <w:b/>
         <w:bCs/>
       </w:rPr>
@@ -6433,7 +6493,7 @@
     </w:tblPr>
     <w:tblStylePr w:type="firstRow">
       <w:rPr>
-        <w:rFonts w:asciiTheme="majorHAnsi" w:eastAsiaTheme="majorEastAsia" w:hAnsiTheme="majorHAnsi" w:cstheme="majorBidi"/>
+        <w:rFonts w:cstheme="majorBidi"/>
       </w:rPr>
       <w:tblPr/>
       <w:tcPr>
@@ -6517,7 +6577,7 @@
     </w:tblPr>
     <w:tblStylePr w:type="firstRow">
       <w:rPr>
-        <w:rFonts w:asciiTheme="majorHAnsi" w:eastAsiaTheme="majorEastAsia" w:hAnsiTheme="majorHAnsi" w:cstheme="majorBidi"/>
+        <w:rFonts w:cstheme="majorBidi"/>
       </w:rPr>
       <w:tblPr/>
       <w:tcPr>
@@ -6601,7 +6661,7 @@
     </w:tblPr>
     <w:tblStylePr w:type="firstRow">
       <w:rPr>
-        <w:rFonts w:asciiTheme="majorHAnsi" w:eastAsiaTheme="majorEastAsia" w:hAnsiTheme="majorHAnsi" w:cstheme="majorBidi"/>
+        <w:rFonts w:cstheme="majorBidi"/>
       </w:rPr>
       <w:tblPr/>
       <w:tcPr>
@@ -6685,7 +6745,7 @@
     </w:tblPr>
     <w:tblStylePr w:type="firstRow">
       <w:rPr>
-        <w:rFonts w:asciiTheme="majorHAnsi" w:eastAsiaTheme="majorEastAsia" w:hAnsiTheme="majorHAnsi" w:cstheme="majorBidi"/>
+        <w:rFonts w:cstheme="majorBidi"/>
       </w:rPr>
       <w:tblPr/>
       <w:tcPr>
@@ -6769,7 +6829,7 @@
     </w:tblPr>
     <w:tblStylePr w:type="firstRow">
       <w:rPr>
-        <w:rFonts w:asciiTheme="majorHAnsi" w:eastAsiaTheme="majorEastAsia" w:hAnsiTheme="majorHAnsi" w:cstheme="majorBidi"/>
+        <w:rFonts w:cstheme="majorBidi"/>
       </w:rPr>
       <w:tblPr/>
       <w:tcPr>
@@ -6853,7 +6913,7 @@
     </w:tblPr>
     <w:tblStylePr w:type="firstRow">
       <w:rPr>
-        <w:rFonts w:asciiTheme="majorHAnsi" w:eastAsiaTheme="majorEastAsia" w:hAnsiTheme="majorHAnsi" w:cstheme="majorBidi"/>
+        <w:rFonts w:cstheme="majorBidi"/>
       </w:rPr>
       <w:tblPr/>
       <w:tcPr>
@@ -6937,7 +6997,7 @@
     </w:tblPr>
     <w:tblStylePr w:type="firstRow">
       <w:rPr>
-        <w:rFonts w:asciiTheme="majorHAnsi" w:eastAsiaTheme="majorEastAsia" w:hAnsiTheme="majorHAnsi" w:cstheme="majorBidi"/>
+        <w:rFonts w:cstheme="majorBidi"/>
       </w:rPr>
       <w:tblPr/>
       <w:tcPr>
@@ -7002,7 +7062,7 @@
       <w:spacing w:after="0" w:line="240" w:lineRule="auto"/>
     </w:pPr>
     <w:rPr>
-      <w:rFonts w:asciiTheme="majorHAnsi" w:eastAsiaTheme="majorEastAsia" w:hAnsiTheme="majorHAnsi" w:cstheme="majorBidi"/>
+      <w:rFonts w:cstheme="majorBidi"/>
       <w:color w:val="000000" w:themeColor="text1"/>
     </w:rPr>
     <w:tblPr>
@@ -7130,7 +7190,7 @@
       <w:spacing w:after="0" w:line="240" w:lineRule="auto"/>
     </w:pPr>
     <w:rPr>
-      <w:rFonts w:asciiTheme="majorHAnsi" w:eastAsiaTheme="majorEastAsia" w:hAnsiTheme="majorHAnsi" w:cstheme="majorBidi"/>
+      <w:rFonts w:cstheme="majorBidi"/>
       <w:color w:val="000000" w:themeColor="text1"/>
     </w:rPr>
     <w:tblPr>
@@ -7258,7 +7318,7 @@
       <w:spacing w:after="0" w:line="240" w:lineRule="auto"/>
     </w:pPr>
     <w:rPr>
-      <w:rFonts w:asciiTheme="majorHAnsi" w:eastAsiaTheme="majorEastAsia" w:hAnsiTheme="majorHAnsi" w:cstheme="majorBidi"/>
+      <w:rFonts w:cstheme="majorBidi"/>
       <w:color w:val="000000" w:themeColor="text1"/>
     </w:rPr>
     <w:tblPr>
@@ -7386,7 +7446,7 @@
       <w:spacing w:after="0" w:line="240" w:lineRule="auto"/>
     </w:pPr>
     <w:rPr>
-      <w:rFonts w:asciiTheme="majorHAnsi" w:eastAsiaTheme="majorEastAsia" w:hAnsiTheme="majorHAnsi" w:cstheme="majorBidi"/>
+      <w:rFonts w:cstheme="majorBidi"/>
       <w:color w:val="000000" w:themeColor="text1"/>
     </w:rPr>
     <w:tblPr>
@@ -7514,7 +7574,7 @@
       <w:spacing w:after="0" w:line="240" w:lineRule="auto"/>
     </w:pPr>
     <w:rPr>
-      <w:rFonts w:asciiTheme="majorHAnsi" w:eastAsiaTheme="majorEastAsia" w:hAnsiTheme="majorHAnsi" w:cstheme="majorBidi"/>
+      <w:rFonts w:cstheme="majorBidi"/>
       <w:color w:val="000000" w:themeColor="text1"/>
     </w:rPr>
     <w:tblPr>
@@ -7642,7 +7702,7 @@
       <w:spacing w:after="0" w:line="240" w:lineRule="auto"/>
     </w:pPr>
     <w:rPr>
-      <w:rFonts w:asciiTheme="majorHAnsi" w:eastAsiaTheme="majorEastAsia" w:hAnsiTheme="majorHAnsi" w:cstheme="majorBidi"/>
+      <w:rFonts w:cstheme="majorBidi"/>
       <w:color w:val="000000" w:themeColor="text1"/>
     </w:rPr>
     <w:tblPr>
@@ -7770,7 +7830,7 @@
       <w:spacing w:after="0" w:line="240" w:lineRule="auto"/>
     </w:pPr>
     <w:rPr>
-      <w:rFonts w:asciiTheme="majorHAnsi" w:eastAsiaTheme="majorEastAsia" w:hAnsiTheme="majorHAnsi" w:cstheme="majorBidi"/>
+      <w:rFonts w:cstheme="majorBidi"/>
       <w:color w:val="000000" w:themeColor="text1"/>
     </w:rPr>
     <w:tblPr>
@@ -8409,7 +8469,7 @@
       <w:spacing w:after="0" w:line="240" w:lineRule="auto"/>
     </w:pPr>
     <w:rPr>
-      <w:rFonts w:asciiTheme="majorHAnsi" w:eastAsiaTheme="majorEastAsia" w:hAnsiTheme="majorHAnsi" w:cstheme="majorBidi"/>
+      <w:rFonts w:cstheme="majorBidi"/>
       <w:color w:val="000000" w:themeColor="text1"/>
     </w:rPr>
     <w:tblPr>
@@ -8534,7 +8594,7 @@
       <w:spacing w:after="0" w:line="240" w:lineRule="auto"/>
     </w:pPr>
     <w:rPr>
-      <w:rFonts w:asciiTheme="majorHAnsi" w:eastAsiaTheme="majorEastAsia" w:hAnsiTheme="majorHAnsi" w:cstheme="majorBidi"/>
+      <w:rFonts w:cstheme="majorBidi"/>
       <w:color w:val="000000" w:themeColor="text1"/>
     </w:rPr>
     <w:tblPr>
@@ -8659,7 +8719,7 @@
       <w:spacing w:after="0" w:line="240" w:lineRule="auto"/>
     </w:pPr>
     <w:rPr>
-      <w:rFonts w:asciiTheme="majorHAnsi" w:eastAsiaTheme="majorEastAsia" w:hAnsiTheme="majorHAnsi" w:cstheme="majorBidi"/>
+      <w:rFonts w:cstheme="majorBidi"/>
       <w:color w:val="000000" w:themeColor="text1"/>
     </w:rPr>
     <w:tblPr>
@@ -8784,7 +8844,7 @@
       <w:spacing w:after="0" w:line="240" w:lineRule="auto"/>
     </w:pPr>
     <w:rPr>
-      <w:rFonts w:asciiTheme="majorHAnsi" w:eastAsiaTheme="majorEastAsia" w:hAnsiTheme="majorHAnsi" w:cstheme="majorBidi"/>
+      <w:rFonts w:cstheme="majorBidi"/>
       <w:color w:val="000000" w:themeColor="text1"/>
     </w:rPr>
     <w:tblPr>
@@ -8909,7 +8969,7 @@
       <w:spacing w:after="0" w:line="240" w:lineRule="auto"/>
     </w:pPr>
     <w:rPr>
-      <w:rFonts w:asciiTheme="majorHAnsi" w:eastAsiaTheme="majorEastAsia" w:hAnsiTheme="majorHAnsi" w:cstheme="majorBidi"/>
+      <w:rFonts w:cstheme="majorBidi"/>
       <w:color w:val="000000" w:themeColor="text1"/>
     </w:rPr>
     <w:tblPr>
@@ -9034,7 +9094,7 @@
       <w:spacing w:after="0" w:line="240" w:lineRule="auto"/>
     </w:pPr>
     <w:rPr>
-      <w:rFonts w:asciiTheme="majorHAnsi" w:eastAsiaTheme="majorEastAsia" w:hAnsiTheme="majorHAnsi" w:cstheme="majorBidi"/>
+      <w:rFonts w:cstheme="majorBidi"/>
       <w:color w:val="000000" w:themeColor="text1"/>
     </w:rPr>
     <w:tblPr>
@@ -9159,7 +9219,7 @@
       <w:spacing w:after="0" w:line="240" w:lineRule="auto"/>
     </w:pPr>
     <w:rPr>
-      <w:rFonts w:asciiTheme="majorHAnsi" w:eastAsiaTheme="majorEastAsia" w:hAnsiTheme="majorHAnsi" w:cstheme="majorBidi"/>
+      <w:rFonts w:cstheme="majorBidi"/>
       <w:color w:val="000000" w:themeColor="text1"/>
     </w:rPr>
     <w:tblPr>

--- a/skills/dazzler-frontend/assets/templates/docx/restaurant.docx
+++ b/skills/dazzler-frontend/assets/templates/docx/restaurant.docx
@@ -18,7 +18,7 @@
         <w:jc w:val="center"/>
       </w:pPr>
       <w:r>
-        <w:t>Juniper dinner menu</w:t>
+        <w:t>Juniper Dinner Menu</w:t>
       </w:r>
     </w:p>
     <w:p>
@@ -33,7 +33,9 @@
       </w:r>
     </w:p>
     <w:p>
-      <w:pPr/>
+      <w:pPr>
+        <w:ind w:right="3854"/>
+      </w:pPr>
       <w:r>
         <w:rPr>
           <w:b w:val="0"/>
@@ -51,7 +53,7 @@
         <w:rPr>
           <w:b w:val="0"/>
         </w:rPr>
-        <w:t>To begin</w:t>
+        <w:t>To Begin</w:t>
       </w:r>
     </w:p>
     <w:p>
@@ -128,7 +130,7 @@
         <w:rPr>
           <w:b w:val="0"/>
         </w:rPr>
-        <w:t>From the kitchen</w:t>
+        <w:t>From the Kitchen</w:t>
       </w:r>
     </w:p>
     <w:p>
@@ -218,7 +220,7 @@
         <w:jc w:val="center"/>
       </w:pPr>
       <w:r>
-        <w:t>Stay for something sweet</w:t>
+        <w:t>Stay for Something Sweet</w:t>
       </w:r>
     </w:p>
     <w:p>
@@ -229,7 +231,7 @@
         <w:rPr>
           <w:b w:val="0"/>
         </w:rPr>
-        <w:t>The final course</w:t>
+        <w:t>The Final Course</w:t>
       </w:r>
     </w:p>
     <w:tbl>
@@ -595,7 +597,7 @@
         <w:rPr>
           <w:b w:val="0"/>
         </w:rPr>
-        <w:t>A glass alongside</w:t>
+        <w:t>A Glass Alongside</w:t>
       </w:r>
     </w:p>
     <w:tbl>
@@ -957,6 +959,7 @@
       <w:pPr>
         <w:shd w:fill="EDF2F9"/>
         <w:spacing w:before="120" w:after="160"/>
+        <w:ind w:right="3854"/>
       </w:pPr>
       <w:r>
         <w:rPr>
@@ -1001,7 +1004,9 @@
       </w:r>
     </w:p>
     <w:p>
-      <w:pPr/>
+      <w:pPr>
+        <w:ind w:right="3854"/>
+      </w:pPr>
       <w:r>
         <w:rPr>
           <w:b w:val="0"/>
@@ -1016,6 +1021,7 @@
     <w:p>
       <w:pPr>
         <w:spacing w:before="140"/>
+        <w:ind w:right="3854"/>
       </w:pPr>
       <w:r>
         <w:rPr>

--- a/skills/dazzler-frontend/assets/templates/docx/restaurant.docx
+++ b/skills/dazzler-frontend/assets/templates/docx/restaurant.docx
@@ -66,7 +66,7 @@
           <w:color w:val="802338"/>
           <w:sz w:val="34"/>
         </w:rPr>
-        <w:t>Garden leaves   /   14</w:t>
+        <w:t>Garden Leaves   /   14</w:t>
       </w:r>
     </w:p>
     <w:p>
@@ -88,7 +88,7 @@
           <w:color w:val="802338"/>
           <w:sz w:val="34"/>
         </w:rPr>
-        <w:t>Roasted beetroot   /   16</w:t>
+        <w:t>Roasted Beetroot   /   16</w:t>
       </w:r>
     </w:p>
     <w:p>
@@ -110,7 +110,7 @@
           <w:color w:val="802338"/>
           <w:sz w:val="34"/>
         </w:rPr>
-        <w:t>Warm sourdough   /   8</w:t>
+        <w:t>Warm Sourdough   /   8</w:t>
       </w:r>
     </w:p>
     <w:p>
@@ -143,7 +143,7 @@
           <w:color w:val="802338"/>
           <w:sz w:val="34"/>
         </w:rPr>
-        <w:t>Summer squash   /   26</w:t>
+        <w:t>Summer Squash   /   26</w:t>
       </w:r>
     </w:p>
     <w:p>
@@ -165,7 +165,7 @@
           <w:color w:val="802338"/>
           <w:sz w:val="34"/>
         </w:rPr>
-        <w:t>Roast chicken   /   32</w:t>
+        <w:t>Roast Chicken   /   32</w:t>
       </w:r>
     </w:p>
     <w:p>
@@ -187,7 +187,7 @@
           <w:color w:val="802338"/>
           <w:sz w:val="34"/>
         </w:rPr>
-        <w:t>Market fish   /   34</w:t>
+        <w:t>Market Fish   /   34</w:t>
       </w:r>
     </w:p>
     <w:p>
@@ -336,7 +336,7 @@
         <w:tc>
           <w:tcPr>
             <w:tcW w:type="dxa" w:w="2927"/>
-            <w:shd w:fill="F0F2F6"/>
+            <w:shd w:fill="F5EDDF"/>
             <w:tcMar>
               <w:top w:w="85" w:type="dxa"/>
               <w:left w:w="85" w:type="dxa"/>
@@ -362,7 +362,7 @@
         <w:tc>
           <w:tcPr>
             <w:tcW w:type="dxa" w:w="6168"/>
-            <w:shd w:fill="F0F2F6"/>
+            <w:shd w:fill="F5EDDF"/>
             <w:tcMar>
               <w:top w:w="85" w:type="dxa"/>
               <w:left w:w="85" w:type="dxa"/>
@@ -388,7 +388,7 @@
         <w:tc>
           <w:tcPr>
             <w:tcW w:type="dxa" w:w="1359"/>
-            <w:shd w:fill="F0F2F6"/>
+            <w:shd w:fill="F5EDDF"/>
             <w:tcMar>
               <w:top w:w="85" w:type="dxa"/>
               <w:left w:w="85" w:type="dxa"/>
@@ -502,7 +502,7 @@
         <w:tc>
           <w:tcPr>
             <w:tcW w:type="dxa" w:w="2927"/>
-            <w:shd w:fill="F0F2F6"/>
+            <w:shd w:fill="F5EDDF"/>
             <w:tcMar>
               <w:top w:w="85" w:type="dxa"/>
               <w:left w:w="85" w:type="dxa"/>
@@ -528,7 +528,7 @@
         <w:tc>
           <w:tcPr>
             <w:tcW w:type="dxa" w:w="6168"/>
-            <w:shd w:fill="F0F2F6"/>
+            <w:shd w:fill="F5EDDF"/>
             <w:tcMar>
               <w:top w:w="85" w:type="dxa"/>
               <w:left w:w="85" w:type="dxa"/>
@@ -554,7 +554,7 @@
         <w:tc>
           <w:tcPr>
             <w:tcW w:type="dxa" w:w="1359"/>
-            <w:shd w:fill="F0F2F6"/>
+            <w:shd w:fill="F5EDDF"/>
             <w:tcMar>
               <w:top w:w="85" w:type="dxa"/>
               <w:left w:w="85" w:type="dxa"/>
@@ -702,7 +702,7 @@
         <w:tc>
           <w:tcPr>
             <w:tcW w:type="dxa" w:w="2927"/>
-            <w:shd w:fill="F0F2F6"/>
+            <w:shd w:fill="F5EDDF"/>
             <w:tcMar>
               <w:top w:w="85" w:type="dxa"/>
               <w:left w:w="85" w:type="dxa"/>
@@ -728,7 +728,7 @@
         <w:tc>
           <w:tcPr>
             <w:tcW w:type="dxa" w:w="6168"/>
-            <w:shd w:fill="F0F2F6"/>
+            <w:shd w:fill="F5EDDF"/>
             <w:tcMar>
               <w:top w:w="85" w:type="dxa"/>
               <w:left w:w="85" w:type="dxa"/>
@@ -754,7 +754,7 @@
         <w:tc>
           <w:tcPr>
             <w:tcW w:type="dxa" w:w="1359"/>
-            <w:shd w:fill="F0F2F6"/>
+            <w:shd w:fill="F5EDDF"/>
             <w:tcMar>
               <w:top w:w="85" w:type="dxa"/>
               <w:left w:w="85" w:type="dxa"/>
@@ -868,7 +868,7 @@
         <w:tc>
           <w:tcPr>
             <w:tcW w:type="dxa" w:w="2927"/>
-            <w:shd w:fill="F0F2F6"/>
+            <w:shd w:fill="F5EDDF"/>
             <w:tcMar>
               <w:top w:w="85" w:type="dxa"/>
               <w:left w:w="85" w:type="dxa"/>
@@ -894,7 +894,7 @@
         <w:tc>
           <w:tcPr>
             <w:tcW w:type="dxa" w:w="6168"/>
-            <w:shd w:fill="F0F2F6"/>
+            <w:shd w:fill="F5EDDF"/>
             <w:tcMar>
               <w:top w:w="85" w:type="dxa"/>
               <w:left w:w="85" w:type="dxa"/>
@@ -920,7 +920,7 @@
         <w:tc>
           <w:tcPr>
             <w:tcW w:type="dxa" w:w="1359"/>
-            <w:shd w:fill="F0F2F6"/>
+            <w:shd w:fill="F5EDDF"/>
             <w:tcMar>
               <w:top w:w="85" w:type="dxa"/>
               <w:left w:w="85" w:type="dxa"/>
@@ -957,7 +957,7 @@
     </w:p>
     <w:p>
       <w:pPr>
-        <w:shd w:fill="EDF2F9"/>
+        <w:shd w:fill="F5EDDF"/>
         <w:spacing w:before="120" w:after="160"/>
         <w:ind w:right="3854"/>
       </w:pPr>
@@ -987,20 +987,7 @@
         <w:rPr>
           <w:b w:val="0"/>
         </w:rPr>
-        <w:t xml:space="preserve"> before ordering. Recipe labels do not guarantee freedom from cross-contact. Menu, pricing and service details are </w:t>
-      </w:r>
-      <w:r>
-        <w:rPr>
-          <w:b/>
-          <w:color w:val="802338"/>
-        </w:rPr>
-        <w:t>fictional</w:t>
-      </w:r>
-      <w:r>
-        <w:rPr>
-          <w:b w:val="0"/>
-        </w:rPr>
-        <w:t>; confirm them before real use.</w:t>
+        <w:t xml:space="preserve"> before ordering. Recipe labels do not guarantee freedom from cross-contact. Menu, pricing and service details are fictional; confirm them before real use.</w:t>
       </w:r>
     </w:p>
     <w:p>
@@ -1054,21 +1041,7 @@
         <w:b w:val="0"/>
         <w:sz w:val="16"/>
       </w:rPr>
-    </w:r>
-    <w:r>
-      <w:rPr>
-        <w:b/>
-        <w:color w:val="802338"/>
-        <w:sz w:val="16"/>
-      </w:rPr>
-      <w:t>FICTIONAL</w:t>
-    </w:r>
-    <w:r>
-      <w:rPr>
-        <w:b w:val="0"/>
-        <w:sz w:val="16"/>
-      </w:rPr>
-      <w:t xml:space="preserve"> EXAMPLE  /  RESTAURANT   •   Dazzler   /   </w:t>
+      <w:t xml:space="preserve">FICTIONAL EXAMPLE  /  RESTAURANT   •   Dazzler   /   </w:t>
     </w:r>
     <w:fldSimple w:instr="PAGE"/>
   </w:p>

--- a/skills/dazzler-frontend/assets/templates/docx/restaurant.docx
+++ b/skills/dazzler-frontend/assets/templates/docx/restaurant.docx
@@ -3,235 +3,187 @@
 <w:document xmlns:wpc="http://schemas.microsoft.com/office/word/2010/wordprocessingCanvas" xmlns:mo="http://schemas.microsoft.com/office/mac/office/2008/main" xmlns:mc="http://schemas.openxmlformats.org/markup-compatibility/2006" xmlns:mv="urn:schemas-microsoft-com:mac:vml" xmlns:o="urn:schemas-microsoft-com:office:office" xmlns:r="http://schemas.openxmlformats.org/officeDocument/2006/relationships" xmlns:m="http://schemas.openxmlformats.org/officeDocument/2006/math" xmlns:v="urn:schemas-microsoft-com:vml" xmlns:wp14="http://schemas.microsoft.com/office/word/2010/wordprocessingDrawing" xmlns:wp="http://schemas.openxmlformats.org/drawingml/2006/wordprocessingDrawing" xmlns:w10="urn:schemas-microsoft-com:office:word" xmlns:w="http://schemas.openxmlformats.org/wordprocessingml/2006/main" xmlns:w14="http://schemas.microsoft.com/office/word/2010/wordml" xmlns:wpg="http://schemas.microsoft.com/office/word/2010/wordprocessingGroup" xmlns:wpi="http://schemas.microsoft.com/office/word/2010/wordprocessingInk" xmlns:wne="http://schemas.microsoft.com/office/word/2006/wordml" xmlns:wps="http://schemas.microsoft.com/office/word/2010/wordprocessingShape" mc:Ignorable="w14 wp14">
   <w:body>
     <w:p>
+      <w:pPr>
+        <w:spacing w:after="280" w:line="269" w:lineRule="auto"/>
+      </w:pPr>
       <w:r>
         <w:rPr>
+          <w:rFonts w:ascii="Arial" w:hAnsi="Arial"/>
           <w:b/>
-          <w:color w:val="802338"/>
-          <w:sz w:val="16"/>
+          <w:i w:val="0"/>
+          <w:color w:val="713541"/>
+          <w:sz w:val="18"/>
         </w:rPr>
-        <w:t>JUNIPER • SEASONAL KITCHEN   /   01</w:t>
+        <w:t>MORROW / LATE SUMMER</w:t>
+      </w:r>
+    </w:p>
+    <w:p>
+      <w:pPr>
+        <w:spacing w:after="140" w:line="269" w:lineRule="auto"/>
+        <w:jc w:val="center"/>
+      </w:pPr>
+      <w:r>
+        <w:rPr>
+          <w:rFonts w:ascii="Georgia" w:hAnsi="Georgia"/>
+          <w:b w:val="0"/>
+          <w:i w:val="0"/>
+          <w:color w:val="713541"/>
+          <w:sz w:val="86"/>
+        </w:rPr>
+        <w:t>MORROW</w:t>
       </w:r>
     </w:p>
     <w:p>
       <w:pPr>
         <w:pStyle w:val="Title"/>
+        <w:spacing w:after="160" w:line="269" w:lineRule="auto"/>
         <w:jc w:val="center"/>
       </w:pPr>
       <w:r>
-        <w:t>Juniper Dinner Menu</w:t>
+        <w:rPr>
+          <w:rFonts w:ascii="Georgia" w:hAnsi="Georgia"/>
+          <w:b w:val="0"/>
+          <w:i/>
+          <w:color w:val="17252B"/>
+          <w:sz w:val="38"/>
+        </w:rPr>
+        <w:t>Late Summer Supper</w:t>
       </w:r>
     </w:p>
     <w:p>
       <w:pPr>
-        <w:pStyle w:val="Subtitle"/>
+        <w:spacing w:after="280" w:line="269" w:lineRule="auto"/>
       </w:pPr>
       <w:r>
         <w:rPr>
-          <w:i/>
+          <w:rFonts w:ascii="Georgia" w:hAnsi="Georgia"/>
+          <w:b w:val="0"/>
+          <w:i w:val="0"/>
+          <w:color w:val="17252B"/>
+          <w:sz w:val="22"/>
         </w:rPr>
-        <w:t>Early summer • Dinner from 17:30</w:t>
+        <w:t>A short menu built around what is ready now. Choose a few dishes and share the table.</w:t>
       </w:r>
     </w:p>
     <w:p>
       <w:pPr>
-        <w:ind w:right="3854"/>
+        <w:spacing w:after="200" w:line="269" w:lineRule="auto"/>
+        <w:jc w:val="center"/>
       </w:pPr>
       <w:r>
         <w:rPr>
-          <w:b w:val="0"/>
+          <w:rFonts w:ascii="Arial" w:hAnsi="Arial"/>
+          <w:b/>
+          <w:i w:val="0"/>
+          <w:color w:val="713541"/>
+          <w:sz w:val="20"/>
         </w:rPr>
-        <w:t>An unhurried dinner built around vegetables, grains and the season.</w:t>
-        <w:br/>
-        <w:t>Illustrative menu • Prices in USD</w:t>
+        <w:t>18:00 · first seating · Wednesday to Sunday</w:t>
       </w:r>
     </w:p>
     <w:p>
       <w:pPr>
         <w:pStyle w:val="Heading1"/>
+        <w:spacing w:after="100" w:line="269" w:lineRule="auto"/>
+        <w:jc w:val="center"/>
       </w:pPr>
       <w:r>
         <w:rPr>
+          <w:rFonts w:ascii="Georgia" w:hAnsi="Georgia"/>
           <w:b w:val="0"/>
+          <w:i/>
+          <w:color w:val="713541"/>
+          <w:sz w:val="32"/>
         </w:rPr>
         <w:t>To Begin</w:t>
       </w:r>
     </w:p>
     <w:p>
       <w:pPr>
-        <w:spacing w:before="240"/>
+        <w:spacing w:after="340" w:line="269" w:lineRule="auto"/>
+        <w:jc w:val="center"/>
       </w:pPr>
       <w:r>
         <w:rPr>
           <w:rFonts w:ascii="Georgia" w:hAnsi="Georgia"/>
-          <w:color w:val="802338"/>
-          <w:sz w:val="34"/>
+          <w:b w:val="0"/>
+          <w:i w:val="0"/>
+          <w:color w:val="17252B"/>
+          <w:sz w:val="24"/>
         </w:rPr>
-        <w:t>Garden Leaves   /   14</w:t>
-      </w:r>
-    </w:p>
-    <w:p>
-      <w:r>
-        <w:rPr>
-          <w:i/>
-          <w:sz w:val="22"/>
-        </w:rPr>
-        <w:t>Radish, soft herbs, mustard dressing</w:t>
-      </w:r>
-    </w:p>
-    <w:p>
-      <w:pPr>
-        <w:spacing w:before="240"/>
-      </w:pPr>
-      <w:r>
-        <w:rPr>
-          <w:rFonts w:ascii="Georgia" w:hAnsi="Georgia"/>
-          <w:color w:val="802338"/>
-          <w:sz w:val="34"/>
-        </w:rPr>
-        <w:t>Roasted Beetroot   /   16</w:t>
-      </w:r>
-    </w:p>
-    <w:p>
-      <w:r>
-        <w:rPr>
-          <w:i/>
-          <w:sz w:val="22"/>
-        </w:rPr>
-        <w:t>Whipped ricotta, orange, toasted hazelnuts</w:t>
-      </w:r>
-    </w:p>
-    <w:p>
-      <w:pPr>
-        <w:spacing w:before="240"/>
-      </w:pPr>
-      <w:r>
-        <w:rPr>
-          <w:rFonts w:ascii="Georgia" w:hAnsi="Georgia"/>
-          <w:color w:val="802338"/>
-          <w:sz w:val="34"/>
-        </w:rPr>
-        <w:t>Warm Sourdough   /   8</w:t>
-      </w:r>
-    </w:p>
-    <w:p>
-      <w:r>
-        <w:rPr>
-          <w:i/>
-          <w:sz w:val="22"/>
-        </w:rPr>
-        <w:t>Cultured butter and sea salt</w:t>
+        <w:t>Charred peach, tomato and basil · 12</w:t>
+        <w:br/>
+        <w:t>White bean broth, lemon and herbs · 10</w:t>
       </w:r>
     </w:p>
     <w:p>
       <w:pPr>
         <w:pStyle w:val="Heading1"/>
+        <w:spacing w:after="100" w:line="269" w:lineRule="auto"/>
+        <w:jc w:val="center"/>
       </w:pPr>
       <w:r>
         <w:rPr>
+          <w:rFonts w:ascii="Georgia" w:hAnsi="Georgia"/>
           <w:b w:val="0"/>
+          <w:i/>
+          <w:color w:val="713541"/>
+          <w:sz w:val="32"/>
         </w:rPr>
-        <w:t>From the Kitchen</w:t>
+        <w:t>For the Table</w:t>
       </w:r>
     </w:p>
     <w:p>
       <w:pPr>
-        <w:spacing w:before="240"/>
+        <w:spacing w:after="340" w:line="269" w:lineRule="auto"/>
+        <w:jc w:val="center"/>
       </w:pPr>
       <w:r>
         <w:rPr>
           <w:rFonts w:ascii="Georgia" w:hAnsi="Georgia"/>
-          <w:color w:val="802338"/>
-          <w:sz w:val="34"/>
+          <w:b w:val="0"/>
+          <w:i w:val="0"/>
+          <w:color w:val="17252B"/>
+          <w:sz w:val="24"/>
         </w:rPr>
-        <w:t>Summer Squash   /   26</w:t>
-      </w:r>
-    </w:p>
-    <w:p>
-      <w:r>
-        <w:rPr>
-          <w:i/>
-          <w:sz w:val="22"/>
-        </w:rPr>
-        <w:t>White beans, sage, pumpkin seeds</w:t>
-      </w:r>
-    </w:p>
-    <w:p>
-      <w:pPr>
-        <w:spacing w:before="240"/>
-      </w:pPr>
-      <w:r>
-        <w:rPr>
-          <w:rFonts w:ascii="Georgia" w:hAnsi="Georgia"/>
-          <w:color w:val="802338"/>
-          <w:sz w:val="34"/>
-        </w:rPr>
-        <w:t>Roast Chicken   /   32</w:t>
-      </w:r>
-    </w:p>
-    <w:p>
-      <w:r>
-        <w:rPr>
-          <w:i/>
-          <w:sz w:val="22"/>
-        </w:rPr>
-        <w:t>New potatoes, greens, pan jus</w:t>
-      </w:r>
-    </w:p>
-    <w:p>
-      <w:pPr>
-        <w:spacing w:before="240"/>
-      </w:pPr>
-      <w:r>
-        <w:rPr>
-          <w:rFonts w:ascii="Georgia" w:hAnsi="Georgia"/>
-          <w:color w:val="802338"/>
-          <w:sz w:val="34"/>
-        </w:rPr>
-        <w:t>Market Fish   /   34</w:t>
-      </w:r>
-    </w:p>
-    <w:p>
-      <w:r>
-        <w:rPr>
-          <w:i/>
-          <w:sz w:val="22"/>
-        </w:rPr>
-        <w:t>Braised fennel, lemon, herb oil</w:t>
-      </w:r>
-    </w:p>
-    <w:p>
-      <w:r>
-        <w:br w:type="page"/>
-      </w:r>
-    </w:p>
-    <w:p>
-      <w:r>
-        <w:rPr>
-          <w:b/>
-          <w:color w:val="802338"/>
-          <w:sz w:val="16"/>
-        </w:rPr>
-        <w:t>JUNIPER • SEASONAL KITCHEN   /   02</w:t>
-      </w:r>
-    </w:p>
-    <w:p>
-      <w:pPr>
-        <w:pStyle w:val="Title"/>
-        <w:jc w:val="center"/>
-      </w:pPr>
-      <w:r>
-        <w:t>Stay for Something Sweet</w:t>
+        <w:t>Roast squash, farro and sage · 24</w:t>
+        <w:br/>
+        <w:t>Pan-roasted trout, potatoes and greens · 29</w:t>
       </w:r>
     </w:p>
     <w:p>
       <w:pPr>
         <w:pStyle w:val="Heading1"/>
+        <w:spacing w:after="100" w:line="269" w:lineRule="auto"/>
+        <w:jc w:val="center"/>
       </w:pPr>
       <w:r>
         <w:rPr>
+          <w:rFonts w:ascii="Georgia" w:hAnsi="Georgia"/>
           <w:b w:val="0"/>
+          <w:i/>
+          <w:color w:val="713541"/>
+          <w:sz w:val="32"/>
         </w:rPr>
-        <w:t>The Final Course</w:t>
+        <w:t>Something Sweet</w:t>
+      </w:r>
+    </w:p>
+    <w:p>
+      <w:pPr>
+        <w:spacing w:after="340" w:line="269" w:lineRule="auto"/>
+        <w:jc w:val="center"/>
+      </w:pPr>
+      <w:r>
+        <w:rPr>
+          <w:rFonts w:ascii="Georgia" w:hAnsi="Georgia"/>
+          <w:b w:val="0"/>
+          <w:i w:val="0"/>
+          <w:color w:val="17252B"/>
+          <w:sz w:val="24"/>
+        </w:rPr>
+        <w:t>Plum tart with cultured cream · 11</w:t>
+        <w:br/>
+        <w:t>Olive oil cake and poached pear · 10</w:t>
       </w:r>
     </w:p>
     <w:tbl>
@@ -239,11 +191,17 @@
         <w:tblW w:type="auto" w:w="0"/>
         <w:tblLayout w:type="fixed"/>
         <w:tblLook w:firstColumn="1" w:firstRow="1" w:lastColumn="0" w:lastRow="0" w:noHBand="0" w:noVBand="1" w:val="04A0"/>
+        <w:tblCellMar>
+          <w:top w:w="90" w:type="dxa"/>
+          <w:left w:w="90" w:type="dxa"/>
+          <w:bottom w:w="90" w:type="dxa"/>
+          <w:right w:w="90" w:type="dxa"/>
+        </w:tblCellMar>
       </w:tblPr>
       <w:tblGrid>
-        <w:gridCol w:w="2927"/>
-        <w:gridCol w:w="6168"/>
-        <w:gridCol w:w="1359"/>
+        <w:gridCol w:w="2592"/>
+        <w:gridCol w:w="4147"/>
+        <w:gridCol w:w="3629"/>
       </w:tblGrid>
       <w:tr>
         <w:trPr>
@@ -252,18 +210,12 @@
         </w:trPr>
         <w:tc>
           <w:tcPr>
-            <w:tcW w:type="dxa" w:w="2927"/>
-            <w:shd w:fill="802338"/>
-            <w:tcMar>
-              <w:top w:w="85" w:type="dxa"/>
-              <w:left w:w="85" w:type="dxa"/>
-              <w:bottom w:w="85" w:type="dxa"/>
-              <w:right w:w="85" w:type="dxa"/>
-            </w:tcMar>
+            <w:tcW w:type="dxa" w:w="3456"/>
+            <w:shd w:fill="713541"/>
           </w:tcPr>
           <w:p>
             <w:pPr>
-              <w:spacing w:after="0"/>
+              <w:spacing w:after="160" w:line="269" w:lineRule="auto"/>
             </w:pPr>
             <w:r>
               <w:rPr>
@@ -272,24 +224,18 @@
                 <w:color w:val="FFFFFF"/>
                 <w:sz w:val="20"/>
               </w:rPr>
-              <w:t>Dish</w:t>
+              <w:t>Pairing</w:t>
             </w:r>
           </w:p>
         </w:tc>
         <w:tc>
           <w:tcPr>
-            <w:tcW w:type="dxa" w:w="6168"/>
-            <w:shd w:fill="802338"/>
-            <w:tcMar>
-              <w:top w:w="85" w:type="dxa"/>
-              <w:left w:w="85" w:type="dxa"/>
-              <w:bottom w:w="85" w:type="dxa"/>
-              <w:right w:w="85" w:type="dxa"/>
-            </w:tcMar>
+            <w:tcW w:type="dxa" w:w="3456"/>
+            <w:shd w:fill="713541"/>
           </w:tcPr>
           <w:p>
             <w:pPr>
-              <w:spacing w:after="0"/>
+              <w:spacing w:after="160" w:line="269" w:lineRule="auto"/>
             </w:pPr>
             <w:r>
               <w:rPr>
@@ -298,364 +244,18 @@
                 <w:color w:val="FFFFFF"/>
                 <w:sz w:val="20"/>
               </w:rPr>
-              <w:t>Preparation</w:t>
+              <w:t>Glass</w:t>
             </w:r>
           </w:p>
         </w:tc>
         <w:tc>
           <w:tcPr>
-            <w:tcW w:type="dxa" w:w="1359"/>
-            <w:shd w:fill="802338"/>
-            <w:tcMar>
-              <w:top w:w="85" w:type="dxa"/>
-              <w:left w:w="85" w:type="dxa"/>
-              <w:bottom w:w="85" w:type="dxa"/>
-              <w:right w:w="85" w:type="dxa"/>
-            </w:tcMar>
+            <w:tcW w:type="dxa" w:w="3456"/>
+            <w:shd w:fill="713541"/>
           </w:tcPr>
           <w:p>
             <w:pPr>
-              <w:spacing w:after="0"/>
-            </w:pPr>
-            <w:r>
-              <w:rPr>
-                <w:rFonts w:ascii="Arial" w:hAnsi="Arial"/>
-                <w:b/>
-                <w:color w:val="FFFFFF"/>
-                <w:sz w:val="20"/>
-              </w:rPr>
-              <w:t>Price</w:t>
-            </w:r>
-          </w:p>
-        </w:tc>
-      </w:tr>
-      <w:tr>
-        <w:trPr>
-          <w:cantSplit/>
-        </w:trPr>
-        <w:tc>
-          <w:tcPr>
-            <w:tcW w:type="dxa" w:w="2927"/>
-            <w:shd w:fill="F5EDDF"/>
-            <w:tcMar>
-              <w:top w:w="85" w:type="dxa"/>
-              <w:left w:w="85" w:type="dxa"/>
-              <w:bottom w:w="85" w:type="dxa"/>
-              <w:right w:w="85" w:type="dxa"/>
-            </w:tcMar>
-          </w:tcPr>
-          <w:p>
-            <w:pPr>
-              <w:spacing w:after="0"/>
-            </w:pPr>
-            <w:r>
-              <w:rPr>
-                <w:rFonts w:ascii="Arial" w:hAnsi="Arial"/>
-                <w:b w:val="0"/>
-                <w:color w:val="172033"/>
-                <w:sz w:val="20"/>
-              </w:rPr>
-              <w:t>Pear and almond</w:t>
-            </w:r>
-          </w:p>
-        </w:tc>
-        <w:tc>
-          <w:tcPr>
-            <w:tcW w:type="dxa" w:w="6168"/>
-            <w:shd w:fill="F5EDDF"/>
-            <w:tcMar>
-              <w:top w:w="85" w:type="dxa"/>
-              <w:left w:w="85" w:type="dxa"/>
-              <w:bottom w:w="85" w:type="dxa"/>
-              <w:right w:w="85" w:type="dxa"/>
-            </w:tcMar>
-          </w:tcPr>
-          <w:p>
-            <w:pPr>
-              <w:spacing w:after="0"/>
-            </w:pPr>
-            <w:r>
-              <w:rPr>
-                <w:rFonts w:ascii="Arial" w:hAnsi="Arial"/>
-                <w:b w:val="0"/>
-                <w:color w:val="172033"/>
-                <w:sz w:val="20"/>
-              </w:rPr>
-              <w:t>Warm pear, almond crumb, cream</w:t>
-            </w:r>
-          </w:p>
-        </w:tc>
-        <w:tc>
-          <w:tcPr>
-            <w:tcW w:type="dxa" w:w="1359"/>
-            <w:shd w:fill="F5EDDF"/>
-            <w:tcMar>
-              <w:top w:w="85" w:type="dxa"/>
-              <w:left w:w="85" w:type="dxa"/>
-              <w:bottom w:w="85" w:type="dxa"/>
-              <w:right w:w="85" w:type="dxa"/>
-            </w:tcMar>
-          </w:tcPr>
-          <w:p>
-            <w:pPr>
-              <w:spacing w:after="0"/>
-            </w:pPr>
-            <w:r>
-              <w:rPr>
-                <w:rFonts w:ascii="Arial" w:hAnsi="Arial"/>
-                <w:b w:val="0"/>
-                <w:color w:val="172033"/>
-                <w:sz w:val="20"/>
-              </w:rPr>
-              <w:t>11</w:t>
-            </w:r>
-          </w:p>
-        </w:tc>
-      </w:tr>
-      <w:tr>
-        <w:trPr>
-          <w:cantSplit/>
-        </w:trPr>
-        <w:tc>
-          <w:tcPr>
-            <w:tcW w:type="dxa" w:w="2927"/>
-            <w:shd w:fill="FFFFFF"/>
-            <w:tcMar>
-              <w:top w:w="85" w:type="dxa"/>
-              <w:left w:w="85" w:type="dxa"/>
-              <w:bottom w:w="85" w:type="dxa"/>
-              <w:right w:w="85" w:type="dxa"/>
-            </w:tcMar>
-          </w:tcPr>
-          <w:p>
-            <w:pPr>
-              <w:spacing w:after="0"/>
-            </w:pPr>
-            <w:r>
-              <w:rPr>
-                <w:rFonts w:ascii="Arial" w:hAnsi="Arial"/>
-                <w:b w:val="0"/>
-                <w:color w:val="172033"/>
-                <w:sz w:val="20"/>
-              </w:rPr>
-              <w:t>Dark chocolate</w:t>
-            </w:r>
-          </w:p>
-        </w:tc>
-        <w:tc>
-          <w:tcPr>
-            <w:tcW w:type="dxa" w:w="6168"/>
-            <w:shd w:fill="FFFFFF"/>
-            <w:tcMar>
-              <w:top w:w="85" w:type="dxa"/>
-              <w:left w:w="85" w:type="dxa"/>
-              <w:bottom w:w="85" w:type="dxa"/>
-              <w:right w:w="85" w:type="dxa"/>
-            </w:tcMar>
-          </w:tcPr>
-          <w:p>
-            <w:pPr>
-              <w:spacing w:after="0"/>
-            </w:pPr>
-            <w:r>
-              <w:rPr>
-                <w:rFonts w:ascii="Arial" w:hAnsi="Arial"/>
-                <w:b w:val="0"/>
-                <w:color w:val="172033"/>
-                <w:sz w:val="20"/>
-              </w:rPr>
-              <w:t>Chocolate crémeux, olive oil, sea salt</w:t>
-            </w:r>
-          </w:p>
-        </w:tc>
-        <w:tc>
-          <w:tcPr>
-            <w:tcW w:type="dxa" w:w="1359"/>
-            <w:shd w:fill="FFFFFF"/>
-            <w:tcMar>
-              <w:top w:w="85" w:type="dxa"/>
-              <w:left w:w="85" w:type="dxa"/>
-              <w:bottom w:w="85" w:type="dxa"/>
-              <w:right w:w="85" w:type="dxa"/>
-            </w:tcMar>
-          </w:tcPr>
-          <w:p>
-            <w:pPr>
-              <w:spacing w:after="0"/>
-            </w:pPr>
-            <w:r>
-              <w:rPr>
-                <w:rFonts w:ascii="Arial" w:hAnsi="Arial"/>
-                <w:b w:val="0"/>
-                <w:color w:val="172033"/>
-                <w:sz w:val="20"/>
-              </w:rPr>
-              <w:t>12</w:t>
-            </w:r>
-          </w:p>
-        </w:tc>
-      </w:tr>
-      <w:tr>
-        <w:trPr>
-          <w:cantSplit/>
-        </w:trPr>
-        <w:tc>
-          <w:tcPr>
-            <w:tcW w:type="dxa" w:w="2927"/>
-            <w:shd w:fill="F5EDDF"/>
-            <w:tcMar>
-              <w:top w:w="85" w:type="dxa"/>
-              <w:left w:w="85" w:type="dxa"/>
-              <w:bottom w:w="85" w:type="dxa"/>
-              <w:right w:w="85" w:type="dxa"/>
-            </w:tcMar>
-          </w:tcPr>
-          <w:p>
-            <w:pPr>
-              <w:spacing w:after="0"/>
-            </w:pPr>
-            <w:r>
-              <w:rPr>
-                <w:rFonts w:ascii="Arial" w:hAnsi="Arial"/>
-                <w:b w:val="0"/>
-                <w:color w:val="172033"/>
-                <w:sz w:val="20"/>
-              </w:rPr>
-              <w:t>Seasonal sorbet</w:t>
-            </w:r>
-          </w:p>
-        </w:tc>
-        <w:tc>
-          <w:tcPr>
-            <w:tcW w:type="dxa" w:w="6168"/>
-            <w:shd w:fill="F5EDDF"/>
-            <w:tcMar>
-              <w:top w:w="85" w:type="dxa"/>
-              <w:left w:w="85" w:type="dxa"/>
-              <w:bottom w:w="85" w:type="dxa"/>
-              <w:right w:w="85" w:type="dxa"/>
-            </w:tcMar>
-          </w:tcPr>
-          <w:p>
-            <w:pPr>
-              <w:spacing w:after="0"/>
-            </w:pPr>
-            <w:r>
-              <w:rPr>
-                <w:rFonts w:ascii="Arial" w:hAnsi="Arial"/>
-                <w:b w:val="0"/>
-                <w:color w:val="172033"/>
-                <w:sz w:val="20"/>
-              </w:rPr>
-              <w:t>Three scoops, citrus zest</w:t>
-            </w:r>
-          </w:p>
-        </w:tc>
-        <w:tc>
-          <w:tcPr>
-            <w:tcW w:type="dxa" w:w="1359"/>
-            <w:shd w:fill="F5EDDF"/>
-            <w:tcMar>
-              <w:top w:w="85" w:type="dxa"/>
-              <w:left w:w="85" w:type="dxa"/>
-              <w:bottom w:w="85" w:type="dxa"/>
-              <w:right w:w="85" w:type="dxa"/>
-            </w:tcMar>
-          </w:tcPr>
-          <w:p>
-            <w:pPr>
-              <w:spacing w:after="0"/>
-            </w:pPr>
-            <w:r>
-              <w:rPr>
-                <w:rFonts w:ascii="Arial" w:hAnsi="Arial"/>
-                <w:b w:val="0"/>
-                <w:color w:val="172033"/>
-                <w:sz w:val="20"/>
-              </w:rPr>
-              <w:t>9</w:t>
-            </w:r>
-          </w:p>
-        </w:tc>
-      </w:tr>
-    </w:tbl>
-    <w:p>
-      <w:pPr>
-        <w:spacing w:after="0" w:before="0" w:line="60" w:lineRule="exact"/>
-      </w:pPr>
-      <w:r>
-        <w:rPr>
-          <w:sz w:val="6"/>
-        </w:rPr>
-      </w:r>
-    </w:p>
-    <w:p>
-      <w:pPr>
-        <w:pStyle w:val="Heading1"/>
-      </w:pPr>
-      <w:r>
-        <w:rPr>
-          <w:b w:val="0"/>
-        </w:rPr>
-        <w:t>A Glass Alongside</w:t>
-      </w:r>
-    </w:p>
-    <w:tbl>
-      <w:tblPr>
-        <w:tblW w:type="auto" w:w="0"/>
-        <w:tblLayout w:type="fixed"/>
-        <w:tblLook w:firstColumn="1" w:firstRow="1" w:lastColumn="0" w:lastRow="0" w:noHBand="0" w:noVBand="1" w:val="04A0"/>
-      </w:tblPr>
-      <w:tblGrid>
-        <w:gridCol w:w="2927"/>
-        <w:gridCol w:w="6168"/>
-        <w:gridCol w:w="1359"/>
-      </w:tblGrid>
-      <w:tr>
-        <w:trPr>
-          <w:cantSplit/>
-          <w:tblHeader/>
-        </w:trPr>
-        <w:tc>
-          <w:tcPr>
-            <w:tcW w:type="dxa" w:w="2927"/>
-            <w:shd w:fill="802338"/>
-            <w:tcMar>
-              <w:top w:w="85" w:type="dxa"/>
-              <w:left w:w="85" w:type="dxa"/>
-              <w:bottom w:w="85" w:type="dxa"/>
-              <w:right w:w="85" w:type="dxa"/>
-            </w:tcMar>
-          </w:tcPr>
-          <w:p>
-            <w:pPr>
-              <w:spacing w:after="0"/>
-            </w:pPr>
-            <w:r>
-              <w:rPr>
-                <w:rFonts w:ascii="Arial" w:hAnsi="Arial"/>
-                <w:b/>
-                <w:color w:val="FFFFFF"/>
-                <w:sz w:val="20"/>
-              </w:rPr>
-              <w:t>Drink</w:t>
-            </w:r>
-          </w:p>
-        </w:tc>
-        <w:tc>
-          <w:tcPr>
-            <w:tcW w:type="dxa" w:w="6168"/>
-            <w:shd w:fill="802338"/>
-            <w:tcMar>
-              <w:top w:w="85" w:type="dxa"/>
-              <w:left w:w="85" w:type="dxa"/>
-              <w:bottom w:w="85" w:type="dxa"/>
-              <w:right w:w="85" w:type="dxa"/>
-            </w:tcMar>
-          </w:tcPr>
-          <w:p>
-            <w:pPr>
-              <w:spacing w:after="0"/>
+              <w:spacing w:after="160" w:line="269" w:lineRule="auto"/>
             </w:pPr>
             <w:r>
               <w:rPr>
@@ -668,29 +268,68 @@
             </w:r>
           </w:p>
         </w:tc>
+      </w:tr>
+      <w:tr>
+        <w:trPr>
+          <w:cantSplit/>
+        </w:trPr>
         <w:tc>
           <w:tcPr>
-            <w:tcW w:type="dxa" w:w="1359"/>
-            <w:shd w:fill="802338"/>
-            <w:tcMar>
-              <w:top w:w="85" w:type="dxa"/>
-              <w:left w:w="85" w:type="dxa"/>
-              <w:bottom w:w="85" w:type="dxa"/>
-              <w:right w:w="85" w:type="dxa"/>
-            </w:tcMar>
+            <w:tcW w:type="dxa" w:w="2592"/>
+            <w:shd w:fill="F9F1DF"/>
           </w:tcPr>
           <w:p>
             <w:pPr>
-              <w:spacing w:after="0"/>
+              <w:spacing w:after="160" w:line="269" w:lineRule="auto"/>
             </w:pPr>
             <w:r>
               <w:rPr>
                 <w:rFonts w:ascii="Arial" w:hAnsi="Arial"/>
                 <w:b/>
-                <w:color w:val="FFFFFF"/>
+                <w:color w:val="17252B"/>
                 <w:sz w:val="20"/>
               </w:rPr>
-              <w:t>Price</w:t>
+              <w:t>Orchard Spritz</w:t>
+            </w:r>
+          </w:p>
+        </w:tc>
+        <w:tc>
+          <w:tcPr>
+            <w:tcW w:type="dxa" w:w="4147"/>
+            <w:shd w:fill="F9F1DF"/>
+          </w:tcPr>
+          <w:p>
+            <w:pPr>
+              <w:spacing w:after="160" w:line="269" w:lineRule="auto"/>
+            </w:pPr>
+            <w:r>
+              <w:rPr>
+                <w:rFonts w:ascii="Arial" w:hAnsi="Arial"/>
+                <w:b w:val="0"/>
+                <w:color w:val="17252B"/>
+                <w:sz w:val="20"/>
+              </w:rPr>
+              <w:t>9</w:t>
+            </w:r>
+          </w:p>
+        </w:tc>
+        <w:tc>
+          <w:tcPr>
+            <w:tcW w:type="dxa" w:w="3629"/>
+            <w:shd w:fill="F9F1DF"/>
+          </w:tcPr>
+          <w:p>
+            <w:pPr>
+              <w:spacing w:after="160" w:line="269" w:lineRule="auto"/>
+            </w:pPr>
+            <w:r>
+              <w:rPr>
+                <w:rFonts w:ascii="Arial" w:hAnsi="Arial"/>
+                <w:b w:val="0"/>
+                <w:color w:val="17252B"/>
+                <w:sz w:val="20"/>
+              </w:rPr>
+              <w:t>Apple / rosemary / soda</w:t>
             </w:r>
           </w:p>
         </w:tc>
@@ -701,79 +340,61 @@
         </w:trPr>
         <w:tc>
           <w:tcPr>
-            <w:tcW w:type="dxa" w:w="2927"/>
-            <w:shd w:fill="F5EDDF"/>
-            <w:tcMar>
-              <w:top w:w="85" w:type="dxa"/>
-              <w:left w:w="85" w:type="dxa"/>
-              <w:bottom w:w="85" w:type="dxa"/>
-              <w:right w:w="85" w:type="dxa"/>
-            </w:tcMar>
+            <w:tcW w:type="dxa" w:w="2592"/>
+            <w:shd w:fill="FFFFFF"/>
           </w:tcPr>
           <w:p>
             <w:pPr>
-              <w:spacing w:after="0"/>
+              <w:spacing w:after="160" w:line="269" w:lineRule="auto"/>
+            </w:pPr>
+            <w:r>
+              <w:rPr>
+                <w:rFonts w:ascii="Arial" w:hAnsi="Arial"/>
+                <w:b/>
+                <w:color w:val="17252B"/>
+                <w:sz w:val="20"/>
+              </w:rPr>
+              <w:t>House White</w:t>
+            </w:r>
+          </w:p>
+        </w:tc>
+        <w:tc>
+          <w:tcPr>
+            <w:tcW w:type="dxa" w:w="4147"/>
+            <w:shd w:fill="FFFFFF"/>
+          </w:tcPr>
+          <w:p>
+            <w:pPr>
+              <w:spacing w:after="160" w:line="269" w:lineRule="auto"/>
             </w:pPr>
             <w:r>
               <w:rPr>
                 <w:rFonts w:ascii="Arial" w:hAnsi="Arial"/>
                 <w:b w:val="0"/>
-                <w:color w:val="172033"/>
+                <w:color w:val="17252B"/>
                 <w:sz w:val="20"/>
               </w:rPr>
-              <w:t>Garden spritz</w:t>
+              <w:t>12</w:t>
             </w:r>
           </w:p>
         </w:tc>
         <w:tc>
           <w:tcPr>
-            <w:tcW w:type="dxa" w:w="6168"/>
-            <w:shd w:fill="F5EDDF"/>
-            <w:tcMar>
-              <w:top w:w="85" w:type="dxa"/>
-              <w:left w:w="85" w:type="dxa"/>
-              <w:bottom w:w="85" w:type="dxa"/>
-              <w:right w:w="85" w:type="dxa"/>
-            </w:tcMar>
+            <w:tcW w:type="dxa" w:w="3629"/>
+            <w:shd w:fill="FFFFFF"/>
           </w:tcPr>
           <w:p>
             <w:pPr>
-              <w:spacing w:after="0"/>
+              <w:spacing w:after="160" w:line="269" w:lineRule="auto"/>
             </w:pPr>
             <w:r>
               <w:rPr>
                 <w:rFonts w:ascii="Arial" w:hAnsi="Arial"/>
                 <w:b w:val="0"/>
-                <w:color w:val="172033"/>
+                <w:color w:val="17252B"/>
                 <w:sz w:val="20"/>
               </w:rPr>
-              <w:t>Citrus, rosemary, sparkling water · alcohol-free</w:t>
-            </w:r>
-          </w:p>
-        </w:tc>
-        <w:tc>
-          <w:tcPr>
-            <w:tcW w:type="dxa" w:w="1359"/>
-            <w:shd w:fill="F5EDDF"/>
-            <w:tcMar>
-              <w:top w:w="85" w:type="dxa"/>
-              <w:left w:w="85" w:type="dxa"/>
-              <w:bottom w:w="85" w:type="dxa"/>
-              <w:right w:w="85" w:type="dxa"/>
-            </w:tcMar>
-          </w:tcPr>
-          <w:p>
-            <w:pPr>
-              <w:spacing w:after="0"/>
-            </w:pPr>
-            <w:r>
-              <w:rPr>
-                <w:rFonts w:ascii="Arial" w:hAnsi="Arial"/>
-                <w:b w:val="0"/>
-                <w:color w:val="172033"/>
-                <w:sz w:val="20"/>
-              </w:rPr>
-              <w:t>9</w:t>
+              <w:t>Dry / citrus / mineral</w:t>
             </w:r>
           </w:p>
         </w:tc>
@@ -784,162 +405,61 @@
         </w:trPr>
         <w:tc>
           <w:tcPr>
-            <w:tcW w:type="dxa" w:w="2927"/>
-            <w:shd w:fill="FFFFFF"/>
-            <w:tcMar>
-              <w:top w:w="85" w:type="dxa"/>
-              <w:left w:w="85" w:type="dxa"/>
-              <w:bottom w:w="85" w:type="dxa"/>
-              <w:right w:w="85" w:type="dxa"/>
-            </w:tcMar>
+            <w:tcW w:type="dxa" w:w="2592"/>
+            <w:shd w:fill="F9F1DF"/>
           </w:tcPr>
           <w:p>
             <w:pPr>
-              <w:spacing w:after="0"/>
+              <w:spacing w:after="160" w:line="269" w:lineRule="auto"/>
+            </w:pPr>
+            <w:r>
+              <w:rPr>
+                <w:rFonts w:ascii="Arial" w:hAnsi="Arial"/>
+                <w:b/>
+                <w:color w:val="17252B"/>
+                <w:sz w:val="20"/>
+              </w:rPr>
+              <w:t>Garden Tonic</w:t>
+            </w:r>
+          </w:p>
+        </w:tc>
+        <w:tc>
+          <w:tcPr>
+            <w:tcW w:type="dxa" w:w="4147"/>
+            <w:shd w:fill="F9F1DF"/>
+          </w:tcPr>
+          <w:p>
+            <w:pPr>
+              <w:spacing w:after="160" w:line="269" w:lineRule="auto"/>
             </w:pPr>
             <w:r>
               <w:rPr>
                 <w:rFonts w:ascii="Arial" w:hAnsi="Arial"/>
                 <w:b w:val="0"/>
-                <w:color w:val="172033"/>
-                <w:sz w:val="20"/>
-              </w:rPr>
-              <w:t>Orchard cordial</w:t>
-            </w:r>
-          </w:p>
-        </w:tc>
-        <w:tc>
-          <w:tcPr>
-            <w:tcW w:type="dxa" w:w="6168"/>
-            <w:shd w:fill="FFFFFF"/>
-            <w:tcMar>
-              <w:top w:w="85" w:type="dxa"/>
-              <w:left w:w="85" w:type="dxa"/>
-              <w:bottom w:w="85" w:type="dxa"/>
-              <w:right w:w="85" w:type="dxa"/>
-            </w:tcMar>
-          </w:tcPr>
-          <w:p>
-            <w:pPr>
-              <w:spacing w:after="0"/>
-            </w:pPr>
-            <w:r>
-              <w:rPr>
-                <w:rFonts w:ascii="Arial" w:hAnsi="Arial"/>
-                <w:b w:val="0"/>
-                <w:color w:val="172033"/>
-                <w:sz w:val="20"/>
-              </w:rPr>
-              <w:t>Apple, chamomile, soda · alcohol-free</w:t>
-            </w:r>
-          </w:p>
-        </w:tc>
-        <w:tc>
-          <w:tcPr>
-            <w:tcW w:type="dxa" w:w="1359"/>
-            <w:shd w:fill="FFFFFF"/>
-            <w:tcMar>
-              <w:top w:w="85" w:type="dxa"/>
-              <w:left w:w="85" w:type="dxa"/>
-              <w:bottom w:w="85" w:type="dxa"/>
-              <w:right w:w="85" w:type="dxa"/>
-            </w:tcMar>
-          </w:tcPr>
-          <w:p>
-            <w:pPr>
-              <w:spacing w:after="0"/>
-            </w:pPr>
-            <w:r>
-              <w:rPr>
-                <w:rFonts w:ascii="Arial" w:hAnsi="Arial"/>
-                <w:b w:val="0"/>
-                <w:color w:val="172033"/>
+                <w:color w:val="17252B"/>
                 <w:sz w:val="20"/>
               </w:rPr>
               <w:t>8</w:t>
             </w:r>
           </w:p>
         </w:tc>
-      </w:tr>
-      <w:tr>
-        <w:trPr>
-          <w:cantSplit/>
-        </w:trPr>
         <w:tc>
           <w:tcPr>
-            <w:tcW w:type="dxa" w:w="2927"/>
-            <w:shd w:fill="F5EDDF"/>
-            <w:tcMar>
-              <w:top w:w="85" w:type="dxa"/>
-              <w:left w:w="85" w:type="dxa"/>
-              <w:bottom w:w="85" w:type="dxa"/>
-              <w:right w:w="85" w:type="dxa"/>
-            </w:tcMar>
+            <w:tcW w:type="dxa" w:w="3629"/>
+            <w:shd w:fill="F9F1DF"/>
           </w:tcPr>
           <w:p>
             <w:pPr>
-              <w:spacing w:after="0"/>
+              <w:spacing w:after="160" w:line="269" w:lineRule="auto"/>
             </w:pPr>
             <w:r>
               <w:rPr>
                 <w:rFonts w:ascii="Arial" w:hAnsi="Arial"/>
                 <w:b w:val="0"/>
-                <w:color w:val="172033"/>
+                <w:color w:val="17252B"/>
                 <w:sz w:val="20"/>
               </w:rPr>
-              <w:t>House white</w:t>
-            </w:r>
-          </w:p>
-        </w:tc>
-        <w:tc>
-          <w:tcPr>
-            <w:tcW w:type="dxa" w:w="6168"/>
-            <w:shd w:fill="F5EDDF"/>
-            <w:tcMar>
-              <w:top w:w="85" w:type="dxa"/>
-              <w:left w:w="85" w:type="dxa"/>
-              <w:bottom w:w="85" w:type="dxa"/>
-              <w:right w:w="85" w:type="dxa"/>
-            </w:tcMar>
-          </w:tcPr>
-          <w:p>
-            <w:pPr>
-              <w:spacing w:after="0"/>
-            </w:pPr>
-            <w:r>
-              <w:rPr>
-                <w:rFonts w:ascii="Arial" w:hAnsi="Arial"/>
-                <w:b w:val="0"/>
-                <w:color w:val="172033"/>
-                <w:sz w:val="20"/>
-              </w:rPr>
-              <w:t>150 ml · dry and crisp · contains alcohol</w:t>
-            </w:r>
-          </w:p>
-        </w:tc>
-        <w:tc>
-          <w:tcPr>
-            <w:tcW w:type="dxa" w:w="1359"/>
-            <w:shd w:fill="F5EDDF"/>
-            <w:tcMar>
-              <w:top w:w="85" w:type="dxa"/>
-              <w:left w:w="85" w:type="dxa"/>
-              <w:bottom w:w="85" w:type="dxa"/>
-              <w:right w:w="85" w:type="dxa"/>
-            </w:tcMar>
-          </w:tcPr>
-          <w:p>
-            <w:pPr>
-              <w:spacing w:after="0"/>
-            </w:pPr>
-            <w:r>
-              <w:rPr>
-                <w:rFonts w:ascii="Arial" w:hAnsi="Arial"/>
-                <w:b w:val="0"/>
-                <w:color w:val="172033"/>
-                <w:sz w:val="20"/>
-              </w:rPr>
-              <w:t>12</w:t>
+              <w:t>Cucumber / mint / tonic</w:t>
             </w:r>
           </w:p>
         </w:tc>
@@ -947,82 +467,39 @@
     </w:tbl>
     <w:p>
       <w:pPr>
-        <w:spacing w:after="0" w:before="0" w:line="60" w:lineRule="exact"/>
+        <w:spacing w:after="120" w:line="269" w:lineRule="auto"/>
       </w:pPr>
       <w:r>
         <w:rPr>
-          <w:sz w:val="6"/>
+          <w:rFonts w:ascii="Arial" w:hAnsi="Arial"/>
+          <w:b w:val="0"/>
+          <w:i w:val="0"/>
+          <w:color w:val="17252B"/>
+          <w:sz w:val="18"/>
         </w:rPr>
+        <w:t>A fictional neighborhood supper room. Prices are sample USD amounts before tax. Ask the team about ingredients and cross-contact; dietary labels are not safety guarantees.</w:t>
       </w:r>
     </w:p>
     <w:p>
       <w:pPr>
-        <w:shd w:fill="F5EDDF"/>
-        <w:spacing w:before="120" w:after="160"/>
-        <w:ind w:right="3854"/>
+        <w:spacing w:after="80" w:line="269" w:lineRule="auto"/>
       </w:pPr>
       <w:r>
         <w:rPr>
+          <w:rFonts w:ascii="Arial" w:hAnsi="Arial"/>
           <w:b/>
-          <w:color w:val="802338"/>
+          <w:i w:val="0"/>
+          <w:color w:val="713541"/>
           <w:sz w:val="18"/>
         </w:rPr>
-        <w:t>AT YOUR TABLE</w:t>
-        <w:br/>
-      </w:r>
-      <w:r>
-        <w:rPr>
-          <w:b w:val="0"/>
-        </w:rPr>
-        <w:t xml:space="preserve">Tell the team about </w:t>
-      </w:r>
-      <w:r>
-        <w:rPr>
-          <w:b/>
-          <w:color w:val="802338"/>
-        </w:rPr>
-        <w:t>allergies</w:t>
-      </w:r>
-      <w:r>
-        <w:rPr>
-          <w:b w:val="0"/>
-        </w:rPr>
-        <w:t xml:space="preserve"> before ordering. Recipe labels do not guarantee freedom from cross-contact. Menu, pricing and service details are fictional; confirm them before real use.</w:t>
-      </w:r>
-    </w:p>
-    <w:p>
-      <w:pPr>
-        <w:ind w:right="3854"/>
-      </w:pPr>
-      <w:r>
-        <w:rPr>
-          <w:b w:val="0"/>
-        </w:rPr>
-        <w:t>Wednesday–Sunday • 17:30–22:00</w:t>
-        <w:br/>
-        <w:t>42 Orchard Lane, Sampletown • hello@example.com</w:t>
-        <w:br/>
-        <w:t>Illustrative prices in USD. Confirm the operator’s tax and service policy.</w:t>
-      </w:r>
-    </w:p>
-    <w:p>
-      <w:pPr>
-        <w:spacing w:before="140"/>
-        <w:ind w:right="3854"/>
-      </w:pPr>
-      <w:r>
-        <w:rPr>
-          <w:i/>
-          <w:color w:val="505968"/>
-          <w:sz w:val="16"/>
-        </w:rPr>
-        <w:t>Design notes: Menu hierarchy, ingredient detail and dietary notes. Original Dazzler template, Apache-2.0. All sample facts are fictional.</w:t>
+        <w:t>Sample menu · Tell the team about allergies before ordering.</w:t>
       </w:r>
     </w:p>
     <w:sectPr>
-      <w:footerReference w:type="default" r:id="rId9"/>
+      <w:headerReference w:type="default" r:id="rId9"/>
+      <w:footerReference w:type="default" r:id="rId10"/>
       <w:pgSz w:w="12240" w:h="15840"/>
-      <w:pgMar w:top="749" w:right="893" w:bottom="749" w:left="893" w:header="720" w:footer="720" w:gutter="0"/>
+      <w:pgMar w:top="792" w:right="936" w:bottom="792" w:left="936" w:header="720" w:footer="720" w:gutter="0"/>
       <w:cols w:space="720"/>
       <w:docGrid w:linePitch="360"/>
     </w:sectPr>
@@ -1038,14 +515,30 @@
     </w:pPr>
     <w:r>
       <w:rPr>
-        <w:b w:val="0"/>
+        <w:color w:val="713541"/>
         <w:sz w:val="16"/>
       </w:rPr>
-      <w:t xml:space="preserve">FICTIONAL EXAMPLE  /  RESTAURANT   •   Dazzler   /   </w:t>
+      <w:t>DAZZLER  /  FICTIONAL EXAMPLE  /  RESTAURANT</w:t>
     </w:r>
-    <w:fldSimple w:instr="PAGE"/>
   </w:p>
 </w:ftr>
+</file>
+
+<file path=word/header1.xml><?xml version="1.0" encoding="utf-8"?>
+<w:hdr xmlns:m="http://schemas.openxmlformats.org/officeDocument/2006/math" xmlns:mc="http://schemas.openxmlformats.org/markup-compatibility/2006" xmlns:mo="http://schemas.microsoft.com/office/mac/office/2008/main" xmlns:mv="urn:schemas-microsoft-com:mac:vml" xmlns:o="urn:schemas-microsoft-com:office:office" xmlns:r="http://schemas.openxmlformats.org/officeDocument/2006/relationships" xmlns:v="urn:schemas-microsoft-com:vml" xmlns:w10="urn:schemas-microsoft-com:office:word" xmlns:w14="http://schemas.microsoft.com/office/word/2010/wordml" xmlns:w="http://schemas.openxmlformats.org/wordprocessingml/2006/main" xmlns:wne="http://schemas.microsoft.com/office/word/2006/wordml" xmlns:wp14="http://schemas.microsoft.com/office/word/2010/wordprocessingDrawing" xmlns:wp="http://schemas.openxmlformats.org/drawingml/2006/wordprocessingDrawing" xmlns:wpc="http://schemas.microsoft.com/office/word/2010/wordprocessingCanvas" xmlns:wpg="http://schemas.microsoft.com/office/word/2010/wordprocessingGroup" xmlns:wpi="http://schemas.microsoft.com/office/word/2010/wordprocessingInk" xmlns:wps="http://schemas.microsoft.com/office/word/2010/wordprocessingShape" mc:Ignorable="w14 wp14">
+  <w:p>
+    <w:pPr>
+      <w:pStyle w:val="Header"/>
+    </w:pPr>
+    <w:r>
+      <w:pict>
+        <v:rect id="DazzlerPageSurface" style="position:absolute;margin-left:0;margin-top:0;width:612pt;height:792pt;z-index:-251654144;mso-position-horizontal-relative:page;mso-position-vertical-relative:page" fillcolor="#F9F1DF" stroked="f">
+          <v:fill color="#F9F1DF"/>
+        </v:rect>
+      </w:pict>
+    </w:r>
+  </w:p>
+</w:hdr>
 </file>
 
 <file path=word/numbering.xml><?xml version="1.0" encoding="utf-8"?>
@@ -1412,12 +905,11 @@
     <w:qFormat/>
     <w:rsid w:val="00FC693F"/>
     <w:pPr>
-      <w:spacing w:after="140" w:line="264" w:lineRule="auto"/>
+      <w:spacing w:after="160"/>
     </w:pPr>
     <w:rPr>
       <w:rFonts w:ascii="Arial" w:hAnsi="Arial"/>
-      <w:color w:val="172033"/>
-      <w:sz w:val="22"/>
+      <w:sz w:val="21"/>
     </w:rPr>
   </w:style>
   <w:style w:type="paragraph" w:styleId="Header">
@@ -1475,15 +967,15 @@
     <w:pPr>
       <w:keepNext/>
       <w:keepLines/>
-      <w:spacing w:before="180" w:after="140" w:line="264" w:lineRule="auto"/>
+      <w:spacing w:before="480" w:after="0"/>
       <w:outlineLvl w:val="0"/>
     </w:pPr>
     <w:rPr>
-      <w:rFonts w:cstheme="majorBidi" w:ascii="Georgia" w:hAnsi="Georgia"/>
-      <w:b w:val="0"/>
+      <w:rFonts w:asciiTheme="majorHAnsi" w:eastAsiaTheme="majorEastAsia" w:hAnsiTheme="majorHAnsi" w:cstheme="majorBidi"/>
+      <w:b/>
       <w:bCs/>
-      <w:color w:val="802338"/>
-      <w:sz w:val="30"/>
+      <w:color w:val="365F91" w:themeColor="accent1" w:themeShade="BF"/>
+      <w:sz w:val="28"/>
       <w:szCs w:val="28"/>
     </w:rPr>
   </w:style>
@@ -1499,15 +991,15 @@
     <w:pPr>
       <w:keepNext/>
       <w:keepLines/>
-      <w:spacing w:before="200" w:after="140" w:line="264" w:lineRule="auto"/>
+      <w:spacing w:before="200" w:after="0"/>
       <w:outlineLvl w:val="1"/>
     </w:pPr>
     <w:rPr>
-      <w:rFonts w:cstheme="majorBidi" w:ascii="Arial" w:hAnsi="Arial"/>
+      <w:rFonts w:asciiTheme="majorHAnsi" w:eastAsiaTheme="majorEastAsia" w:hAnsiTheme="majorHAnsi" w:cstheme="majorBidi"/>
       <w:b/>
       <w:bCs/>
-      <w:color w:val="172033"/>
-      <w:sz w:val="24"/>
+      <w:color w:val="4F81BD" w:themeColor="accent1"/>
+      <w:sz w:val="26"/>
       <w:szCs w:val="26"/>
     </w:rPr>
   </w:style>
@@ -1527,7 +1019,7 @@
       <w:outlineLvl w:val="2"/>
     </w:pPr>
     <w:rPr>
-      <w:rFonts w:cstheme="majorBidi"/>
+      <w:rFonts w:asciiTheme="majorHAnsi" w:eastAsiaTheme="majorEastAsia" w:hAnsiTheme="majorHAnsi" w:cstheme="majorBidi"/>
       <w:b/>
       <w:bCs/>
       <w:color w:val="4F81BD" w:themeColor="accent1"/>
@@ -1550,7 +1042,7 @@
       <w:outlineLvl w:val="3"/>
     </w:pPr>
     <w:rPr>
-      <w:rFonts w:cstheme="majorBidi"/>
+      <w:rFonts w:asciiTheme="majorHAnsi" w:eastAsiaTheme="majorEastAsia" w:hAnsiTheme="majorHAnsi" w:cstheme="majorBidi"/>
       <w:b/>
       <w:bCs/>
       <w:i/>
@@ -1575,7 +1067,7 @@
       <w:outlineLvl w:val="4"/>
     </w:pPr>
     <w:rPr>
-      <w:rFonts w:cstheme="majorBidi"/>
+      <w:rFonts w:asciiTheme="majorHAnsi" w:eastAsiaTheme="majorEastAsia" w:hAnsiTheme="majorHAnsi" w:cstheme="majorBidi"/>
       <w:color w:val="243F60" w:themeColor="accent1" w:themeShade="7F"/>
     </w:rPr>
   </w:style>
@@ -1596,7 +1088,7 @@
       <w:outlineLvl w:val="5"/>
     </w:pPr>
     <w:rPr>
-      <w:rFonts w:cstheme="majorBidi"/>
+      <w:rFonts w:asciiTheme="majorHAnsi" w:eastAsiaTheme="majorEastAsia" w:hAnsiTheme="majorHAnsi" w:cstheme="majorBidi"/>
       <w:i/>
       <w:iCs/>
       <w:color w:val="243F60" w:themeColor="accent1" w:themeShade="7F"/>
@@ -1619,7 +1111,7 @@
       <w:outlineLvl w:val="6"/>
     </w:pPr>
     <w:rPr>
-      <w:rFonts w:cstheme="majorBidi"/>
+      <w:rFonts w:asciiTheme="majorHAnsi" w:eastAsiaTheme="majorEastAsia" w:hAnsiTheme="majorHAnsi" w:cstheme="majorBidi"/>
       <w:i/>
       <w:iCs/>
       <w:color w:val="404040" w:themeColor="text1" w:themeTint="BF"/>
@@ -1642,7 +1134,7 @@
       <w:outlineLvl w:val="7"/>
     </w:pPr>
     <w:rPr>
-      <w:rFonts w:cstheme="majorBidi"/>
+      <w:rFonts w:asciiTheme="majorHAnsi" w:eastAsiaTheme="majorEastAsia" w:hAnsiTheme="majorHAnsi" w:cstheme="majorBidi"/>
       <w:color w:val="4F81BD" w:themeColor="accent1"/>
       <w:sz w:val="20"/>
       <w:szCs w:val="20"/>
@@ -1665,7 +1157,7 @@
       <w:outlineLvl w:val="8"/>
     </w:pPr>
     <w:rPr>
-      <w:rFonts w:cstheme="majorBidi"/>
+      <w:rFonts w:asciiTheme="majorHAnsi" w:eastAsiaTheme="majorEastAsia" w:hAnsiTheme="majorHAnsi" w:cstheme="majorBidi"/>
       <w:i/>
       <w:iCs/>
       <w:color w:val="404040" w:themeColor="text1" w:themeTint="BF"/>
@@ -1716,7 +1208,7 @@
     <w:uiPriority w:val="9"/>
     <w:rsid w:val="00FC693F"/>
     <w:rPr>
-      <w:rFonts w:cstheme="majorBidi"/>
+      <w:rFonts w:asciiTheme="majorHAnsi" w:eastAsiaTheme="majorEastAsia" w:hAnsiTheme="majorHAnsi" w:cstheme="majorBidi"/>
       <w:b/>
       <w:bCs/>
       <w:color w:val="365F91" w:themeColor="accent1" w:themeShade="BF"/>
@@ -1731,7 +1223,7 @@
     <w:uiPriority w:val="9"/>
     <w:rsid w:val="00FC693F"/>
     <w:rPr>
-      <w:rFonts w:cstheme="majorBidi"/>
+      <w:rFonts w:asciiTheme="majorHAnsi" w:eastAsiaTheme="majorEastAsia" w:hAnsiTheme="majorHAnsi" w:cstheme="majorBidi"/>
       <w:b/>
       <w:bCs/>
       <w:color w:val="4F81BD" w:themeColor="accent1"/>
@@ -1746,7 +1238,7 @@
     <w:uiPriority w:val="9"/>
     <w:rsid w:val="00FC693F"/>
     <w:rPr>
-      <w:rFonts w:cstheme="majorBidi"/>
+      <w:rFonts w:asciiTheme="majorHAnsi" w:eastAsiaTheme="majorEastAsia" w:hAnsiTheme="majorHAnsi" w:cstheme="majorBidi"/>
       <w:b/>
       <w:bCs/>
       <w:color w:val="4F81BD" w:themeColor="accent1"/>
@@ -1761,17 +1253,15 @@
     <w:qFormat/>
     <w:rsid w:val="00FC693F"/>
     <w:pPr>
-      <w:keepNext/>
-      <w:spacing w:after="140" w:line="264" w:lineRule="auto"/>
+      <w:spacing w:after="300" w:line="240" w:lineRule="auto"/>
       <w:contextualSpacing/>
     </w:pPr>
     <w:rPr>
-      <w:rFonts w:cstheme="majorBidi" w:ascii="Georgia" w:hAnsi="Georgia"/>
-      <w:b w:val="0"/>
-      <w:color w:val="802338"/>
+      <w:rFonts w:asciiTheme="majorHAnsi" w:eastAsiaTheme="majorEastAsia" w:hAnsiTheme="majorHAnsi" w:cstheme="majorBidi"/>
+      <w:color w:val="17365D" w:themeColor="text2" w:themeShade="BF"/>
       <w:spacing w:val="5"/>
       <w:kern w:val="28"/>
-      <w:sz w:val="78"/>
+      <w:sz w:val="52"/>
       <w:szCs w:val="52"/>
     </w:rPr>
   </w:style>
@@ -1782,7 +1272,7 @@
     <w:uiPriority w:val="10"/>
     <w:rsid w:val="00FC693F"/>
     <w:rPr>
-      <w:rFonts w:cstheme="majorBidi"/>
+      <w:rFonts w:asciiTheme="majorHAnsi" w:eastAsiaTheme="majorEastAsia" w:hAnsiTheme="majorHAnsi" w:cstheme="majorBidi"/>
       <w:color w:val="17365D" w:themeColor="text2" w:themeShade="BF"/>
       <w:spacing w:val="5"/>
       <w:kern w:val="28"/>
@@ -1802,13 +1292,12 @@
       <w:numPr>
         <w:ilvl w:val="1"/>
       </w:numPr>
-      <w:spacing w:after="140" w:line="264" w:lineRule="auto"/>
     </w:pPr>
     <w:rPr>
-      <w:rFonts w:cstheme="majorBidi" w:ascii="Arial" w:hAnsi="Arial"/>
+      <w:rFonts w:asciiTheme="majorHAnsi" w:eastAsiaTheme="majorEastAsia" w:hAnsiTheme="majorHAnsi" w:cstheme="majorBidi"/>
       <w:i/>
       <w:iCs/>
-      <w:color w:val="172033"/>
+      <w:color w:val="4F81BD" w:themeColor="accent1"/>
       <w:spacing w:val="15"/>
       <w:sz w:val="24"/>
       <w:szCs w:val="24"/>
@@ -1821,7 +1310,7 @@
     <w:uiPriority w:val="11"/>
     <w:rsid w:val="00FC693F"/>
     <w:rPr>
-      <w:rFonts w:cstheme="majorBidi"/>
+      <w:rFonts w:asciiTheme="majorHAnsi" w:eastAsiaTheme="majorEastAsia" w:hAnsiTheme="majorHAnsi" w:cstheme="majorBidi"/>
       <w:i/>
       <w:iCs/>
       <w:color w:val="4F81BD" w:themeColor="accent1"/>
@@ -1946,14 +1435,8 @@
       <w:numPr>
         <w:numId w:val="1"/>
       </w:numPr>
-      <w:spacing w:after="140" w:line="264" w:lineRule="auto"/>
       <w:contextualSpacing/>
     </w:pPr>
-    <w:rPr>
-      <w:rFonts w:ascii="Arial" w:hAnsi="Arial"/>
-      <w:color w:val="172033"/>
-      <w:sz w:val="22"/>
-    </w:rPr>
   </w:style>
   <w:style w:type="paragraph" w:styleId="ListBullet2">
     <w:name w:val="List Bullet 2"/>
@@ -2125,7 +1608,7 @@
     <w:semiHidden/>
     <w:rsid w:val="00FC693F"/>
     <w:rPr>
-      <w:rFonts w:cstheme="majorBidi"/>
+      <w:rFonts w:asciiTheme="majorHAnsi" w:eastAsiaTheme="majorEastAsia" w:hAnsiTheme="majorHAnsi" w:cstheme="majorBidi"/>
       <w:b/>
       <w:bCs/>
       <w:i/>
@@ -2141,7 +1624,7 @@
     <w:semiHidden/>
     <w:rsid w:val="00FC693F"/>
     <w:rPr>
-      <w:rFonts w:cstheme="majorBidi"/>
+      <w:rFonts w:asciiTheme="majorHAnsi" w:eastAsiaTheme="majorEastAsia" w:hAnsiTheme="majorHAnsi" w:cstheme="majorBidi"/>
       <w:color w:val="243F60" w:themeColor="accent1" w:themeShade="7F"/>
     </w:rPr>
   </w:style>
@@ -2153,7 +1636,7 @@
     <w:semiHidden/>
     <w:rsid w:val="00FC693F"/>
     <w:rPr>
-      <w:rFonts w:cstheme="majorBidi"/>
+      <w:rFonts w:asciiTheme="majorHAnsi" w:eastAsiaTheme="majorEastAsia" w:hAnsiTheme="majorHAnsi" w:cstheme="majorBidi"/>
       <w:i/>
       <w:iCs/>
       <w:color w:val="243F60" w:themeColor="accent1" w:themeShade="7F"/>
@@ -2167,7 +1650,7 @@
     <w:semiHidden/>
     <w:rsid w:val="00FC693F"/>
     <w:rPr>
-      <w:rFonts w:cstheme="majorBidi"/>
+      <w:rFonts w:asciiTheme="majorHAnsi" w:eastAsiaTheme="majorEastAsia" w:hAnsiTheme="majorHAnsi" w:cstheme="majorBidi"/>
       <w:i/>
       <w:iCs/>
       <w:color w:val="404040" w:themeColor="text1" w:themeTint="BF"/>
@@ -2181,7 +1664,7 @@
     <w:semiHidden/>
     <w:rsid w:val="00FC693F"/>
     <w:rPr>
-      <w:rFonts w:cstheme="majorBidi"/>
+      <w:rFonts w:asciiTheme="majorHAnsi" w:eastAsiaTheme="majorEastAsia" w:hAnsiTheme="majorHAnsi" w:cstheme="majorBidi"/>
       <w:color w:val="4F81BD" w:themeColor="accent1"/>
       <w:sz w:val="20"/>
       <w:szCs w:val="20"/>
@@ -2195,7 +1678,7 @@
     <w:semiHidden/>
     <w:rsid w:val="00FC693F"/>
     <w:rPr>
-      <w:rFonts w:cstheme="majorBidi"/>
+      <w:rFonts w:asciiTheme="majorHAnsi" w:eastAsiaTheme="majorEastAsia" w:hAnsiTheme="majorHAnsi" w:cstheme="majorBidi"/>
       <w:i/>
       <w:iCs/>
       <w:color w:val="404040" w:themeColor="text1" w:themeTint="BF"/>
@@ -3781,7 +3264,7 @@
         <w:spacing w:before="0" w:after="0" w:line="240" w:lineRule="auto"/>
       </w:pPr>
       <w:rPr>
-        <w:rFonts w:cstheme="majorBidi"/>
+        <w:rFonts w:asciiTheme="majorHAnsi" w:eastAsiaTheme="majorEastAsia" w:hAnsiTheme="majorHAnsi" w:cstheme="majorBidi"/>
         <w:b/>
         <w:bCs/>
       </w:rPr>
@@ -3802,7 +3285,7 @@
         <w:spacing w:before="0" w:after="0" w:line="240" w:lineRule="auto"/>
       </w:pPr>
       <w:rPr>
-        <w:rFonts w:cstheme="majorBidi"/>
+        <w:rFonts w:asciiTheme="majorHAnsi" w:eastAsiaTheme="majorEastAsia" w:hAnsiTheme="majorHAnsi" w:cstheme="majorBidi"/>
         <w:b/>
         <w:bCs/>
       </w:rPr>
@@ -3820,14 +3303,14 @@
     </w:tblStylePr>
     <w:tblStylePr w:type="firstCol">
       <w:rPr>
-        <w:rFonts w:cstheme="majorBidi"/>
+        <w:rFonts w:asciiTheme="majorHAnsi" w:eastAsiaTheme="majorEastAsia" w:hAnsiTheme="majorHAnsi" w:cstheme="majorBidi"/>
         <w:b/>
         <w:bCs/>
       </w:rPr>
     </w:tblStylePr>
     <w:tblStylePr w:type="lastCol">
       <w:rPr>
-        <w:rFonts w:cstheme="majorBidi"/>
+        <w:rFonts w:asciiTheme="majorHAnsi" w:eastAsiaTheme="majorEastAsia" w:hAnsiTheme="majorHAnsi" w:cstheme="majorBidi"/>
         <w:b/>
         <w:bCs/>
       </w:rPr>
@@ -3911,7 +3394,7 @@
         <w:spacing w:before="0" w:after="0" w:line="240" w:lineRule="auto"/>
       </w:pPr>
       <w:rPr>
-        <w:rFonts w:cstheme="majorBidi"/>
+        <w:rFonts w:asciiTheme="majorHAnsi" w:eastAsiaTheme="majorEastAsia" w:hAnsiTheme="majorHAnsi" w:cstheme="majorBidi"/>
         <w:b/>
         <w:bCs/>
       </w:rPr>
@@ -3932,7 +3415,7 @@
         <w:spacing w:before="0" w:after="0" w:line="240" w:lineRule="auto"/>
       </w:pPr>
       <w:rPr>
-        <w:rFonts w:cstheme="majorBidi"/>
+        <w:rFonts w:asciiTheme="majorHAnsi" w:eastAsiaTheme="majorEastAsia" w:hAnsiTheme="majorHAnsi" w:cstheme="majorBidi"/>
         <w:b/>
         <w:bCs/>
       </w:rPr>
@@ -3950,14 +3433,14 @@
     </w:tblStylePr>
     <w:tblStylePr w:type="firstCol">
       <w:rPr>
-        <w:rFonts w:cstheme="majorBidi"/>
+        <w:rFonts w:asciiTheme="majorHAnsi" w:eastAsiaTheme="majorEastAsia" w:hAnsiTheme="majorHAnsi" w:cstheme="majorBidi"/>
         <w:b/>
         <w:bCs/>
       </w:rPr>
     </w:tblStylePr>
     <w:tblStylePr w:type="lastCol">
       <w:rPr>
-        <w:rFonts w:cstheme="majorBidi"/>
+        <w:rFonts w:asciiTheme="majorHAnsi" w:eastAsiaTheme="majorEastAsia" w:hAnsiTheme="majorHAnsi" w:cstheme="majorBidi"/>
         <w:b/>
         <w:bCs/>
       </w:rPr>
@@ -4041,7 +3524,7 @@
         <w:spacing w:before="0" w:after="0" w:line="240" w:lineRule="auto"/>
       </w:pPr>
       <w:rPr>
-        <w:rFonts w:cstheme="majorBidi"/>
+        <w:rFonts w:asciiTheme="majorHAnsi" w:eastAsiaTheme="majorEastAsia" w:hAnsiTheme="majorHAnsi" w:cstheme="majorBidi"/>
         <w:b/>
         <w:bCs/>
       </w:rPr>
@@ -4062,7 +3545,7 @@
         <w:spacing w:before="0" w:after="0" w:line="240" w:lineRule="auto"/>
       </w:pPr>
       <w:rPr>
-        <w:rFonts w:cstheme="majorBidi"/>
+        <w:rFonts w:asciiTheme="majorHAnsi" w:eastAsiaTheme="majorEastAsia" w:hAnsiTheme="majorHAnsi" w:cstheme="majorBidi"/>
         <w:b/>
         <w:bCs/>
       </w:rPr>
@@ -4080,14 +3563,14 @@
     </w:tblStylePr>
     <w:tblStylePr w:type="firstCol">
       <w:rPr>
-        <w:rFonts w:cstheme="majorBidi"/>
+        <w:rFonts w:asciiTheme="majorHAnsi" w:eastAsiaTheme="majorEastAsia" w:hAnsiTheme="majorHAnsi" w:cstheme="majorBidi"/>
         <w:b/>
         <w:bCs/>
       </w:rPr>
     </w:tblStylePr>
     <w:tblStylePr w:type="lastCol">
       <w:rPr>
-        <w:rFonts w:cstheme="majorBidi"/>
+        <w:rFonts w:asciiTheme="majorHAnsi" w:eastAsiaTheme="majorEastAsia" w:hAnsiTheme="majorHAnsi" w:cstheme="majorBidi"/>
         <w:b/>
         <w:bCs/>
       </w:rPr>
@@ -4171,7 +3654,7 @@
         <w:spacing w:before="0" w:after="0" w:line="240" w:lineRule="auto"/>
       </w:pPr>
       <w:rPr>
-        <w:rFonts w:cstheme="majorBidi"/>
+        <w:rFonts w:asciiTheme="majorHAnsi" w:eastAsiaTheme="majorEastAsia" w:hAnsiTheme="majorHAnsi" w:cstheme="majorBidi"/>
         <w:b/>
         <w:bCs/>
       </w:rPr>
@@ -4192,7 +3675,7 @@
         <w:spacing w:before="0" w:after="0" w:line="240" w:lineRule="auto"/>
       </w:pPr>
       <w:rPr>
-        <w:rFonts w:cstheme="majorBidi"/>
+        <w:rFonts w:asciiTheme="majorHAnsi" w:eastAsiaTheme="majorEastAsia" w:hAnsiTheme="majorHAnsi" w:cstheme="majorBidi"/>
         <w:b/>
         <w:bCs/>
       </w:rPr>
@@ -4210,14 +3693,14 @@
     </w:tblStylePr>
     <w:tblStylePr w:type="firstCol">
       <w:rPr>
-        <w:rFonts w:cstheme="majorBidi"/>
+        <w:rFonts w:asciiTheme="majorHAnsi" w:eastAsiaTheme="majorEastAsia" w:hAnsiTheme="majorHAnsi" w:cstheme="majorBidi"/>
         <w:b/>
         <w:bCs/>
       </w:rPr>
     </w:tblStylePr>
     <w:tblStylePr w:type="lastCol">
       <w:rPr>
-        <w:rFonts w:cstheme="majorBidi"/>
+        <w:rFonts w:asciiTheme="majorHAnsi" w:eastAsiaTheme="majorEastAsia" w:hAnsiTheme="majorHAnsi" w:cstheme="majorBidi"/>
         <w:b/>
         <w:bCs/>
       </w:rPr>
@@ -4301,7 +3784,7 @@
         <w:spacing w:before="0" w:after="0" w:line="240" w:lineRule="auto"/>
       </w:pPr>
       <w:rPr>
-        <w:rFonts w:cstheme="majorBidi"/>
+        <w:rFonts w:asciiTheme="majorHAnsi" w:eastAsiaTheme="majorEastAsia" w:hAnsiTheme="majorHAnsi" w:cstheme="majorBidi"/>
         <w:b/>
         <w:bCs/>
       </w:rPr>
@@ -4322,7 +3805,7 @@
         <w:spacing w:before="0" w:after="0" w:line="240" w:lineRule="auto"/>
       </w:pPr>
       <w:rPr>
-        <w:rFonts w:cstheme="majorBidi"/>
+        <w:rFonts w:asciiTheme="majorHAnsi" w:eastAsiaTheme="majorEastAsia" w:hAnsiTheme="majorHAnsi" w:cstheme="majorBidi"/>
         <w:b/>
         <w:bCs/>
       </w:rPr>
@@ -4340,14 +3823,14 @@
     </w:tblStylePr>
     <w:tblStylePr w:type="firstCol">
       <w:rPr>
-        <w:rFonts w:cstheme="majorBidi"/>
+        <w:rFonts w:asciiTheme="majorHAnsi" w:eastAsiaTheme="majorEastAsia" w:hAnsiTheme="majorHAnsi" w:cstheme="majorBidi"/>
         <w:b/>
         <w:bCs/>
       </w:rPr>
     </w:tblStylePr>
     <w:tblStylePr w:type="lastCol">
       <w:rPr>
-        <w:rFonts w:cstheme="majorBidi"/>
+        <w:rFonts w:asciiTheme="majorHAnsi" w:eastAsiaTheme="majorEastAsia" w:hAnsiTheme="majorHAnsi" w:cstheme="majorBidi"/>
         <w:b/>
         <w:bCs/>
       </w:rPr>
@@ -4431,7 +3914,7 @@
         <w:spacing w:before="0" w:after="0" w:line="240" w:lineRule="auto"/>
       </w:pPr>
       <w:rPr>
-        <w:rFonts w:cstheme="majorBidi"/>
+        <w:rFonts w:asciiTheme="majorHAnsi" w:eastAsiaTheme="majorEastAsia" w:hAnsiTheme="majorHAnsi" w:cstheme="majorBidi"/>
         <w:b/>
         <w:bCs/>
       </w:rPr>
@@ -4452,7 +3935,7 @@
         <w:spacing w:before="0" w:after="0" w:line="240" w:lineRule="auto"/>
       </w:pPr>
       <w:rPr>
-        <w:rFonts w:cstheme="majorBidi"/>
+        <w:rFonts w:asciiTheme="majorHAnsi" w:eastAsiaTheme="majorEastAsia" w:hAnsiTheme="majorHAnsi" w:cstheme="majorBidi"/>
         <w:b/>
         <w:bCs/>
       </w:rPr>
@@ -4470,14 +3953,14 @@
     </w:tblStylePr>
     <w:tblStylePr w:type="firstCol">
       <w:rPr>
-        <w:rFonts w:cstheme="majorBidi"/>
+        <w:rFonts w:asciiTheme="majorHAnsi" w:eastAsiaTheme="majorEastAsia" w:hAnsiTheme="majorHAnsi" w:cstheme="majorBidi"/>
         <w:b/>
         <w:bCs/>
       </w:rPr>
     </w:tblStylePr>
     <w:tblStylePr w:type="lastCol">
       <w:rPr>
-        <w:rFonts w:cstheme="majorBidi"/>
+        <w:rFonts w:asciiTheme="majorHAnsi" w:eastAsiaTheme="majorEastAsia" w:hAnsiTheme="majorHAnsi" w:cstheme="majorBidi"/>
         <w:b/>
         <w:bCs/>
       </w:rPr>
@@ -4561,7 +4044,7 @@
         <w:spacing w:before="0" w:after="0" w:line="240" w:lineRule="auto"/>
       </w:pPr>
       <w:rPr>
-        <w:rFonts w:cstheme="majorBidi"/>
+        <w:rFonts w:asciiTheme="majorHAnsi" w:eastAsiaTheme="majorEastAsia" w:hAnsiTheme="majorHAnsi" w:cstheme="majorBidi"/>
         <w:b/>
         <w:bCs/>
       </w:rPr>
@@ -4582,7 +4065,7 @@
         <w:spacing w:before="0" w:after="0" w:line="240" w:lineRule="auto"/>
       </w:pPr>
       <w:rPr>
-        <w:rFonts w:cstheme="majorBidi"/>
+        <w:rFonts w:asciiTheme="majorHAnsi" w:eastAsiaTheme="majorEastAsia" w:hAnsiTheme="majorHAnsi" w:cstheme="majorBidi"/>
         <w:b/>
         <w:bCs/>
       </w:rPr>
@@ -4600,14 +4083,14 @@
     </w:tblStylePr>
     <w:tblStylePr w:type="firstCol">
       <w:rPr>
-        <w:rFonts w:cstheme="majorBidi"/>
+        <w:rFonts w:asciiTheme="majorHAnsi" w:eastAsiaTheme="majorEastAsia" w:hAnsiTheme="majorHAnsi" w:cstheme="majorBidi"/>
         <w:b/>
         <w:bCs/>
       </w:rPr>
     </w:tblStylePr>
     <w:tblStylePr w:type="lastCol">
       <w:rPr>
-        <w:rFonts w:cstheme="majorBidi"/>
+        <w:rFonts w:asciiTheme="majorHAnsi" w:eastAsiaTheme="majorEastAsia" w:hAnsiTheme="majorHAnsi" w:cstheme="majorBidi"/>
         <w:b/>
         <w:bCs/>
       </w:rPr>
@@ -6472,7 +5955,7 @@
     </w:tblPr>
     <w:tblStylePr w:type="firstRow">
       <w:rPr>
-        <w:rFonts w:cstheme="majorBidi"/>
+        <w:rFonts w:asciiTheme="majorHAnsi" w:eastAsiaTheme="majorEastAsia" w:hAnsiTheme="majorHAnsi" w:cstheme="majorBidi"/>
       </w:rPr>
       <w:tblPr/>
       <w:tcPr>
@@ -6556,7 +6039,7 @@
     </w:tblPr>
     <w:tblStylePr w:type="firstRow">
       <w:rPr>
-        <w:rFonts w:cstheme="majorBidi"/>
+        <w:rFonts w:asciiTheme="majorHAnsi" w:eastAsiaTheme="majorEastAsia" w:hAnsiTheme="majorHAnsi" w:cstheme="majorBidi"/>
       </w:rPr>
       <w:tblPr/>
       <w:tcPr>
@@ -6640,7 +6123,7 @@
     </w:tblPr>
     <w:tblStylePr w:type="firstRow">
       <w:rPr>
-        <w:rFonts w:cstheme="majorBidi"/>
+        <w:rFonts w:asciiTheme="majorHAnsi" w:eastAsiaTheme="majorEastAsia" w:hAnsiTheme="majorHAnsi" w:cstheme="majorBidi"/>
       </w:rPr>
       <w:tblPr/>
       <w:tcPr>
@@ -6724,7 +6207,7 @@
     </w:tblPr>
     <w:tblStylePr w:type="firstRow">
       <w:rPr>
-        <w:rFonts w:cstheme="majorBidi"/>
+        <w:rFonts w:asciiTheme="majorHAnsi" w:eastAsiaTheme="majorEastAsia" w:hAnsiTheme="majorHAnsi" w:cstheme="majorBidi"/>
       </w:rPr>
       <w:tblPr/>
       <w:tcPr>
@@ -6808,7 +6291,7 @@
     </w:tblPr>
     <w:tblStylePr w:type="firstRow">
       <w:rPr>
-        <w:rFonts w:cstheme="majorBidi"/>
+        <w:rFonts w:asciiTheme="majorHAnsi" w:eastAsiaTheme="majorEastAsia" w:hAnsiTheme="majorHAnsi" w:cstheme="majorBidi"/>
       </w:rPr>
       <w:tblPr/>
       <w:tcPr>
@@ -6892,7 +6375,7 @@
     </w:tblPr>
     <w:tblStylePr w:type="firstRow">
       <w:rPr>
-        <w:rFonts w:cstheme="majorBidi"/>
+        <w:rFonts w:asciiTheme="majorHAnsi" w:eastAsiaTheme="majorEastAsia" w:hAnsiTheme="majorHAnsi" w:cstheme="majorBidi"/>
       </w:rPr>
       <w:tblPr/>
       <w:tcPr>
@@ -6976,7 +6459,7 @@
     </w:tblPr>
     <w:tblStylePr w:type="firstRow">
       <w:rPr>
-        <w:rFonts w:cstheme="majorBidi"/>
+        <w:rFonts w:asciiTheme="majorHAnsi" w:eastAsiaTheme="majorEastAsia" w:hAnsiTheme="majorHAnsi" w:cstheme="majorBidi"/>
       </w:rPr>
       <w:tblPr/>
       <w:tcPr>
@@ -7041,7 +6524,7 @@
       <w:spacing w:after="0" w:line="240" w:lineRule="auto"/>
     </w:pPr>
     <w:rPr>
-      <w:rFonts w:cstheme="majorBidi"/>
+      <w:rFonts w:asciiTheme="majorHAnsi" w:eastAsiaTheme="majorEastAsia" w:hAnsiTheme="majorHAnsi" w:cstheme="majorBidi"/>
       <w:color w:val="000000" w:themeColor="text1"/>
     </w:rPr>
     <w:tblPr>
@@ -7169,7 +6652,7 @@
       <w:spacing w:after="0" w:line="240" w:lineRule="auto"/>
     </w:pPr>
     <w:rPr>
-      <w:rFonts w:cstheme="majorBidi"/>
+      <w:rFonts w:asciiTheme="majorHAnsi" w:eastAsiaTheme="majorEastAsia" w:hAnsiTheme="majorHAnsi" w:cstheme="majorBidi"/>
       <w:color w:val="000000" w:themeColor="text1"/>
     </w:rPr>
     <w:tblPr>
@@ -7297,7 +6780,7 @@
       <w:spacing w:after="0" w:line="240" w:lineRule="auto"/>
     </w:pPr>
     <w:rPr>
-      <w:rFonts w:cstheme="majorBidi"/>
+      <w:rFonts w:asciiTheme="majorHAnsi" w:eastAsiaTheme="majorEastAsia" w:hAnsiTheme="majorHAnsi" w:cstheme="majorBidi"/>
       <w:color w:val="000000" w:themeColor="text1"/>
     </w:rPr>
     <w:tblPr>
@@ -7425,7 +6908,7 @@
       <w:spacing w:after="0" w:line="240" w:lineRule="auto"/>
     </w:pPr>
     <w:rPr>
-      <w:rFonts w:cstheme="majorBidi"/>
+      <w:rFonts w:asciiTheme="majorHAnsi" w:eastAsiaTheme="majorEastAsia" w:hAnsiTheme="majorHAnsi" w:cstheme="majorBidi"/>
       <w:color w:val="000000" w:themeColor="text1"/>
     </w:rPr>
     <w:tblPr>
@@ -7553,7 +7036,7 @@
       <w:spacing w:after="0" w:line="240" w:lineRule="auto"/>
     </w:pPr>
     <w:rPr>
-      <w:rFonts w:cstheme="majorBidi"/>
+      <w:rFonts w:asciiTheme="majorHAnsi" w:eastAsiaTheme="majorEastAsia" w:hAnsiTheme="majorHAnsi" w:cstheme="majorBidi"/>
       <w:color w:val="000000" w:themeColor="text1"/>
     </w:rPr>
     <w:tblPr>
@@ -7681,7 +7164,7 @@
       <w:spacing w:after="0" w:line="240" w:lineRule="auto"/>
     </w:pPr>
     <w:rPr>
-      <w:rFonts w:cstheme="majorBidi"/>
+      <w:rFonts w:asciiTheme="majorHAnsi" w:eastAsiaTheme="majorEastAsia" w:hAnsiTheme="majorHAnsi" w:cstheme="majorBidi"/>
       <w:color w:val="000000" w:themeColor="text1"/>
     </w:rPr>
     <w:tblPr>
@@ -7809,7 +7292,7 @@
       <w:spacing w:after="0" w:line="240" w:lineRule="auto"/>
     </w:pPr>
     <w:rPr>
-      <w:rFonts w:cstheme="majorBidi"/>
+      <w:rFonts w:asciiTheme="majorHAnsi" w:eastAsiaTheme="majorEastAsia" w:hAnsiTheme="majorHAnsi" w:cstheme="majorBidi"/>
       <w:color w:val="000000" w:themeColor="text1"/>
     </w:rPr>
     <w:tblPr>
@@ -8448,7 +7931,7 @@
       <w:spacing w:after="0" w:line="240" w:lineRule="auto"/>
     </w:pPr>
     <w:rPr>
-      <w:rFonts w:cstheme="majorBidi"/>
+      <w:rFonts w:asciiTheme="majorHAnsi" w:eastAsiaTheme="majorEastAsia" w:hAnsiTheme="majorHAnsi" w:cstheme="majorBidi"/>
       <w:color w:val="000000" w:themeColor="text1"/>
     </w:rPr>
     <w:tblPr>
@@ -8573,7 +8056,7 @@
       <w:spacing w:after="0" w:line="240" w:lineRule="auto"/>
     </w:pPr>
     <w:rPr>
-      <w:rFonts w:cstheme="majorBidi"/>
+      <w:rFonts w:asciiTheme="majorHAnsi" w:eastAsiaTheme="majorEastAsia" w:hAnsiTheme="majorHAnsi" w:cstheme="majorBidi"/>
       <w:color w:val="000000" w:themeColor="text1"/>
     </w:rPr>
     <w:tblPr>
@@ -8698,7 +8181,7 @@
       <w:spacing w:after="0" w:line="240" w:lineRule="auto"/>
     </w:pPr>
     <w:rPr>
-      <w:rFonts w:cstheme="majorBidi"/>
+      <w:rFonts w:asciiTheme="majorHAnsi" w:eastAsiaTheme="majorEastAsia" w:hAnsiTheme="majorHAnsi" w:cstheme="majorBidi"/>
       <w:color w:val="000000" w:themeColor="text1"/>
     </w:rPr>
     <w:tblPr>
@@ -8823,7 +8306,7 @@
       <w:spacing w:after="0" w:line="240" w:lineRule="auto"/>
     </w:pPr>
     <w:rPr>
-      <w:rFonts w:cstheme="majorBidi"/>
+      <w:rFonts w:asciiTheme="majorHAnsi" w:eastAsiaTheme="majorEastAsia" w:hAnsiTheme="majorHAnsi" w:cstheme="majorBidi"/>
       <w:color w:val="000000" w:themeColor="text1"/>
     </w:rPr>
     <w:tblPr>
@@ -8948,7 +8431,7 @@
       <w:spacing w:after="0" w:line="240" w:lineRule="auto"/>
     </w:pPr>
     <w:rPr>
-      <w:rFonts w:cstheme="majorBidi"/>
+      <w:rFonts w:asciiTheme="majorHAnsi" w:eastAsiaTheme="majorEastAsia" w:hAnsiTheme="majorHAnsi" w:cstheme="majorBidi"/>
       <w:color w:val="000000" w:themeColor="text1"/>
     </w:rPr>
     <w:tblPr>
@@ -9073,7 +8556,7 @@
       <w:spacing w:after="0" w:line="240" w:lineRule="auto"/>
     </w:pPr>
     <w:rPr>
-      <w:rFonts w:cstheme="majorBidi"/>
+      <w:rFonts w:asciiTheme="majorHAnsi" w:eastAsiaTheme="majorEastAsia" w:hAnsiTheme="majorHAnsi" w:cstheme="majorBidi"/>
       <w:color w:val="000000" w:themeColor="text1"/>
     </w:rPr>
     <w:tblPr>
@@ -9198,7 +8681,7 @@
       <w:spacing w:after="0" w:line="240" w:lineRule="auto"/>
     </w:pPr>
     <w:rPr>
-      <w:rFonts w:cstheme="majorBidi"/>
+      <w:rFonts w:asciiTheme="majorHAnsi" w:eastAsiaTheme="majorEastAsia" w:hAnsiTheme="majorHAnsi" w:cstheme="majorBidi"/>
       <w:color w:val="000000" w:themeColor="text1"/>
     </w:rPr>
     <w:tblPr>

--- a/skills/dazzler-frontend/assets/templates/docx/restaurant.docx
+++ b/skills/dazzler-frontend/assets/templates/docx/restaurant.docx
@@ -11,7 +11,7 @@
           <w:rFonts w:ascii="Arial" w:hAnsi="Arial"/>
           <w:b/>
           <w:i w:val="0"/>
-          <w:color w:val="713541"/>
+          <w:color w:val="F0B601"/>
           <w:sz w:val="18"/>
         </w:rPr>
         <w:t>MORROW / LATE SUMMER</w:t>
@@ -27,7 +27,7 @@
           <w:rFonts w:ascii="Georgia" w:hAnsi="Georgia"/>
           <w:b w:val="0"/>
           <w:i w:val="0"/>
-          <w:color w:val="713541"/>
+          <w:color w:val="F0B601"/>
           <w:sz w:val="86"/>
         </w:rPr>
         <w:t>MORROW</w:t>
@@ -44,7 +44,7 @@
           <w:rFonts w:ascii="Georgia" w:hAnsi="Georgia"/>
           <w:b w:val="0"/>
           <w:i/>
-          <w:color w:val="17252B"/>
+          <w:color w:val="F4F4F0"/>
           <w:sz w:val="38"/>
         </w:rPr>
         <w:t>Late Summer Supper</w:t>
@@ -59,7 +59,7 @@
           <w:rFonts w:ascii="Georgia" w:hAnsi="Georgia"/>
           <w:b w:val="0"/>
           <w:i w:val="0"/>
-          <w:color w:val="17252B"/>
+          <w:color w:val="F4F4F0"/>
           <w:sz w:val="22"/>
         </w:rPr>
         <w:t>A short menu built around what is ready now. Choose a few dishes and share the table.</w:t>
@@ -75,7 +75,7 @@
           <w:rFonts w:ascii="Arial" w:hAnsi="Arial"/>
           <w:b/>
           <w:i w:val="0"/>
-          <w:color w:val="713541"/>
+          <w:color w:val="F0B601"/>
           <w:sz w:val="20"/>
         </w:rPr>
         <w:t>18:00 · first seating · Wednesday to Sunday</w:t>
@@ -92,7 +92,7 @@
           <w:rFonts w:ascii="Georgia" w:hAnsi="Georgia"/>
           <w:b w:val="0"/>
           <w:i/>
-          <w:color w:val="713541"/>
+          <w:color w:val="F0B601"/>
           <w:sz w:val="32"/>
         </w:rPr>
         <w:t>To Begin</w:t>
@@ -108,7 +108,7 @@
           <w:rFonts w:ascii="Georgia" w:hAnsi="Georgia"/>
           <w:b w:val="0"/>
           <w:i w:val="0"/>
-          <w:color w:val="17252B"/>
+          <w:color w:val="F4F4F0"/>
           <w:sz w:val="24"/>
         </w:rPr>
         <w:t>Charred peach, tomato and basil · 12</w:t>
@@ -127,7 +127,7 @@
           <w:rFonts w:ascii="Georgia" w:hAnsi="Georgia"/>
           <w:b w:val="0"/>
           <w:i/>
-          <w:color w:val="713541"/>
+          <w:color w:val="F0B601"/>
           <w:sz w:val="32"/>
         </w:rPr>
         <w:t>For the Table</w:t>
@@ -143,7 +143,7 @@
           <w:rFonts w:ascii="Georgia" w:hAnsi="Georgia"/>
           <w:b w:val="0"/>
           <w:i w:val="0"/>
-          <w:color w:val="17252B"/>
+          <w:color w:val="F4F4F0"/>
           <w:sz w:val="24"/>
         </w:rPr>
         <w:t>Roast squash, farro and sage · 24</w:t>
@@ -162,7 +162,7 @@
           <w:rFonts w:ascii="Georgia" w:hAnsi="Georgia"/>
           <w:b w:val="0"/>
           <w:i/>
-          <w:color w:val="713541"/>
+          <w:color w:val="F0B601"/>
           <w:sz w:val="32"/>
         </w:rPr>
         <w:t>Something Sweet</w:t>
@@ -178,7 +178,7 @@
           <w:rFonts w:ascii="Georgia" w:hAnsi="Georgia"/>
           <w:b w:val="0"/>
           <w:i w:val="0"/>
-          <w:color w:val="17252B"/>
+          <w:color w:val="F4F4F0"/>
           <w:sz w:val="24"/>
         </w:rPr>
         <w:t>Plum tart with cultured cream · 11</w:t>
@@ -211,7 +211,7 @@
         <w:tc>
           <w:tcPr>
             <w:tcW w:type="dxa" w:w="3456"/>
-            <w:shd w:fill="713541"/>
+            <w:shd w:fill="F0B601"/>
           </w:tcPr>
           <w:p>
             <w:pPr>
@@ -221,7 +221,7 @@
               <w:rPr>
                 <w:rFonts w:ascii="Arial" w:hAnsi="Arial"/>
                 <w:b/>
-                <w:color w:val="FFFFFF"/>
+                <w:color w:val="000000"/>
                 <w:sz w:val="20"/>
               </w:rPr>
               <w:t>Pairing</w:t>
@@ -231,7 +231,7 @@
         <w:tc>
           <w:tcPr>
             <w:tcW w:type="dxa" w:w="3456"/>
-            <w:shd w:fill="713541"/>
+            <w:shd w:fill="F0B601"/>
           </w:tcPr>
           <w:p>
             <w:pPr>
@@ -241,7 +241,7 @@
               <w:rPr>
                 <w:rFonts w:ascii="Arial" w:hAnsi="Arial"/>
                 <w:b/>
-                <w:color w:val="FFFFFF"/>
+                <w:color w:val="000000"/>
                 <w:sz w:val="20"/>
               </w:rPr>
               <w:t>Glass</w:t>
@@ -251,7 +251,7 @@
         <w:tc>
           <w:tcPr>
             <w:tcW w:type="dxa" w:w="3456"/>
-            <w:shd w:fill="713541"/>
+            <w:shd w:fill="F0B601"/>
           </w:tcPr>
           <w:p>
             <w:pPr>
@@ -261,7 +261,7 @@
               <w:rPr>
                 <w:rFonts w:ascii="Arial" w:hAnsi="Arial"/>
                 <w:b/>
-                <w:color w:val="FFFFFF"/>
+                <w:color w:val="000000"/>
                 <w:sz w:val="20"/>
               </w:rPr>
               <w:t>Character</w:t>
@@ -276,7 +276,7 @@
         <w:tc>
           <w:tcPr>
             <w:tcW w:type="dxa" w:w="2592"/>
-            <w:shd w:fill="F9F1DF"/>
+            <w:shd w:fill="082D26"/>
           </w:tcPr>
           <w:p>
             <w:pPr>
@@ -286,7 +286,7 @@
               <w:rPr>
                 <w:rFonts w:ascii="Arial" w:hAnsi="Arial"/>
                 <w:b/>
-                <w:color w:val="17252B"/>
+                <w:color w:val="F4F4F0"/>
                 <w:sz w:val="20"/>
               </w:rPr>
               <w:t>Orchard Spritz</w:t>
@@ -296,7 +296,7 @@
         <w:tc>
           <w:tcPr>
             <w:tcW w:type="dxa" w:w="4147"/>
-            <w:shd w:fill="F9F1DF"/>
+            <w:shd w:fill="082D26"/>
           </w:tcPr>
           <w:p>
             <w:pPr>
@@ -306,7 +306,7 @@
               <w:rPr>
                 <w:rFonts w:ascii="Arial" w:hAnsi="Arial"/>
                 <w:b w:val="0"/>
-                <w:color w:val="17252B"/>
+                <w:color w:val="F4F4F0"/>
                 <w:sz w:val="20"/>
               </w:rPr>
               <w:t>9</w:t>
@@ -316,7 +316,7 @@
         <w:tc>
           <w:tcPr>
             <w:tcW w:type="dxa" w:w="3629"/>
-            <w:shd w:fill="F9F1DF"/>
+            <w:shd w:fill="082D26"/>
           </w:tcPr>
           <w:p>
             <w:pPr>
@@ -326,7 +326,7 @@
               <w:rPr>
                 <w:rFonts w:ascii="Arial" w:hAnsi="Arial"/>
                 <w:b w:val="0"/>
-                <w:color w:val="17252B"/>
+                <w:color w:val="F4F4F0"/>
                 <w:sz w:val="20"/>
               </w:rPr>
               <w:t>Apple / rosemary / soda</w:t>
@@ -341,7 +341,7 @@
         <w:tc>
           <w:tcPr>
             <w:tcW w:type="dxa" w:w="2592"/>
-            <w:shd w:fill="FFFFFF"/>
+            <w:shd w:fill="082D26"/>
           </w:tcPr>
           <w:p>
             <w:pPr>
@@ -351,7 +351,7 @@
               <w:rPr>
                 <w:rFonts w:ascii="Arial" w:hAnsi="Arial"/>
                 <w:b/>
-                <w:color w:val="17252B"/>
+                <w:color w:val="F4F4F0"/>
                 <w:sz w:val="20"/>
               </w:rPr>
               <w:t>House White</w:t>
@@ -361,7 +361,7 @@
         <w:tc>
           <w:tcPr>
             <w:tcW w:type="dxa" w:w="4147"/>
-            <w:shd w:fill="FFFFFF"/>
+            <w:shd w:fill="082D26"/>
           </w:tcPr>
           <w:p>
             <w:pPr>
@@ -371,7 +371,7 @@
               <w:rPr>
                 <w:rFonts w:ascii="Arial" w:hAnsi="Arial"/>
                 <w:b w:val="0"/>
-                <w:color w:val="17252B"/>
+                <w:color w:val="F4F4F0"/>
                 <w:sz w:val="20"/>
               </w:rPr>
               <w:t>12</w:t>
@@ -381,7 +381,7 @@
         <w:tc>
           <w:tcPr>
             <w:tcW w:type="dxa" w:w="3629"/>
-            <w:shd w:fill="FFFFFF"/>
+            <w:shd w:fill="082D26"/>
           </w:tcPr>
           <w:p>
             <w:pPr>
@@ -391,7 +391,7 @@
               <w:rPr>
                 <w:rFonts w:ascii="Arial" w:hAnsi="Arial"/>
                 <w:b w:val="0"/>
-                <w:color w:val="17252B"/>
+                <w:color w:val="F4F4F0"/>
                 <w:sz w:val="20"/>
               </w:rPr>
               <w:t>Dry / citrus / mineral</w:t>
@@ -406,7 +406,7 @@
         <w:tc>
           <w:tcPr>
             <w:tcW w:type="dxa" w:w="2592"/>
-            <w:shd w:fill="F9F1DF"/>
+            <w:shd w:fill="082D26"/>
           </w:tcPr>
           <w:p>
             <w:pPr>
@@ -416,7 +416,7 @@
               <w:rPr>
                 <w:rFonts w:ascii="Arial" w:hAnsi="Arial"/>
                 <w:b/>
-                <w:color w:val="17252B"/>
+                <w:color w:val="F4F4F0"/>
                 <w:sz w:val="20"/>
               </w:rPr>
               <w:t>Garden Tonic</w:t>
@@ -426,7 +426,7 @@
         <w:tc>
           <w:tcPr>
             <w:tcW w:type="dxa" w:w="4147"/>
-            <w:shd w:fill="F9F1DF"/>
+            <w:shd w:fill="082D26"/>
           </w:tcPr>
           <w:p>
             <w:pPr>
@@ -436,7 +436,7 @@
               <w:rPr>
                 <w:rFonts w:ascii="Arial" w:hAnsi="Arial"/>
                 <w:b w:val="0"/>
-                <w:color w:val="17252B"/>
+                <w:color w:val="F4F4F0"/>
                 <w:sz w:val="20"/>
               </w:rPr>
               <w:t>8</w:t>
@@ -446,7 +446,7 @@
         <w:tc>
           <w:tcPr>
             <w:tcW w:type="dxa" w:w="3629"/>
-            <w:shd w:fill="F9F1DF"/>
+            <w:shd w:fill="082D26"/>
           </w:tcPr>
           <w:p>
             <w:pPr>
@@ -456,7 +456,7 @@
               <w:rPr>
                 <w:rFonts w:ascii="Arial" w:hAnsi="Arial"/>
                 <w:b w:val="0"/>
-                <w:color w:val="17252B"/>
+                <w:color w:val="F4F4F0"/>
                 <w:sz w:val="20"/>
               </w:rPr>
               <w:t>Cucumber / mint / tonic</w:t>
@@ -474,7 +474,7 @@
           <w:rFonts w:ascii="Arial" w:hAnsi="Arial"/>
           <w:b w:val="0"/>
           <w:i w:val="0"/>
-          <w:color w:val="17252B"/>
+          <w:color w:val="F4F4F0"/>
           <w:sz w:val="18"/>
         </w:rPr>
         <w:t>A fictional neighborhood supper room. Prices are sample USD amounts before tax. Ask the team about ingredients and cross-contact; dietary labels are not safety guarantees.</w:t>
@@ -489,7 +489,7 @@
           <w:rFonts w:ascii="Arial" w:hAnsi="Arial"/>
           <w:b/>
           <w:i w:val="0"/>
-          <w:color w:val="713541"/>
+          <w:color w:val="F0B601"/>
           <w:sz w:val="18"/>
         </w:rPr>
         <w:t>Sample menu · Tell the team about allergies before ordering.</w:t>
@@ -515,7 +515,7 @@
     </w:pPr>
     <w:r>
       <w:rPr>
-        <w:color w:val="713541"/>
+        <w:color w:val="F4F4F0"/>
         <w:sz w:val="16"/>
       </w:rPr>
       <w:t>DAZZLER  /  FICTIONAL EXAMPLE  /  RESTAURANT</w:t>
@@ -530,10 +530,11 @@
     <w:pPr>
       <w:pStyle w:val="Header"/>
     </w:pPr>
+    <w:r/>
     <w:r>
       <w:pict>
-        <v:rect id="DazzlerPageSurface" style="position:absolute;margin-left:0;margin-top:0;width:612pt;height:792pt;z-index:-251654144;mso-position-horizontal-relative:page;mso-position-vertical-relative:page" fillcolor="#F9F1DF" stroked="f">
-          <v:fill color="#F9F1DF"/>
+        <v:rect id="DazzlerPageSurface" style="position:absolute;margin-left:0;margin-top:0;width:612.0pt;height:792.0pt;z-index:-251654144;mso-position-horizontal-relative:page;mso-position-vertical-relative:page" fillcolor="#082D26" stroked="f">
+          <v:fill color="#082D26"/>
         </v:rect>
       </w:pict>
     </w:r>

--- a/skills/dazzler-frontend/assets/templates/docx/restaurant.docx
+++ b/skills/dazzler-frontend/assets/templates/docx/restaurant.docx
@@ -4,112 +4,86 @@
   <w:body>
     <w:p>
       <w:pPr>
-        <w:spacing w:after="280" w:line="269" w:lineRule="auto"/>
+        <w:spacing w:after="140" w:line="269" w:lineRule="auto"/>
       </w:pPr>
       <w:r>
         <w:rPr>
-          <w:rFonts w:ascii="Arial" w:hAnsi="Arial"/>
+          <w:rFonts w:ascii="Georgia" w:hAnsi="Georgia"/>
           <w:b/>
-          <w:i w:val="0"/>
-          <w:color w:val="F0B601"/>
+          <w:color w:val="823B16"/>
           <w:sz w:val="18"/>
         </w:rPr>
-        <w:t>MORROW / LATE SUMMER</w:t>
+        <w:t>MORROW / LATE SUMMER / AT THE SHARED TABLE</w:t>
+      </w:r>
+    </w:p>
+    <w:p>
+      <w:pPr>
+        <w:pStyle w:val="Title"/>
+        <w:spacing w:after="140" w:line="269" w:lineRule="auto"/>
+      </w:pPr>
+      <w:r>
+        <w:rPr>
+          <w:rFonts w:ascii="Georgia" w:hAnsi="Georgia"/>
+          <w:b/>
+          <w:color w:val="000000"/>
+          <w:sz w:val="64"/>
+        </w:rPr>
+        <w:t>Morrow Seasonal Supper Menu</w:t>
       </w:r>
     </w:p>
     <w:p>
       <w:pPr>
         <w:spacing w:after="140" w:line="269" w:lineRule="auto"/>
-        <w:jc w:val="center"/>
       </w:pPr>
       <w:r>
         <w:rPr>
           <w:rFonts w:ascii="Georgia" w:hAnsi="Georgia"/>
-          <w:b w:val="0"/>
-          <w:i w:val="0"/>
-          <w:color w:val="F0B601"/>
-          <w:sz w:val="86"/>
-        </w:rPr>
-        <w:t>MORROW</w:t>
-      </w:r>
-    </w:p>
-    <w:p>
-      <w:pPr>
-        <w:pStyle w:val="Title"/>
-        <w:spacing w:after="160" w:line="269" w:lineRule="auto"/>
-        <w:jc w:val="center"/>
-      </w:pPr>
-      <w:r>
-        <w:rPr>
-          <w:rFonts w:ascii="Georgia" w:hAnsi="Georgia"/>
-          <w:b w:val="0"/>
-          <w:i/>
-          <w:color w:val="F4F4F0"/>
-          <w:sz w:val="38"/>
-        </w:rPr>
-        <w:t>Late Summer Supper</w:t>
-      </w:r>
-    </w:p>
-    <w:p>
-      <w:pPr>
-        <w:spacing w:after="280" w:line="269" w:lineRule="auto"/>
-      </w:pPr>
-      <w:r>
-        <w:rPr>
-          <w:rFonts w:ascii="Georgia" w:hAnsi="Georgia"/>
-          <w:b w:val="0"/>
-          <w:i w:val="0"/>
-          <w:color w:val="F4F4F0"/>
-          <w:sz w:val="22"/>
+          <w:b/>
+          <w:color w:val="823B16"/>
+          <w:sz w:val="24"/>
         </w:rPr>
         <w:t>A short menu built around what is ready now. Choose a few dishes and share the table.</w:t>
       </w:r>
     </w:p>
     <w:p>
       <w:pPr>
-        <w:spacing w:after="200" w:line="269" w:lineRule="auto"/>
-        <w:jc w:val="center"/>
+        <w:spacing w:after="140" w:line="269" w:lineRule="auto"/>
       </w:pPr>
       <w:r>
         <w:rPr>
-          <w:rFonts w:ascii="Arial" w:hAnsi="Arial"/>
+          <w:rFonts w:ascii="Georgia" w:hAnsi="Georgia"/>
           <w:b/>
-          <w:i w:val="0"/>
-          <w:color w:val="F0B601"/>
-          <w:sz w:val="20"/>
+          <w:color w:val="823B16"/>
+          <w:sz w:val="30"/>
         </w:rPr>
-        <w:t>18:00 · first seating · Wednesday to Sunday</w:t>
+        <w:t>18:00 / first seating · Wednesday to Sunday</w:t>
       </w:r>
     </w:p>
     <w:p>
       <w:pPr>
         <w:pStyle w:val="Heading1"/>
-        <w:spacing w:after="100" w:line="269" w:lineRule="auto"/>
-        <w:jc w:val="center"/>
+        <w:spacing w:after="140" w:line="269" w:lineRule="auto" w:before="240"/>
       </w:pPr>
       <w:r>
         <w:rPr>
           <w:rFonts w:ascii="Georgia" w:hAnsi="Georgia"/>
-          <w:b w:val="0"/>
-          <w:i/>
-          <w:color w:val="F0B601"/>
-          <w:sz w:val="32"/>
+          <w:b/>
+          <w:color w:val="823B16"/>
+          <w:sz w:val="40"/>
         </w:rPr>
         <w:t>To Begin</w:t>
       </w:r>
     </w:p>
     <w:p>
       <w:pPr>
-        <w:spacing w:after="340" w:line="269" w:lineRule="auto"/>
-        <w:jc w:val="center"/>
+        <w:spacing w:after="140" w:line="269" w:lineRule="auto"/>
       </w:pPr>
       <w:r>
         <w:rPr>
           <w:rFonts w:ascii="Georgia" w:hAnsi="Georgia"/>
           <w:b w:val="0"/>
-          <w:i w:val="0"/>
-          <w:color w:val="F4F4F0"/>
-          <w:sz w:val="24"/>
+          <w:color w:val="17212B"/>
+          <w:sz w:val="26"/>
         </w:rPr>
         <w:t>Charred peach, tomato and basil · 12</w:t>
         <w:br/>
@@ -119,32 +93,28 @@
     <w:p>
       <w:pPr>
         <w:pStyle w:val="Heading1"/>
-        <w:spacing w:after="100" w:line="269" w:lineRule="auto"/>
-        <w:jc w:val="center"/>
+        <w:spacing w:after="140" w:line="269" w:lineRule="auto" w:before="240"/>
       </w:pPr>
       <w:r>
         <w:rPr>
           <w:rFonts w:ascii="Georgia" w:hAnsi="Georgia"/>
-          <w:b w:val="0"/>
-          <w:i/>
-          <w:color w:val="F0B601"/>
-          <w:sz w:val="32"/>
+          <w:b/>
+          <w:color w:val="823B16"/>
+          <w:sz w:val="40"/>
         </w:rPr>
         <w:t>For the Table</w:t>
       </w:r>
     </w:p>
     <w:p>
       <w:pPr>
-        <w:spacing w:after="340" w:line="269" w:lineRule="auto"/>
-        <w:jc w:val="center"/>
+        <w:spacing w:after="140" w:line="269" w:lineRule="auto"/>
       </w:pPr>
       <w:r>
         <w:rPr>
           <w:rFonts w:ascii="Georgia" w:hAnsi="Georgia"/>
           <w:b w:val="0"/>
-          <w:i w:val="0"/>
-          <w:color w:val="F4F4F0"/>
-          <w:sz w:val="24"/>
+          <w:color w:val="17212B"/>
+          <w:sz w:val="26"/>
         </w:rPr>
         <w:t>Roast squash, farro and sage · 24</w:t>
         <w:br/>
@@ -154,32 +124,28 @@
     <w:p>
       <w:pPr>
         <w:pStyle w:val="Heading1"/>
-        <w:spacing w:after="100" w:line="269" w:lineRule="auto"/>
-        <w:jc w:val="center"/>
+        <w:spacing w:after="140" w:line="269" w:lineRule="auto" w:before="240"/>
       </w:pPr>
       <w:r>
         <w:rPr>
           <w:rFonts w:ascii="Georgia" w:hAnsi="Georgia"/>
-          <w:b w:val="0"/>
-          <w:i/>
-          <w:color w:val="F0B601"/>
-          <w:sz w:val="32"/>
+          <w:b/>
+          <w:color w:val="823B16"/>
+          <w:sz w:val="40"/>
         </w:rPr>
         <w:t>Something Sweet</w:t>
       </w:r>
     </w:p>
     <w:p>
       <w:pPr>
-        <w:spacing w:after="340" w:line="269" w:lineRule="auto"/>
-        <w:jc w:val="center"/>
+        <w:spacing w:after="140" w:line="269" w:lineRule="auto"/>
       </w:pPr>
       <w:r>
         <w:rPr>
           <w:rFonts w:ascii="Georgia" w:hAnsi="Georgia"/>
           <w:b w:val="0"/>
-          <w:i w:val="0"/>
-          <w:color w:val="F4F4F0"/>
-          <w:sz w:val="24"/>
+          <w:color w:val="17212B"/>
+          <w:sz w:val="26"/>
         </w:rPr>
         <w:t>Plum tart with cultured cream · 11</w:t>
         <w:br/>
@@ -189,39 +155,31 @@
     <w:tbl>
       <w:tblPr>
         <w:tblW w:type="auto" w:w="0"/>
-        <w:tblLayout w:type="fixed"/>
         <w:tblLook w:firstColumn="1" w:firstRow="1" w:lastColumn="0" w:lastRow="0" w:noHBand="0" w:noVBand="1" w:val="04A0"/>
-        <w:tblCellMar>
-          <w:top w:w="90" w:type="dxa"/>
-          <w:left w:w="90" w:type="dxa"/>
-          <w:bottom w:w="90" w:type="dxa"/>
-          <w:right w:w="90" w:type="dxa"/>
-        </w:tblCellMar>
       </w:tblPr>
       <w:tblGrid>
-        <w:gridCol w:w="2592"/>
-        <w:gridCol w:w="4147"/>
-        <w:gridCol w:w="3629"/>
+        <w:gridCol w:w="3408"/>
+        <w:gridCol w:w="3408"/>
+        <w:gridCol w:w="3408"/>
       </w:tblGrid>
       <w:tr>
         <w:trPr>
-          <w:cantSplit/>
           <w:tblHeader/>
         </w:trPr>
         <w:tc>
           <w:tcPr>
-            <w:tcW w:type="dxa" w:w="3456"/>
-            <w:shd w:fill="F0B601"/>
+            <w:tcW w:type="dxa" w:w="3408"/>
+            <w:shd w:fill="823B16"/>
           </w:tcPr>
           <w:p>
             <w:pPr>
-              <w:spacing w:after="160" w:line="269" w:lineRule="auto"/>
+              <w:spacing w:after="160" w:before="100"/>
             </w:pPr>
             <w:r>
               <w:rPr>
-                <w:rFonts w:ascii="Arial" w:hAnsi="Arial"/>
+                <w:rFonts w:ascii="Georgia" w:hAnsi="Georgia"/>
                 <w:b/>
-                <w:color w:val="000000"/>
+                <w:color w:val="FFFFFF"/>
                 <w:sz w:val="20"/>
               </w:rPr>
               <w:t>Pairing</w:t>
@@ -230,18 +188,18 @@
         </w:tc>
         <w:tc>
           <w:tcPr>
-            <w:tcW w:type="dxa" w:w="3456"/>
-            <w:shd w:fill="F0B601"/>
+            <w:tcW w:type="dxa" w:w="3408"/>
+            <w:shd w:fill="823B16"/>
           </w:tcPr>
           <w:p>
             <w:pPr>
-              <w:spacing w:after="160" w:line="269" w:lineRule="auto"/>
+              <w:spacing w:after="160" w:before="100"/>
             </w:pPr>
             <w:r>
               <w:rPr>
-                <w:rFonts w:ascii="Arial" w:hAnsi="Arial"/>
+                <w:rFonts w:ascii="Georgia" w:hAnsi="Georgia"/>
                 <w:b/>
-                <w:color w:val="000000"/>
+                <w:color w:val="FFFFFF"/>
                 <w:sz w:val="20"/>
               </w:rPr>
               <w:t>Glass</w:t>
@@ -250,18 +208,18 @@
         </w:tc>
         <w:tc>
           <w:tcPr>
-            <w:tcW w:type="dxa" w:w="3456"/>
-            <w:shd w:fill="F0B601"/>
+            <w:tcW w:type="dxa" w:w="3408"/>
+            <w:shd w:fill="823B16"/>
           </w:tcPr>
           <w:p>
             <w:pPr>
-              <w:spacing w:after="160" w:line="269" w:lineRule="auto"/>
+              <w:spacing w:after="160" w:before="100"/>
             </w:pPr>
             <w:r>
               <w:rPr>
-                <w:rFonts w:ascii="Arial" w:hAnsi="Arial"/>
+                <w:rFonts w:ascii="Georgia" w:hAnsi="Georgia"/>
                 <w:b/>
-                <w:color w:val="000000"/>
+                <w:color w:val="FFFFFF"/>
                 <w:sz w:val="20"/>
               </w:rPr>
               <w:t>Character</w:t>
@@ -270,23 +228,20 @@
         </w:tc>
       </w:tr>
       <w:tr>
-        <w:trPr>
-          <w:cantSplit/>
-        </w:trPr>
         <w:tc>
           <w:tcPr>
-            <w:tcW w:type="dxa" w:w="2592"/>
-            <w:shd w:fill="082D26"/>
+            <w:tcW w:type="dxa" w:w="3408"/>
+            <w:shd w:fill="FFF6DF"/>
           </w:tcPr>
           <w:p>
             <w:pPr>
-              <w:spacing w:after="160" w:line="269" w:lineRule="auto"/>
+              <w:spacing w:after="160" w:before="100"/>
             </w:pPr>
             <w:r>
               <w:rPr>
-                <w:rFonts w:ascii="Arial" w:hAnsi="Arial"/>
-                <w:b/>
-                <w:color w:val="F4F4F0"/>
+                <w:rFonts w:ascii="Georgia" w:hAnsi="Georgia"/>
+                <w:b w:val="0"/>
+                <w:color w:val="17212B"/>
                 <w:sz w:val="20"/>
               </w:rPr>
               <w:t>Orchard Spritz</w:t>
@@ -295,18 +250,18 @@
         </w:tc>
         <w:tc>
           <w:tcPr>
-            <w:tcW w:type="dxa" w:w="4147"/>
-            <w:shd w:fill="082D26"/>
+            <w:tcW w:type="dxa" w:w="3408"/>
+            <w:shd w:fill="FFF6DF"/>
           </w:tcPr>
           <w:p>
             <w:pPr>
-              <w:spacing w:after="160" w:line="269" w:lineRule="auto"/>
+              <w:spacing w:after="160" w:before="100"/>
             </w:pPr>
             <w:r>
               <w:rPr>
-                <w:rFonts w:ascii="Arial" w:hAnsi="Arial"/>
+                <w:rFonts w:ascii="Georgia" w:hAnsi="Georgia"/>
                 <w:b w:val="0"/>
-                <w:color w:val="F4F4F0"/>
+                <w:color w:val="17212B"/>
                 <w:sz w:val="20"/>
               </w:rPr>
               <w:t>9</w:t>
@@ -315,18 +270,18 @@
         </w:tc>
         <w:tc>
           <w:tcPr>
-            <w:tcW w:type="dxa" w:w="3629"/>
-            <w:shd w:fill="082D26"/>
+            <w:tcW w:type="dxa" w:w="3408"/>
+            <w:shd w:fill="FFF6DF"/>
           </w:tcPr>
           <w:p>
             <w:pPr>
-              <w:spacing w:after="160" w:line="269" w:lineRule="auto"/>
+              <w:spacing w:after="160" w:before="100"/>
             </w:pPr>
             <w:r>
               <w:rPr>
-                <w:rFonts w:ascii="Arial" w:hAnsi="Arial"/>
+                <w:rFonts w:ascii="Georgia" w:hAnsi="Georgia"/>
                 <w:b w:val="0"/>
-                <w:color w:val="F4F4F0"/>
+                <w:color w:val="17212B"/>
                 <w:sz w:val="20"/>
               </w:rPr>
               <w:t>Apple / rosemary / soda</w:t>
@@ -335,23 +290,20 @@
         </w:tc>
       </w:tr>
       <w:tr>
-        <w:trPr>
-          <w:cantSplit/>
-        </w:trPr>
         <w:tc>
           <w:tcPr>
-            <w:tcW w:type="dxa" w:w="2592"/>
-            <w:shd w:fill="082D26"/>
+            <w:tcW w:type="dxa" w:w="3408"/>
+            <w:shd w:fill="FFFFFF"/>
           </w:tcPr>
           <w:p>
             <w:pPr>
-              <w:spacing w:after="160" w:line="269" w:lineRule="auto"/>
+              <w:spacing w:after="160" w:before="100"/>
             </w:pPr>
             <w:r>
               <w:rPr>
-                <w:rFonts w:ascii="Arial" w:hAnsi="Arial"/>
-                <w:b/>
-                <w:color w:val="F4F4F0"/>
+                <w:rFonts w:ascii="Georgia" w:hAnsi="Georgia"/>
+                <w:b w:val="0"/>
+                <w:color w:val="17212B"/>
                 <w:sz w:val="20"/>
               </w:rPr>
               <w:t>House White</w:t>
@@ -360,18 +312,18 @@
         </w:tc>
         <w:tc>
           <w:tcPr>
-            <w:tcW w:type="dxa" w:w="4147"/>
-            <w:shd w:fill="082D26"/>
+            <w:tcW w:type="dxa" w:w="3408"/>
+            <w:shd w:fill="FFFFFF"/>
           </w:tcPr>
           <w:p>
             <w:pPr>
-              <w:spacing w:after="160" w:line="269" w:lineRule="auto"/>
+              <w:spacing w:after="160" w:before="100"/>
             </w:pPr>
             <w:r>
               <w:rPr>
-                <w:rFonts w:ascii="Arial" w:hAnsi="Arial"/>
+                <w:rFonts w:ascii="Georgia" w:hAnsi="Georgia"/>
                 <w:b w:val="0"/>
-                <w:color w:val="F4F4F0"/>
+                <w:color w:val="17212B"/>
                 <w:sz w:val="20"/>
               </w:rPr>
               <w:t>12</w:t>
@@ -380,18 +332,18 @@
         </w:tc>
         <w:tc>
           <w:tcPr>
-            <w:tcW w:type="dxa" w:w="3629"/>
-            <w:shd w:fill="082D26"/>
+            <w:tcW w:type="dxa" w:w="3408"/>
+            <w:shd w:fill="FFFFFF"/>
           </w:tcPr>
           <w:p>
             <w:pPr>
-              <w:spacing w:after="160" w:line="269" w:lineRule="auto"/>
+              <w:spacing w:after="160" w:before="100"/>
             </w:pPr>
             <w:r>
               <w:rPr>
-                <w:rFonts w:ascii="Arial" w:hAnsi="Arial"/>
+                <w:rFonts w:ascii="Georgia" w:hAnsi="Georgia"/>
                 <w:b w:val="0"/>
-                <w:color w:val="F4F4F0"/>
+                <w:color w:val="17212B"/>
                 <w:sz w:val="20"/>
               </w:rPr>
               <w:t>Dry / citrus / mineral</w:t>
@@ -400,23 +352,20 @@
         </w:tc>
       </w:tr>
       <w:tr>
-        <w:trPr>
-          <w:cantSplit/>
-        </w:trPr>
         <w:tc>
           <w:tcPr>
-            <w:tcW w:type="dxa" w:w="2592"/>
-            <w:shd w:fill="082D26"/>
+            <w:tcW w:type="dxa" w:w="3408"/>
+            <w:shd w:fill="FFF6DF"/>
           </w:tcPr>
           <w:p>
             <w:pPr>
-              <w:spacing w:after="160" w:line="269" w:lineRule="auto"/>
+              <w:spacing w:after="160" w:before="100"/>
             </w:pPr>
             <w:r>
               <w:rPr>
-                <w:rFonts w:ascii="Arial" w:hAnsi="Arial"/>
-                <w:b/>
-                <w:color w:val="F4F4F0"/>
+                <w:rFonts w:ascii="Georgia" w:hAnsi="Georgia"/>
+                <w:b w:val="0"/>
+                <w:color w:val="17212B"/>
                 <w:sz w:val="20"/>
               </w:rPr>
               <w:t>Garden Tonic</w:t>
@@ -425,18 +374,18 @@
         </w:tc>
         <w:tc>
           <w:tcPr>
-            <w:tcW w:type="dxa" w:w="4147"/>
-            <w:shd w:fill="082D26"/>
+            <w:tcW w:type="dxa" w:w="3408"/>
+            <w:shd w:fill="FFF6DF"/>
           </w:tcPr>
           <w:p>
             <w:pPr>
-              <w:spacing w:after="160" w:line="269" w:lineRule="auto"/>
+              <w:spacing w:after="160" w:before="100"/>
             </w:pPr>
             <w:r>
               <w:rPr>
-                <w:rFonts w:ascii="Arial" w:hAnsi="Arial"/>
+                <w:rFonts w:ascii="Georgia" w:hAnsi="Georgia"/>
                 <w:b w:val="0"/>
-                <w:color w:val="F4F4F0"/>
+                <w:color w:val="17212B"/>
                 <w:sz w:val="20"/>
               </w:rPr>
               <w:t>8</w:t>
@@ -445,18 +394,18 @@
         </w:tc>
         <w:tc>
           <w:tcPr>
-            <w:tcW w:type="dxa" w:w="3629"/>
-            <w:shd w:fill="082D26"/>
+            <w:tcW w:type="dxa" w:w="3408"/>
+            <w:shd w:fill="FFF6DF"/>
           </w:tcPr>
           <w:p>
             <w:pPr>
-              <w:spacing w:after="160" w:line="269" w:lineRule="auto"/>
+              <w:spacing w:after="160" w:before="100"/>
             </w:pPr>
             <w:r>
               <w:rPr>
-                <w:rFonts w:ascii="Arial" w:hAnsi="Arial"/>
+                <w:rFonts w:ascii="Georgia" w:hAnsi="Georgia"/>
                 <w:b w:val="0"/>
-                <w:color w:val="F4F4F0"/>
+                <w:color w:val="17212B"/>
                 <w:sz w:val="20"/>
               </w:rPr>
               <w:t>Cucumber / mint / tonic</w:t>
@@ -467,39 +416,36 @@
     </w:tbl>
     <w:p>
       <w:pPr>
-        <w:spacing w:after="120" w:line="269" w:lineRule="auto"/>
+        <w:spacing w:after="140" w:line="269" w:lineRule="auto"/>
       </w:pPr>
       <w:r>
         <w:rPr>
-          <w:rFonts w:ascii="Arial" w:hAnsi="Arial"/>
+          <w:rFonts w:ascii="Georgia" w:hAnsi="Georgia"/>
           <w:b w:val="0"/>
-          <w:i w:val="0"/>
-          <w:color w:val="F4F4F0"/>
-          <w:sz w:val="18"/>
+          <w:color w:val="17212B"/>
+          <w:sz w:val="20"/>
         </w:rPr>
         <w:t>A fictional neighborhood supper room. Prices are sample USD amounts before tax. Ask the team about ingredients and cross-contact; dietary labels are not safety guarantees.</w:t>
       </w:r>
     </w:p>
     <w:p>
       <w:pPr>
-        <w:spacing w:after="80" w:line="269" w:lineRule="auto"/>
+        <w:spacing w:after="140" w:line="269" w:lineRule="auto"/>
       </w:pPr>
       <w:r>
         <w:rPr>
-          <w:rFonts w:ascii="Arial" w:hAnsi="Arial"/>
+          <w:rFonts w:ascii="Georgia" w:hAnsi="Georgia"/>
           <w:b/>
-          <w:i w:val="0"/>
-          <w:color w:val="F0B601"/>
-          <w:sz w:val="18"/>
+          <w:color w:val="823B16"/>
+          <w:sz w:val="20"/>
         </w:rPr>
         <w:t>Sample menu · Tell the team about allergies before ordering.</w:t>
       </w:r>
     </w:p>
     <w:sectPr>
-      <w:headerReference w:type="default" r:id="rId9"/>
-      <w:footerReference w:type="default" r:id="rId10"/>
-      <w:pgSz w:w="12240" w:h="15840"/>
-      <w:pgMar w:top="792" w:right="936" w:bottom="792" w:left="936" w:header="720" w:footer="720" w:gutter="0"/>
+      <w:footerReference w:type="default" r:id="rId9"/>
+      <w:pgSz w:w="11952" w:h="16848"/>
+      <w:pgMar w:top="792" w:right="864" w:bottom="792" w:left="864" w:header="720" w:footer="720" w:gutter="0"/>
       <w:cols w:space="720"/>
       <w:docGrid w:linePitch="360"/>
     </w:sectPr>
@@ -513,33 +459,22 @@
     <w:pPr>
       <w:pStyle w:val="Footer"/>
     </w:pPr>
+  </w:p>
+  <w:p>
+    <w:pPr>
+      <w:spacing w:after="140" w:line="269" w:lineRule="auto"/>
+    </w:pPr>
     <w:r>
       <w:rPr>
-        <w:color w:val="F4F4F0"/>
+        <w:rFonts w:ascii="Georgia" w:hAnsi="Georgia"/>
+        <w:b w:val="0"/>
+        <w:color w:val="17212B"/>
         <w:sz w:val="16"/>
       </w:rPr>
-      <w:t>DAZZLER  /  FICTIONAL EXAMPLE  /  RESTAURANT</w:t>
+      <w:t>Fictional Worked Example / At the Shared Table / 01</w:t>
     </w:r>
   </w:p>
 </w:ftr>
-</file>
-
-<file path=word/header1.xml><?xml version="1.0" encoding="utf-8"?>
-<w:hdr xmlns:m="http://schemas.openxmlformats.org/officeDocument/2006/math" xmlns:mc="http://schemas.openxmlformats.org/markup-compatibility/2006" xmlns:mo="http://schemas.microsoft.com/office/mac/office/2008/main" xmlns:mv="urn:schemas-microsoft-com:mac:vml" xmlns:o="urn:schemas-microsoft-com:office:office" xmlns:r="http://schemas.openxmlformats.org/officeDocument/2006/relationships" xmlns:v="urn:schemas-microsoft-com:vml" xmlns:w10="urn:schemas-microsoft-com:office:word" xmlns:w14="http://schemas.microsoft.com/office/word/2010/wordml" xmlns:w="http://schemas.openxmlformats.org/wordprocessingml/2006/main" xmlns:wne="http://schemas.microsoft.com/office/word/2006/wordml" xmlns:wp14="http://schemas.microsoft.com/office/word/2010/wordprocessingDrawing" xmlns:wp="http://schemas.openxmlformats.org/drawingml/2006/wordprocessingDrawing" xmlns:wpc="http://schemas.microsoft.com/office/word/2010/wordprocessingCanvas" xmlns:wpg="http://schemas.microsoft.com/office/word/2010/wordprocessingGroup" xmlns:wpi="http://schemas.microsoft.com/office/word/2010/wordprocessingInk" xmlns:wps="http://schemas.microsoft.com/office/word/2010/wordprocessingShape" mc:Ignorable="w14 wp14">
-  <w:p>
-    <w:pPr>
-      <w:pStyle w:val="Header"/>
-    </w:pPr>
-    <w:r/>
-    <w:r>
-      <w:pict>
-        <v:rect id="DazzlerPageSurface" style="position:absolute;margin-left:0;margin-top:0;width:612.0pt;height:792.0pt;z-index:-251654144;mso-position-horizontal-relative:page;mso-position-vertical-relative:page" fillcolor="#082D26" stroked="f">
-          <v:fill color="#082D26"/>
-        </v:rect>
-      </w:pict>
-    </w:r>
-  </w:p>
-</w:hdr>
 </file>
 
 <file path=word/numbering.xml><?xml version="1.0" encoding="utf-8"?>
@@ -905,12 +840,9 @@
     <w:name w:val="Normal"/>
     <w:qFormat/>
     <w:rsid w:val="00FC693F"/>
-    <w:pPr>
-      <w:spacing w:after="160"/>
-    </w:pPr>
     <w:rPr>
-      <w:rFonts w:ascii="Arial" w:hAnsi="Arial"/>
-      <w:sz w:val="21"/>
+      <w:rFonts w:ascii="Georgia" w:hAnsi="Georgia"/>
+      <w:sz w:val="22"/>
     </w:rPr>
   </w:style>
   <w:style w:type="paragraph" w:styleId="Header">
@@ -927,6 +859,10 @@
       </w:tabs>
       <w:spacing w:after="0" w:line="240" w:lineRule="auto"/>
     </w:pPr>
+    <w:rPr>
+      <w:rFonts w:ascii="Georgia" w:hAnsi="Georgia"/>
+      <w:sz w:val="22"/>
+    </w:rPr>
   </w:style>
   <w:style w:type="character" w:customStyle="1" w:styleId="HeaderChar">
     <w:name w:val="Header Char"/>
@@ -949,6 +885,10 @@
       </w:tabs>
       <w:spacing w:after="0" w:line="240" w:lineRule="auto"/>
     </w:pPr>
+    <w:rPr>
+      <w:rFonts w:ascii="Georgia" w:hAnsi="Georgia"/>
+      <w:sz w:val="22"/>
+    </w:rPr>
   </w:style>
   <w:style w:type="character" w:customStyle="1" w:styleId="FooterChar">
     <w:name w:val="Footer Char"/>
@@ -972,11 +912,11 @@
       <w:outlineLvl w:val="0"/>
     </w:pPr>
     <w:rPr>
-      <w:rFonts w:asciiTheme="majorHAnsi" w:eastAsiaTheme="majorEastAsia" w:hAnsiTheme="majorHAnsi" w:cstheme="majorBidi"/>
+      <w:rFonts w:cstheme="majorBidi" w:ascii="Georgia" w:hAnsi="Georgia"/>
       <w:b/>
       <w:bCs/>
       <w:color w:val="365F91" w:themeColor="accent1" w:themeShade="BF"/>
-      <w:sz w:val="28"/>
+      <w:sz w:val="22"/>
       <w:szCs w:val="28"/>
     </w:rPr>
   </w:style>
@@ -996,11 +936,11 @@
       <w:outlineLvl w:val="1"/>
     </w:pPr>
     <w:rPr>
-      <w:rFonts w:asciiTheme="majorHAnsi" w:eastAsiaTheme="majorEastAsia" w:hAnsiTheme="majorHAnsi" w:cstheme="majorBidi"/>
+      <w:rFonts w:cstheme="majorBidi" w:ascii="Georgia" w:hAnsi="Georgia"/>
       <w:b/>
       <w:bCs/>
       <w:color w:val="4F81BD" w:themeColor="accent1"/>
-      <w:sz w:val="26"/>
+      <w:sz w:val="22"/>
       <w:szCs w:val="26"/>
     </w:rPr>
   </w:style>
@@ -1020,10 +960,11 @@
       <w:outlineLvl w:val="2"/>
     </w:pPr>
     <w:rPr>
-      <w:rFonts w:asciiTheme="majorHAnsi" w:eastAsiaTheme="majorEastAsia" w:hAnsiTheme="majorHAnsi" w:cstheme="majorBidi"/>
+      <w:rFonts w:cstheme="majorBidi" w:ascii="Georgia" w:hAnsi="Georgia"/>
       <w:b/>
       <w:bCs/>
       <w:color w:val="4F81BD" w:themeColor="accent1"/>
+      <w:sz w:val="22"/>
     </w:rPr>
   </w:style>
   <w:style w:type="paragraph" w:styleId="Heading4">
@@ -1043,12 +984,13 @@
       <w:outlineLvl w:val="3"/>
     </w:pPr>
     <w:rPr>
-      <w:rFonts w:asciiTheme="majorHAnsi" w:eastAsiaTheme="majorEastAsia" w:hAnsiTheme="majorHAnsi" w:cstheme="majorBidi"/>
+      <w:rFonts w:cstheme="majorBidi" w:ascii="Georgia" w:hAnsi="Georgia"/>
       <w:b/>
       <w:bCs/>
       <w:i/>
       <w:iCs/>
       <w:color w:val="4F81BD" w:themeColor="accent1"/>
+      <w:sz w:val="22"/>
     </w:rPr>
   </w:style>
   <w:style w:type="paragraph" w:styleId="Heading5">
@@ -1068,8 +1010,9 @@
       <w:outlineLvl w:val="4"/>
     </w:pPr>
     <w:rPr>
-      <w:rFonts w:asciiTheme="majorHAnsi" w:eastAsiaTheme="majorEastAsia" w:hAnsiTheme="majorHAnsi" w:cstheme="majorBidi"/>
+      <w:rFonts w:cstheme="majorBidi" w:ascii="Georgia" w:hAnsi="Georgia"/>
       <w:color w:val="243F60" w:themeColor="accent1" w:themeShade="7F"/>
+      <w:sz w:val="22"/>
     </w:rPr>
   </w:style>
   <w:style w:type="paragraph" w:styleId="Heading6">
@@ -1089,10 +1032,11 @@
       <w:outlineLvl w:val="5"/>
     </w:pPr>
     <w:rPr>
-      <w:rFonts w:asciiTheme="majorHAnsi" w:eastAsiaTheme="majorEastAsia" w:hAnsiTheme="majorHAnsi" w:cstheme="majorBidi"/>
+      <w:rFonts w:cstheme="majorBidi" w:ascii="Georgia" w:hAnsi="Georgia"/>
       <w:i/>
       <w:iCs/>
       <w:color w:val="243F60" w:themeColor="accent1" w:themeShade="7F"/>
+      <w:sz w:val="22"/>
     </w:rPr>
   </w:style>
   <w:style w:type="paragraph" w:styleId="Heading7">
@@ -1112,10 +1056,11 @@
       <w:outlineLvl w:val="6"/>
     </w:pPr>
     <w:rPr>
-      <w:rFonts w:asciiTheme="majorHAnsi" w:eastAsiaTheme="majorEastAsia" w:hAnsiTheme="majorHAnsi" w:cstheme="majorBidi"/>
+      <w:rFonts w:cstheme="majorBidi" w:ascii="Georgia" w:hAnsi="Georgia"/>
       <w:i/>
       <w:iCs/>
       <w:color w:val="404040" w:themeColor="text1" w:themeTint="BF"/>
+      <w:sz w:val="22"/>
     </w:rPr>
   </w:style>
   <w:style w:type="paragraph" w:styleId="Heading8">
@@ -1135,9 +1080,9 @@
       <w:outlineLvl w:val="7"/>
     </w:pPr>
     <w:rPr>
-      <w:rFonts w:asciiTheme="majorHAnsi" w:eastAsiaTheme="majorEastAsia" w:hAnsiTheme="majorHAnsi" w:cstheme="majorBidi"/>
+      <w:rFonts w:cstheme="majorBidi" w:ascii="Georgia" w:hAnsi="Georgia"/>
       <w:color w:val="4F81BD" w:themeColor="accent1"/>
-      <w:sz w:val="20"/>
+      <w:sz w:val="22"/>
       <w:szCs w:val="20"/>
     </w:rPr>
   </w:style>
@@ -1158,11 +1103,11 @@
       <w:outlineLvl w:val="8"/>
     </w:pPr>
     <w:rPr>
-      <w:rFonts w:asciiTheme="majorHAnsi" w:eastAsiaTheme="majorEastAsia" w:hAnsiTheme="majorHAnsi" w:cstheme="majorBidi"/>
+      <w:rFonts w:cstheme="majorBidi" w:ascii="Georgia" w:hAnsi="Georgia"/>
       <w:i/>
       <w:iCs/>
       <w:color w:val="404040" w:themeColor="text1" w:themeTint="BF"/>
-      <w:sz w:val="20"/>
+      <w:sz w:val="22"/>
       <w:szCs w:val="20"/>
     </w:rPr>
   </w:style>
@@ -1201,6 +1146,10 @@
     <w:pPr>
       <w:spacing w:after="0" w:line="240" w:lineRule="auto"/>
     </w:pPr>
+    <w:rPr>
+      <w:rFonts w:ascii="Georgia" w:hAnsi="Georgia"/>
+      <w:sz w:val="22"/>
+    </w:rPr>
   </w:style>
   <w:style w:type="character" w:customStyle="1" w:styleId="Heading1Char">
     <w:name w:val="Heading 1 Char"/>
@@ -1258,11 +1207,11 @@
       <w:contextualSpacing/>
     </w:pPr>
     <w:rPr>
-      <w:rFonts w:asciiTheme="majorHAnsi" w:eastAsiaTheme="majorEastAsia" w:hAnsiTheme="majorHAnsi" w:cstheme="majorBidi"/>
+      <w:rFonts w:cstheme="majorBidi" w:ascii="Georgia" w:hAnsi="Georgia"/>
       <w:color w:val="17365D" w:themeColor="text2" w:themeShade="BF"/>
       <w:spacing w:val="5"/>
       <w:kern w:val="28"/>
-      <w:sz w:val="52"/>
+      <w:sz w:val="22"/>
       <w:szCs w:val="52"/>
     </w:rPr>
   </w:style>
@@ -1295,12 +1244,12 @@
       </w:numPr>
     </w:pPr>
     <w:rPr>
-      <w:rFonts w:asciiTheme="majorHAnsi" w:eastAsiaTheme="majorEastAsia" w:hAnsiTheme="majorHAnsi" w:cstheme="majorBidi"/>
+      <w:rFonts w:cstheme="majorBidi" w:ascii="Georgia" w:hAnsi="Georgia"/>
       <w:i/>
       <w:iCs/>
       <w:color w:val="4F81BD" w:themeColor="accent1"/>
       <w:spacing w:val="15"/>
-      <w:sz w:val="24"/>
+      <w:sz w:val="22"/>
       <w:szCs w:val="24"/>
     </w:rPr>
   </w:style>
@@ -1330,6 +1279,10 @@
       <w:ind w:left="720"/>
       <w:contextualSpacing/>
     </w:pPr>
+    <w:rPr>
+      <w:rFonts w:ascii="Georgia" w:hAnsi="Georgia"/>
+      <w:sz w:val="22"/>
+    </w:rPr>
   </w:style>
   <w:style w:type="paragraph" w:styleId="BodyText">
     <w:name w:val="Body Text"/>
@@ -1341,6 +1294,10 @@
     <w:pPr>
       <w:spacing w:after="120"/>
     </w:pPr>
+    <w:rPr>
+      <w:rFonts w:ascii="Georgia" w:hAnsi="Georgia"/>
+      <w:sz w:val="22"/>
+    </w:rPr>
   </w:style>
   <w:style w:type="character" w:customStyle="1" w:styleId="BodyTextChar">
     <w:name w:val="Body Text Char"/>
@@ -1359,6 +1316,10 @@
     <w:pPr>
       <w:spacing w:after="120" w:line="480" w:lineRule="auto"/>
     </w:pPr>
+    <w:rPr>
+      <w:rFonts w:ascii="Georgia" w:hAnsi="Georgia"/>
+      <w:sz w:val="22"/>
+    </w:rPr>
   </w:style>
   <w:style w:type="character" w:customStyle="1" w:styleId="BodyText2Char">
     <w:name w:val="Body Text 2 Char"/>
@@ -1378,7 +1339,8 @@
       <w:spacing w:after="120"/>
     </w:pPr>
     <w:rPr>
-      <w:sz w:val="16"/>
+      <w:rFonts w:ascii="Georgia" w:hAnsi="Georgia"/>
+      <w:sz w:val="22"/>
       <w:szCs w:val="16"/>
     </w:rPr>
   </w:style>
@@ -1403,6 +1365,10 @@
       <w:ind w:left="360" w:hanging="360"/>
       <w:contextualSpacing/>
     </w:pPr>
+    <w:rPr>
+      <w:rFonts w:ascii="Georgia" w:hAnsi="Georgia"/>
+      <w:sz w:val="22"/>
+    </w:rPr>
   </w:style>
   <w:style w:type="paragraph" w:styleId="List2">
     <w:name w:val="List 2"/>
@@ -1414,6 +1380,10 @@
       <w:ind w:left="720" w:hanging="360"/>
       <w:contextualSpacing/>
     </w:pPr>
+    <w:rPr>
+      <w:rFonts w:ascii="Georgia" w:hAnsi="Georgia"/>
+      <w:sz w:val="22"/>
+    </w:rPr>
   </w:style>
   <w:style w:type="paragraph" w:styleId="List3">
     <w:name w:val="List 3"/>
@@ -1425,6 +1395,10 @@
       <w:ind w:left="1080" w:hanging="360"/>
       <w:contextualSpacing/>
     </w:pPr>
+    <w:rPr>
+      <w:rFonts w:ascii="Georgia" w:hAnsi="Georgia"/>
+      <w:sz w:val="22"/>
+    </w:rPr>
   </w:style>
   <w:style w:type="paragraph" w:styleId="ListBullet">
     <w:name w:val="List Bullet"/>
@@ -1438,6 +1412,10 @@
       </w:numPr>
       <w:contextualSpacing/>
     </w:pPr>
+    <w:rPr>
+      <w:rFonts w:ascii="Georgia" w:hAnsi="Georgia"/>
+      <w:sz w:val="22"/>
+    </w:rPr>
   </w:style>
   <w:style w:type="paragraph" w:styleId="ListBullet2">
     <w:name w:val="List Bullet 2"/>
@@ -1451,6 +1429,10 @@
       </w:numPr>
       <w:contextualSpacing/>
     </w:pPr>
+    <w:rPr>
+      <w:rFonts w:ascii="Georgia" w:hAnsi="Georgia"/>
+      <w:sz w:val="22"/>
+    </w:rPr>
   </w:style>
   <w:style w:type="paragraph" w:styleId="ListBullet3">
     <w:name w:val="List Bullet 3"/>
@@ -1464,6 +1446,10 @@
       </w:numPr>
       <w:contextualSpacing/>
     </w:pPr>
+    <w:rPr>
+      <w:rFonts w:ascii="Georgia" w:hAnsi="Georgia"/>
+      <w:sz w:val="22"/>
+    </w:rPr>
   </w:style>
   <w:style w:type="paragraph" w:styleId="ListNumber">
     <w:name w:val="List Number"/>
@@ -1477,6 +1463,10 @@
       </w:numPr>
       <w:contextualSpacing/>
     </w:pPr>
+    <w:rPr>
+      <w:rFonts w:ascii="Georgia" w:hAnsi="Georgia"/>
+      <w:sz w:val="22"/>
+    </w:rPr>
   </w:style>
   <w:style w:type="paragraph" w:styleId="ListNumber2">
     <w:name w:val="List Number 2"/>
@@ -1490,6 +1480,10 @@
       </w:numPr>
       <w:contextualSpacing/>
     </w:pPr>
+    <w:rPr>
+      <w:rFonts w:ascii="Georgia" w:hAnsi="Georgia"/>
+      <w:sz w:val="22"/>
+    </w:rPr>
   </w:style>
   <w:style w:type="paragraph" w:styleId="ListNumber3">
     <w:name w:val="List Number 3"/>
@@ -1503,6 +1497,10 @@
       </w:numPr>
       <w:contextualSpacing/>
     </w:pPr>
+    <w:rPr>
+      <w:rFonts w:ascii="Georgia" w:hAnsi="Georgia"/>
+      <w:sz w:val="22"/>
+    </w:rPr>
   </w:style>
   <w:style w:type="paragraph" w:styleId="ListContinue">
     <w:name w:val="List Continue"/>
@@ -1515,6 +1513,10 @@
       <w:ind w:left="360"/>
       <w:contextualSpacing/>
     </w:pPr>
+    <w:rPr>
+      <w:rFonts w:ascii="Georgia" w:hAnsi="Georgia"/>
+      <w:sz w:val="22"/>
+    </w:rPr>
   </w:style>
   <w:style w:type="paragraph" w:styleId="ListContinue2">
     <w:name w:val="List Continue 2"/>
@@ -1527,6 +1529,10 @@
       <w:ind w:left="720"/>
       <w:contextualSpacing/>
     </w:pPr>
+    <w:rPr>
+      <w:rFonts w:ascii="Georgia" w:hAnsi="Georgia"/>
+      <w:sz w:val="22"/>
+    </w:rPr>
   </w:style>
   <w:style w:type="paragraph" w:styleId="ListContinue3">
     <w:name w:val="List Continue 3"/>
@@ -1539,6 +1545,10 @@
       <w:ind w:left="1080"/>
       <w:contextualSpacing/>
     </w:pPr>
+    <w:rPr>
+      <w:rFonts w:ascii="Georgia" w:hAnsi="Georgia"/>
+      <w:sz w:val="22"/>
+    </w:rPr>
   </w:style>
   <w:style w:type="paragraph" w:styleId="MacroText">
     <w:name w:val="macro"/>
@@ -1558,8 +1568,8 @@
       </w:tabs>
     </w:pPr>
     <w:rPr>
-      <w:rFonts w:ascii="Courier" w:hAnsi="Courier"/>
-      <w:sz w:val="20"/>
+      <w:rFonts w:ascii="Georgia" w:hAnsi="Georgia"/>
+      <w:sz w:val="22"/>
       <w:szCs w:val="20"/>
     </w:rPr>
   </w:style>
@@ -1584,9 +1594,11 @@
     <w:qFormat/>
     <w:rsid w:val="00FC693F"/>
     <w:rPr>
+      <w:rFonts w:ascii="Georgia" w:hAnsi="Georgia"/>
       <w:i/>
       <w:iCs/>
       <w:color w:val="000000" w:themeColor="text1"/>
+      <w:sz w:val="22"/>
     </w:rPr>
   </w:style>
   <w:style w:type="character" w:customStyle="1" w:styleId="QuoteChar">
@@ -1700,10 +1712,11 @@
       <w:spacing w:line="240" w:lineRule="auto"/>
     </w:pPr>
     <w:rPr>
+      <w:rFonts w:ascii="Georgia" w:hAnsi="Georgia"/>
       <w:b/>
       <w:bCs/>
       <w:color w:val="4F81BD" w:themeColor="accent1"/>
-      <w:sz w:val="18"/>
+      <w:sz w:val="22"/>
       <w:szCs w:val="18"/>
     </w:rPr>
   </w:style>
@@ -1742,11 +1755,13 @@
       <w:ind w:left="936" w:right="936"/>
     </w:pPr>
     <w:rPr>
+      <w:rFonts w:ascii="Georgia" w:hAnsi="Georgia"/>
       <w:b/>
       <w:bCs/>
       <w:i/>
       <w:iCs/>
       <w:color w:val="4F81BD" w:themeColor="accent1"/>
+      <w:sz w:val="22"/>
     </w:rPr>
   </w:style>
   <w:style w:type="character" w:customStyle="1" w:styleId="IntenseQuoteChar">
@@ -1841,6 +1856,10 @@
     <w:pPr>
       <w:outlineLvl w:val="9"/>
     </w:pPr>
+    <w:rPr>
+      <w:rFonts w:ascii="Georgia" w:hAnsi="Georgia"/>
+      <w:sz w:val="22"/>
+    </w:rPr>
   </w:style>
   <w:style w:type="table" w:styleId="TableGrid">
     <w:name w:val="Table Grid"/>

--- a/skills/dazzler-frontend/assets/templates/docx/restaurant.docx
+++ b/skills/dazzler-frontend/assets/templates/docx/restaurant.docx
@@ -4,152 +4,199 @@
   <w:body>
     <w:p>
       <w:pPr>
-        <w:spacing w:after="140" w:line="269" w:lineRule="auto"/>
+        <w:spacing w:after="140" w:line="259" w:lineRule="auto"/>
       </w:pPr>
       <w:r>
         <w:rPr>
-          <w:rFonts w:ascii="Georgia" w:hAnsi="Georgia"/>
+          <w:rFonts w:ascii="Consolas" w:hAnsi="Consolas"/>
           <w:b/>
-          <w:color w:val="823B16"/>
+          <w:color w:val="75243A"/>
           <w:sz w:val="18"/>
         </w:rPr>
-        <w:t>MORROW / LATE SUMMER / AT THE SHARED TABLE</w:t>
+        <w:t>MORROW / LATE SUMMER</w:t>
+      </w:r>
+    </w:p>
+    <w:p>
+      <w:pPr>
+        <w:spacing w:after="140" w:line="259" w:lineRule="auto"/>
+      </w:pPr>
+      <w:r>
+        <w:rPr>
+          <w:rFonts w:ascii="Consolas" w:hAnsi="Consolas"/>
+          <w:b/>
+          <w:color w:val="75243A"/>
+          <w:sz w:val="22"/>
+        </w:rPr>
+        <w:t>18:00 / first seating · Wednesday to Sunday</w:t>
       </w:r>
     </w:p>
     <w:p>
       <w:pPr>
         <w:pStyle w:val="Title"/>
-        <w:spacing w:after="140" w:line="269" w:lineRule="auto"/>
+        <w:spacing w:after="140" w:line="259" w:lineRule="auto"/>
       </w:pPr>
       <w:r>
         <w:rPr>
-          <w:rFonts w:ascii="Georgia" w:hAnsi="Georgia"/>
+          <w:rFonts w:ascii="Consolas" w:hAnsi="Consolas"/>
           <w:b/>
-          <w:color w:val="000000"/>
-          <w:sz w:val="64"/>
+          <w:color w:val="17212B"/>
+          <w:sz w:val="54"/>
         </w:rPr>
         <w:t>Morrow Seasonal Supper Menu</w:t>
       </w:r>
     </w:p>
     <w:p>
       <w:pPr>
-        <w:spacing w:after="140" w:line="269" w:lineRule="auto"/>
+        <w:spacing w:after="140" w:line="259" w:lineRule="auto"/>
       </w:pPr>
       <w:r>
         <w:rPr>
-          <w:rFonts w:ascii="Georgia" w:hAnsi="Georgia"/>
+          <w:rFonts w:ascii="Consolas" w:hAnsi="Consolas"/>
           <w:b/>
-          <w:color w:val="823B16"/>
+          <w:color w:val="75243A"/>
           <w:sz w:val="24"/>
         </w:rPr>
         <w:t>A short menu built around what is ready now. Choose a few dishes and share the table.</w:t>
       </w:r>
     </w:p>
+    <w:tbl>
+      <w:tblPr>
+        <w:tblW w:type="auto" w:w="0"/>
+        <w:tblLayout w:type="fixed"/>
+        <w:tblLook w:firstColumn="1" w:firstRow="1" w:lastColumn="0" w:lastRow="0" w:noHBand="0" w:noVBand="1" w:val="04A0"/>
+      </w:tblPr>
+      <w:tblGrid>
+        <w:gridCol w:w="5040"/>
+        <w:gridCol w:w="5040"/>
+        <w:gridCol w:w="5040"/>
+      </w:tblGrid>
+      <w:tr>
+        <w:tc>
+          <w:tcPr>
+            <w:tcW w:type="dxa" w:w="5040"/>
+          </w:tcPr>
+          <w:p/>
+          <w:p>
+            <w:pPr>
+              <w:pStyle w:val="Heading1"/>
+              <w:spacing w:after="140" w:line="259" w:lineRule="auto"/>
+            </w:pPr>
+            <w:r>
+              <w:rPr>
+                <w:rFonts w:ascii="Consolas" w:hAnsi="Consolas"/>
+                <w:b/>
+                <w:color w:val="75243A"/>
+                <w:sz w:val="28"/>
+              </w:rPr>
+              <w:t>To Begin</w:t>
+            </w:r>
+          </w:p>
+          <w:p>
+            <w:pPr>
+              <w:spacing w:after="140" w:line="259" w:lineRule="auto"/>
+            </w:pPr>
+            <w:r>
+              <w:rPr>
+                <w:rFonts w:ascii="Consolas" w:hAnsi="Consolas"/>
+                <w:b w:val="0"/>
+                <w:color w:val="17212B"/>
+                <w:sz w:val="21"/>
+              </w:rPr>
+              <w:t>Charred peach, tomato and basil · 12</w:t>
+              <w:br/>
+              <w:t>White bean broth, lemon and herbs · 10</w:t>
+            </w:r>
+          </w:p>
+        </w:tc>
+        <w:tc>
+          <w:tcPr>
+            <w:tcW w:type="dxa" w:w="5040"/>
+          </w:tcPr>
+          <w:p/>
+          <w:p>
+            <w:pPr>
+              <w:pStyle w:val="Heading1"/>
+              <w:spacing w:after="140" w:line="259" w:lineRule="auto"/>
+            </w:pPr>
+            <w:r>
+              <w:rPr>
+                <w:rFonts w:ascii="Consolas" w:hAnsi="Consolas"/>
+                <w:b/>
+                <w:color w:val="75243A"/>
+                <w:sz w:val="28"/>
+              </w:rPr>
+              <w:t>For the Table</w:t>
+            </w:r>
+          </w:p>
+          <w:p>
+            <w:pPr>
+              <w:spacing w:after="140" w:line="259" w:lineRule="auto"/>
+            </w:pPr>
+            <w:r>
+              <w:rPr>
+                <w:rFonts w:ascii="Consolas" w:hAnsi="Consolas"/>
+                <w:b w:val="0"/>
+                <w:color w:val="17212B"/>
+                <w:sz w:val="21"/>
+              </w:rPr>
+              <w:t>Roast squash, farro and sage · 24</w:t>
+              <w:br/>
+              <w:t>Pan-roasted trout, potatoes and greens · 29</w:t>
+            </w:r>
+          </w:p>
+        </w:tc>
+        <w:tc>
+          <w:tcPr>
+            <w:tcW w:type="dxa" w:w="5040"/>
+          </w:tcPr>
+          <w:p/>
+          <w:p>
+            <w:pPr>
+              <w:pStyle w:val="Heading1"/>
+              <w:spacing w:after="140" w:line="259" w:lineRule="auto"/>
+            </w:pPr>
+            <w:r>
+              <w:rPr>
+                <w:rFonts w:ascii="Consolas" w:hAnsi="Consolas"/>
+                <w:b/>
+                <w:color w:val="75243A"/>
+                <w:sz w:val="28"/>
+              </w:rPr>
+              <w:t>Something Sweet</w:t>
+            </w:r>
+          </w:p>
+          <w:p>
+            <w:pPr>
+              <w:spacing w:after="140" w:line="259" w:lineRule="auto"/>
+            </w:pPr>
+            <w:r>
+              <w:rPr>
+                <w:rFonts w:ascii="Consolas" w:hAnsi="Consolas"/>
+                <w:b w:val="0"/>
+                <w:color w:val="17212B"/>
+                <w:sz w:val="21"/>
+              </w:rPr>
+              <w:t>Plum tart with cultured cream · 11</w:t>
+              <w:br/>
+              <w:t>Olive oil cake and poached pear · 10</w:t>
+            </w:r>
+          </w:p>
+        </w:tc>
+      </w:tr>
+    </w:tbl>
     <w:p>
       <w:pPr>
-        <w:spacing w:after="140" w:line="269" w:lineRule="auto"/>
+        <w:spacing w:after="140" w:line="259" w:lineRule="auto"/>
+        <w:ind w:right="9174"/>
       </w:pPr>
       <w:r>
         <w:rPr>
-          <w:rFonts w:ascii="Georgia" w:hAnsi="Georgia"/>
-          <w:b/>
-          <w:color w:val="823B16"/>
-          <w:sz w:val="30"/>
-        </w:rPr>
-        <w:t>18:00 / first seating · Wednesday to Sunday</w:t>
-      </w:r>
-    </w:p>
-    <w:p>
-      <w:pPr>
-        <w:pStyle w:val="Heading1"/>
-        <w:spacing w:after="140" w:line="269" w:lineRule="auto" w:before="240"/>
-      </w:pPr>
-      <w:r>
-        <w:rPr>
-          <w:rFonts w:ascii="Georgia" w:hAnsi="Georgia"/>
-          <w:b/>
-          <w:color w:val="823B16"/>
-          <w:sz w:val="40"/>
-        </w:rPr>
-        <w:t>To Begin</w:t>
-      </w:r>
-    </w:p>
-    <w:p>
-      <w:pPr>
-        <w:spacing w:after="140" w:line="269" w:lineRule="auto"/>
-      </w:pPr>
-      <w:r>
-        <w:rPr>
-          <w:rFonts w:ascii="Georgia" w:hAnsi="Georgia"/>
+          <w:rFonts w:ascii="Consolas" w:hAnsi="Consolas"/>
           <w:b w:val="0"/>
           <w:color w:val="17212B"/>
-          <w:sz w:val="26"/>
+          <w:sz w:val="21"/>
         </w:rPr>
-        <w:t>Charred peach, tomato and basil · 12</w:t>
-        <w:br/>
-        <w:t>White bean broth, lemon and herbs · 10</w:t>
-      </w:r>
-    </w:p>
-    <w:p>
-      <w:pPr>
-        <w:pStyle w:val="Heading1"/>
-        <w:spacing w:after="140" w:line="269" w:lineRule="auto" w:before="240"/>
-      </w:pPr>
-      <w:r>
-        <w:rPr>
-          <w:rFonts w:ascii="Georgia" w:hAnsi="Georgia"/>
-          <w:b/>
-          <w:color w:val="823B16"/>
-          <w:sz w:val="40"/>
-        </w:rPr>
-        <w:t>For the Table</w:t>
-      </w:r>
-    </w:p>
-    <w:p>
-      <w:pPr>
-        <w:spacing w:after="140" w:line="269" w:lineRule="auto"/>
-      </w:pPr>
-      <w:r>
-        <w:rPr>
-          <w:rFonts w:ascii="Georgia" w:hAnsi="Georgia"/>
-          <w:b w:val="0"/>
-          <w:color w:val="17212B"/>
-          <w:sz w:val="26"/>
-        </w:rPr>
-        <w:t>Roast squash, farro and sage · 24</w:t>
-        <w:br/>
-        <w:t>Pan-roasted trout, potatoes and greens · 29</w:t>
-      </w:r>
-    </w:p>
-    <w:p>
-      <w:pPr>
-        <w:pStyle w:val="Heading1"/>
-        <w:spacing w:after="140" w:line="269" w:lineRule="auto" w:before="240"/>
-      </w:pPr>
-      <w:r>
-        <w:rPr>
-          <w:rFonts w:ascii="Georgia" w:hAnsi="Georgia"/>
-          <w:b/>
-          <w:color w:val="823B16"/>
-          <w:sz w:val="40"/>
-        </w:rPr>
-        <w:t>Something Sweet</w:t>
-      </w:r>
-    </w:p>
-    <w:p>
-      <w:pPr>
-        <w:spacing w:after="140" w:line="269" w:lineRule="auto"/>
-      </w:pPr>
-      <w:r>
-        <w:rPr>
-          <w:rFonts w:ascii="Georgia" w:hAnsi="Georgia"/>
-          <w:b w:val="0"/>
-          <w:color w:val="17212B"/>
-          <w:sz w:val="26"/>
-        </w:rPr>
-        <w:t>Plum tart with cultured cream · 11</w:t>
-        <w:br/>
-        <w:t>Olive oil cake and poached pear · 10</w:t>
+        <w:t>A fictional neighborhood supper room. Prices are sample USD amounts before tax. Ask the team about ingredients and cross-contact; dietary labels are not safety guarantees.</w:t>
       </w:r>
     </w:p>
     <w:tbl>
@@ -158,29 +205,31 @@
         <w:tblLook w:firstColumn="1" w:firstRow="1" w:lastColumn="0" w:lastRow="0" w:noHBand="0" w:noVBand="1" w:val="04A0"/>
       </w:tblPr>
       <w:tblGrid>
-        <w:gridCol w:w="3408"/>
-        <w:gridCol w:w="3408"/>
-        <w:gridCol w:w="3408"/>
+        <w:gridCol w:w="5088"/>
+        <w:gridCol w:w="5088"/>
+        <w:gridCol w:w="5088"/>
       </w:tblGrid>
       <w:tr>
         <w:trPr>
           <w:tblHeader/>
+          <w:cantSplit/>
         </w:trPr>
         <w:tc>
           <w:tcPr>
-            <w:tcW w:type="dxa" w:w="3408"/>
-            <w:shd w:fill="823B16"/>
+            <w:tcW w:type="dxa" w:w="5088"/>
+            <w:shd w:fill="75243A"/>
           </w:tcPr>
+          <w:p/>
           <w:p>
             <w:pPr>
-              <w:spacing w:after="160" w:before="100"/>
+              <w:spacing w:after="140" w:line="259" w:lineRule="auto"/>
             </w:pPr>
             <w:r>
               <w:rPr>
-                <w:rFonts w:ascii="Georgia" w:hAnsi="Georgia"/>
+                <w:rFonts w:ascii="Consolas" w:hAnsi="Consolas"/>
                 <w:b/>
                 <w:color w:val="FFFFFF"/>
-                <w:sz w:val="20"/>
+                <w:sz w:val="18"/>
               </w:rPr>
               <w:t>Pairing</w:t>
             </w:r>
@@ -188,19 +237,20 @@
         </w:tc>
         <w:tc>
           <w:tcPr>
-            <w:tcW w:type="dxa" w:w="3408"/>
-            <w:shd w:fill="823B16"/>
+            <w:tcW w:type="dxa" w:w="5088"/>
+            <w:shd w:fill="75243A"/>
           </w:tcPr>
+          <w:p/>
           <w:p>
             <w:pPr>
-              <w:spacing w:after="160" w:before="100"/>
+              <w:spacing w:after="140" w:line="259" w:lineRule="auto"/>
             </w:pPr>
             <w:r>
               <w:rPr>
-                <w:rFonts w:ascii="Georgia" w:hAnsi="Georgia"/>
+                <w:rFonts w:ascii="Consolas" w:hAnsi="Consolas"/>
                 <w:b/>
                 <w:color w:val="FFFFFF"/>
-                <w:sz w:val="20"/>
+                <w:sz w:val="18"/>
               </w:rPr>
               <w:t>Glass</w:t>
             </w:r>
@@ -208,19 +258,20 @@
         </w:tc>
         <w:tc>
           <w:tcPr>
-            <w:tcW w:type="dxa" w:w="3408"/>
-            <w:shd w:fill="823B16"/>
+            <w:tcW w:type="dxa" w:w="5088"/>
+            <w:shd w:fill="75243A"/>
           </w:tcPr>
+          <w:p/>
           <w:p>
             <w:pPr>
-              <w:spacing w:after="160" w:before="100"/>
+              <w:spacing w:after="140" w:line="259" w:lineRule="auto"/>
             </w:pPr>
             <w:r>
               <w:rPr>
-                <w:rFonts w:ascii="Georgia" w:hAnsi="Georgia"/>
+                <w:rFonts w:ascii="Consolas" w:hAnsi="Consolas"/>
                 <w:b/>
                 <w:color w:val="FFFFFF"/>
-                <w:sz w:val="20"/>
+                <w:sz w:val="18"/>
               </w:rPr>
               <w:t>Character</w:t>
             </w:r>
@@ -228,21 +279,25 @@
         </w:tc>
       </w:tr>
       <w:tr>
+        <w:trPr>
+          <w:cantSplit/>
+        </w:trPr>
         <w:tc>
           <w:tcPr>
-            <w:tcW w:type="dxa" w:w="3408"/>
-            <w:shd w:fill="FFF6DF"/>
+            <w:tcW w:type="dxa" w:w="5088"/>
+            <w:shd w:fill="FFFFFF"/>
           </w:tcPr>
+          <w:p/>
           <w:p>
             <w:pPr>
-              <w:spacing w:after="160" w:before="100"/>
+              <w:spacing w:after="140" w:line="259" w:lineRule="auto"/>
             </w:pPr>
             <w:r>
               <w:rPr>
-                <w:rFonts w:ascii="Georgia" w:hAnsi="Georgia"/>
+                <w:rFonts w:ascii="Consolas" w:hAnsi="Consolas"/>
                 <w:b w:val="0"/>
                 <w:color w:val="17212B"/>
-                <w:sz w:val="20"/>
+                <w:sz w:val="18"/>
               </w:rPr>
               <w:t>Orchard Spritz</w:t>
             </w:r>
@@ -250,19 +305,20 @@
         </w:tc>
         <w:tc>
           <w:tcPr>
-            <w:tcW w:type="dxa" w:w="3408"/>
-            <w:shd w:fill="FFF6DF"/>
+            <w:tcW w:type="dxa" w:w="5088"/>
+            <w:shd w:fill="FFFFFF"/>
           </w:tcPr>
+          <w:p/>
           <w:p>
             <w:pPr>
-              <w:spacing w:after="160" w:before="100"/>
+              <w:spacing w:after="140" w:line="259" w:lineRule="auto"/>
             </w:pPr>
             <w:r>
               <w:rPr>
-                <w:rFonts w:ascii="Georgia" w:hAnsi="Georgia"/>
+                <w:rFonts w:ascii="Consolas" w:hAnsi="Consolas"/>
                 <w:b w:val="0"/>
                 <w:color w:val="17212B"/>
-                <w:sz w:val="20"/>
+                <w:sz w:val="18"/>
               </w:rPr>
               <w:t>9</w:t>
             </w:r>
@@ -270,19 +326,20 @@
         </w:tc>
         <w:tc>
           <w:tcPr>
-            <w:tcW w:type="dxa" w:w="3408"/>
-            <w:shd w:fill="FFF6DF"/>
+            <w:tcW w:type="dxa" w:w="5088"/>
+            <w:shd w:fill="FFFFFF"/>
           </w:tcPr>
+          <w:p/>
           <w:p>
             <w:pPr>
-              <w:spacing w:after="160" w:before="100"/>
+              <w:spacing w:after="140" w:line="259" w:lineRule="auto"/>
             </w:pPr>
             <w:r>
               <w:rPr>
-                <w:rFonts w:ascii="Georgia" w:hAnsi="Georgia"/>
+                <w:rFonts w:ascii="Consolas" w:hAnsi="Consolas"/>
                 <w:b w:val="0"/>
                 <w:color w:val="17212B"/>
-                <w:sz w:val="20"/>
+                <w:sz w:val="18"/>
               </w:rPr>
               <w:t>Apple / rosemary / soda</w:t>
             </w:r>
@@ -290,21 +347,25 @@
         </w:tc>
       </w:tr>
       <w:tr>
+        <w:trPr>
+          <w:cantSplit/>
+        </w:trPr>
         <w:tc>
           <w:tcPr>
-            <w:tcW w:type="dxa" w:w="3408"/>
+            <w:tcW w:type="dxa" w:w="5088"/>
             <w:shd w:fill="FFFFFF"/>
           </w:tcPr>
+          <w:p/>
           <w:p>
             <w:pPr>
-              <w:spacing w:after="160" w:before="100"/>
+              <w:spacing w:after="140" w:line="259" w:lineRule="auto"/>
             </w:pPr>
             <w:r>
               <w:rPr>
-                <w:rFonts w:ascii="Georgia" w:hAnsi="Georgia"/>
+                <w:rFonts w:ascii="Consolas" w:hAnsi="Consolas"/>
                 <w:b w:val="0"/>
                 <w:color w:val="17212B"/>
-                <w:sz w:val="20"/>
+                <w:sz w:val="18"/>
               </w:rPr>
               <w:t>House White</w:t>
             </w:r>
@@ -312,19 +373,20 @@
         </w:tc>
         <w:tc>
           <w:tcPr>
-            <w:tcW w:type="dxa" w:w="3408"/>
+            <w:tcW w:type="dxa" w:w="5088"/>
             <w:shd w:fill="FFFFFF"/>
           </w:tcPr>
+          <w:p/>
           <w:p>
             <w:pPr>
-              <w:spacing w:after="160" w:before="100"/>
+              <w:spacing w:after="140" w:line="259" w:lineRule="auto"/>
             </w:pPr>
             <w:r>
               <w:rPr>
-                <w:rFonts w:ascii="Georgia" w:hAnsi="Georgia"/>
+                <w:rFonts w:ascii="Consolas" w:hAnsi="Consolas"/>
                 <w:b w:val="0"/>
                 <w:color w:val="17212B"/>
-                <w:sz w:val="20"/>
+                <w:sz w:val="18"/>
               </w:rPr>
               <w:t>12</w:t>
             </w:r>
@@ -332,19 +394,20 @@
         </w:tc>
         <w:tc>
           <w:tcPr>
-            <w:tcW w:type="dxa" w:w="3408"/>
+            <w:tcW w:type="dxa" w:w="5088"/>
             <w:shd w:fill="FFFFFF"/>
           </w:tcPr>
+          <w:p/>
           <w:p>
             <w:pPr>
-              <w:spacing w:after="160" w:before="100"/>
+              <w:spacing w:after="140" w:line="259" w:lineRule="auto"/>
             </w:pPr>
             <w:r>
               <w:rPr>
-                <w:rFonts w:ascii="Georgia" w:hAnsi="Georgia"/>
+                <w:rFonts w:ascii="Consolas" w:hAnsi="Consolas"/>
                 <w:b w:val="0"/>
                 <w:color w:val="17212B"/>
-                <w:sz w:val="20"/>
+                <w:sz w:val="18"/>
               </w:rPr>
               <w:t>Dry / citrus / mineral</w:t>
             </w:r>
@@ -352,21 +415,25 @@
         </w:tc>
       </w:tr>
       <w:tr>
+        <w:trPr>
+          <w:cantSplit/>
+        </w:trPr>
         <w:tc>
           <w:tcPr>
-            <w:tcW w:type="dxa" w:w="3408"/>
-            <w:shd w:fill="FFF6DF"/>
+            <w:tcW w:type="dxa" w:w="5088"/>
+            <w:shd w:fill="FFFFFF"/>
           </w:tcPr>
+          <w:p/>
           <w:p>
             <w:pPr>
-              <w:spacing w:after="160" w:before="100"/>
+              <w:spacing w:after="140" w:line="259" w:lineRule="auto"/>
             </w:pPr>
             <w:r>
               <w:rPr>
-                <w:rFonts w:ascii="Georgia" w:hAnsi="Georgia"/>
+                <w:rFonts w:ascii="Consolas" w:hAnsi="Consolas"/>
                 <w:b w:val="0"/>
                 <w:color w:val="17212B"/>
-                <w:sz w:val="20"/>
+                <w:sz w:val="18"/>
               </w:rPr>
               <w:t>Garden Tonic</w:t>
             </w:r>
@@ -374,19 +441,20 @@
         </w:tc>
         <w:tc>
           <w:tcPr>
-            <w:tcW w:type="dxa" w:w="3408"/>
-            <w:shd w:fill="FFF6DF"/>
+            <w:tcW w:type="dxa" w:w="5088"/>
+            <w:shd w:fill="FFFFFF"/>
           </w:tcPr>
+          <w:p/>
           <w:p>
             <w:pPr>
-              <w:spacing w:after="160" w:before="100"/>
+              <w:spacing w:after="140" w:line="259" w:lineRule="auto"/>
             </w:pPr>
             <w:r>
               <w:rPr>
-                <w:rFonts w:ascii="Georgia" w:hAnsi="Georgia"/>
+                <w:rFonts w:ascii="Consolas" w:hAnsi="Consolas"/>
                 <w:b w:val="0"/>
                 <w:color w:val="17212B"/>
-                <w:sz w:val="20"/>
+                <w:sz w:val="18"/>
               </w:rPr>
               <w:t>8</w:t>
             </w:r>
@@ -394,19 +462,20 @@
         </w:tc>
         <w:tc>
           <w:tcPr>
-            <w:tcW w:type="dxa" w:w="3408"/>
-            <w:shd w:fill="FFF6DF"/>
+            <w:tcW w:type="dxa" w:w="5088"/>
+            <w:shd w:fill="FFFFFF"/>
           </w:tcPr>
+          <w:p/>
           <w:p>
             <w:pPr>
-              <w:spacing w:after="160" w:before="100"/>
+              <w:spacing w:after="140" w:line="259" w:lineRule="auto"/>
             </w:pPr>
             <w:r>
               <w:rPr>
-                <w:rFonts w:ascii="Georgia" w:hAnsi="Georgia"/>
+                <w:rFonts w:ascii="Consolas" w:hAnsi="Consolas"/>
                 <w:b w:val="0"/>
                 <w:color w:val="17212B"/>
-                <w:sz w:val="20"/>
+                <w:sz w:val="18"/>
               </w:rPr>
               <w:t>Cucumber / mint / tonic</w:t>
             </w:r>
@@ -416,36 +485,23 @@
     </w:tbl>
     <w:p>
       <w:pPr>
-        <w:spacing w:after="140" w:line="269" w:lineRule="auto"/>
+        <w:spacing w:after="140" w:line="259" w:lineRule="auto"/>
       </w:pPr>
       <w:r>
         <w:rPr>
-          <w:rFonts w:ascii="Georgia" w:hAnsi="Georgia"/>
-          <w:b w:val="0"/>
-          <w:color w:val="17212B"/>
-          <w:sz w:val="20"/>
-        </w:rPr>
-        <w:t>A fictional neighborhood supper room. Prices are sample USD amounts before tax. Ask the team about ingredients and cross-contact; dietary labels are not safety guarantees.</w:t>
-      </w:r>
-    </w:p>
-    <w:p>
-      <w:pPr>
-        <w:spacing w:after="140" w:line="269" w:lineRule="auto"/>
-      </w:pPr>
-      <w:r>
-        <w:rPr>
-          <w:rFonts w:ascii="Georgia" w:hAnsi="Georgia"/>
+          <w:rFonts w:ascii="Consolas" w:hAnsi="Consolas"/>
           <w:b/>
-          <w:color w:val="823B16"/>
-          <w:sz w:val="20"/>
+          <w:color w:val="75243A"/>
+          <w:sz w:val="18"/>
         </w:rPr>
         <w:t>Sample menu · Tell the team about allergies before ordering.</w:t>
       </w:r>
     </w:p>
     <w:sectPr>
       <w:footerReference w:type="default" r:id="rId9"/>
-      <w:pgSz w:w="11952" w:h="16848"/>
-      <w:pgMar w:top="792" w:right="864" w:bottom="792" w:left="864" w:header="720" w:footer="720" w:gutter="0"/>
+      <w:headerReference w:type="default" r:id="rId10"/>
+      <w:pgSz w:w="16848" w:h="11952"/>
+      <w:pgMar w:top="691" w:right="792" w:bottom="691" w:left="792" w:header="720" w:footer="720" w:gutter="0"/>
       <w:cols w:space="720"/>
       <w:docGrid w:linePitch="360"/>
     </w:sectPr>
@@ -462,19 +518,36 @@
   </w:p>
   <w:p>
     <w:pPr>
-      <w:spacing w:after="140" w:line="269" w:lineRule="auto"/>
+      <w:spacing w:after="140" w:line="259" w:lineRule="auto"/>
     </w:pPr>
     <w:r>
       <w:rPr>
-        <w:rFonts w:ascii="Georgia" w:hAnsi="Georgia"/>
+        <w:rFonts w:ascii="Consolas" w:hAnsi="Consolas"/>
         <w:b w:val="0"/>
         <w:color w:val="17212B"/>
         <w:sz w:val="16"/>
       </w:rPr>
-      <w:t>Fictional Worked Example / At the Shared Table / 01</w:t>
+      <w:t>Fictional Dazzler example / Apache-2.0 / Editable text and tables</w:t>
     </w:r>
   </w:p>
 </w:ftr>
+</file>
+
+<file path=word/header1.xml><?xml version="1.0" encoding="utf-8"?>
+<w:hdr xmlns:m="http://schemas.openxmlformats.org/officeDocument/2006/math" xmlns:mc="http://schemas.openxmlformats.org/markup-compatibility/2006" xmlns:mo="http://schemas.microsoft.com/office/mac/office/2008/main" xmlns:mv="urn:schemas-microsoft-com:mac:vml" xmlns:o="urn:schemas-microsoft-com:office:office" xmlns:r="http://schemas.openxmlformats.org/officeDocument/2006/relationships" xmlns:v="urn:schemas-microsoft-com:vml" xmlns:w10="urn:schemas-microsoft-com:office:word" xmlns:w14="http://schemas.microsoft.com/office/word/2010/wordml" xmlns:w="http://schemas.openxmlformats.org/wordprocessingml/2006/main" xmlns:wne="http://schemas.microsoft.com/office/word/2006/wordml" xmlns:wp14="http://schemas.microsoft.com/office/word/2010/wordprocessingDrawing" xmlns:wp="http://schemas.openxmlformats.org/drawingml/2006/wordprocessingDrawing" xmlns:wpc="http://schemas.microsoft.com/office/word/2010/wordprocessingCanvas" xmlns:wpg="http://schemas.microsoft.com/office/word/2010/wordprocessingGroup" xmlns:wpi="http://schemas.microsoft.com/office/word/2010/wordprocessingInk" xmlns:wps="http://schemas.microsoft.com/office/word/2010/wordprocessingShape" mc:Ignorable="w14 wp14">
+  <w:p>
+    <w:pPr>
+      <w:pStyle w:val="Header"/>
+    </w:pPr>
+    <w:r>
+      <w:pict>
+        <v:rect id="DazzlerPageSurface" style="position:absolute;margin-left:0;margin-top:0;width:842.4pt;height:597.6pt;z-index:-251654144;mso-position-horizontal-relative:page;mso-position-vertical-relative:page" fillcolor="#F7D2DD" stroked="f">
+          <v:fill color="#F7D2DD"/>
+        </v:rect>
+      </w:pict>
+    </w:r>
+  </w:p>
+</w:hdr>
 </file>
 
 <file path=word/numbering.xml><?xml version="1.0" encoding="utf-8"?>
@@ -840,9 +913,13 @@
     <w:name w:val="Normal"/>
     <w:qFormat/>
     <w:rsid w:val="00FC693F"/>
+    <w:pPr>
+      <w:spacing w:after="120"/>
+    </w:pPr>
     <w:rPr>
-      <w:rFonts w:ascii="Georgia" w:hAnsi="Georgia"/>
-      <w:sz w:val="22"/>
+      <w:rFonts w:ascii="Consolas" w:hAnsi="Consolas"/>
+      <w:color w:val="17212B"/>
+      <w:sz w:val="21"/>
     </w:rPr>
   </w:style>
   <w:style w:type="paragraph" w:styleId="Header">
@@ -859,10 +936,6 @@
       </w:tabs>
       <w:spacing w:after="0" w:line="240" w:lineRule="auto"/>
     </w:pPr>
-    <w:rPr>
-      <w:rFonts w:ascii="Georgia" w:hAnsi="Georgia"/>
-      <w:sz w:val="22"/>
-    </w:rPr>
   </w:style>
   <w:style w:type="character" w:customStyle="1" w:styleId="HeaderChar">
     <w:name w:val="Header Char"/>
@@ -885,10 +958,6 @@
       </w:tabs>
       <w:spacing w:after="0" w:line="240" w:lineRule="auto"/>
     </w:pPr>
-    <w:rPr>
-      <w:rFonts w:ascii="Georgia" w:hAnsi="Georgia"/>
-      <w:sz w:val="22"/>
-    </w:rPr>
   </w:style>
   <w:style w:type="character" w:customStyle="1" w:styleId="FooterChar">
     <w:name w:val="Footer Char"/>
@@ -908,15 +977,15 @@
     <w:pPr>
       <w:keepNext/>
       <w:keepLines/>
-      <w:spacing w:before="480" w:after="0"/>
+      <w:spacing w:before="480" w:after="120"/>
       <w:outlineLvl w:val="0"/>
     </w:pPr>
     <w:rPr>
-      <w:rFonts w:cstheme="majorBidi" w:ascii="Georgia" w:hAnsi="Georgia"/>
+      <w:rFonts w:asciiTheme="majorHAnsi" w:eastAsiaTheme="majorEastAsia" w:hAnsiTheme="majorHAnsi" w:cstheme="majorBidi" w:ascii="Consolas" w:hAnsi="Consolas"/>
       <w:b/>
       <w:bCs/>
-      <w:color w:val="365F91" w:themeColor="accent1" w:themeShade="BF"/>
-      <w:sz w:val="22"/>
+      <w:color w:val="17212B"/>
+      <w:sz w:val="21"/>
       <w:szCs w:val="28"/>
     </w:rPr>
   </w:style>
@@ -932,15 +1001,15 @@
     <w:pPr>
       <w:keepNext/>
       <w:keepLines/>
-      <w:spacing w:before="200" w:after="0"/>
+      <w:spacing w:before="200" w:after="120"/>
       <w:outlineLvl w:val="1"/>
     </w:pPr>
     <w:rPr>
-      <w:rFonts w:cstheme="majorBidi" w:ascii="Georgia" w:hAnsi="Georgia"/>
+      <w:rFonts w:asciiTheme="majorHAnsi" w:eastAsiaTheme="majorEastAsia" w:hAnsiTheme="majorHAnsi" w:cstheme="majorBidi" w:ascii="Consolas" w:hAnsi="Consolas"/>
       <w:b/>
       <w:bCs/>
-      <w:color w:val="4F81BD" w:themeColor="accent1"/>
-      <w:sz w:val="22"/>
+      <w:color w:val="17212B"/>
+      <w:sz w:val="21"/>
       <w:szCs w:val="26"/>
     </w:rPr>
   </w:style>
@@ -960,11 +1029,10 @@
       <w:outlineLvl w:val="2"/>
     </w:pPr>
     <w:rPr>
-      <w:rFonts w:cstheme="majorBidi" w:ascii="Georgia" w:hAnsi="Georgia"/>
+      <w:rFonts w:asciiTheme="majorHAnsi" w:eastAsiaTheme="majorEastAsia" w:hAnsiTheme="majorHAnsi" w:cstheme="majorBidi"/>
       <w:b/>
       <w:bCs/>
       <w:color w:val="4F81BD" w:themeColor="accent1"/>
-      <w:sz w:val="22"/>
     </w:rPr>
   </w:style>
   <w:style w:type="paragraph" w:styleId="Heading4">
@@ -984,13 +1052,12 @@
       <w:outlineLvl w:val="3"/>
     </w:pPr>
     <w:rPr>
-      <w:rFonts w:cstheme="majorBidi" w:ascii="Georgia" w:hAnsi="Georgia"/>
+      <w:rFonts w:asciiTheme="majorHAnsi" w:eastAsiaTheme="majorEastAsia" w:hAnsiTheme="majorHAnsi" w:cstheme="majorBidi"/>
       <w:b/>
       <w:bCs/>
       <w:i/>
       <w:iCs/>
       <w:color w:val="4F81BD" w:themeColor="accent1"/>
-      <w:sz w:val="22"/>
     </w:rPr>
   </w:style>
   <w:style w:type="paragraph" w:styleId="Heading5">
@@ -1010,9 +1077,8 @@
       <w:outlineLvl w:val="4"/>
     </w:pPr>
     <w:rPr>
-      <w:rFonts w:cstheme="majorBidi" w:ascii="Georgia" w:hAnsi="Georgia"/>
+      <w:rFonts w:asciiTheme="majorHAnsi" w:eastAsiaTheme="majorEastAsia" w:hAnsiTheme="majorHAnsi" w:cstheme="majorBidi"/>
       <w:color w:val="243F60" w:themeColor="accent1" w:themeShade="7F"/>
-      <w:sz w:val="22"/>
     </w:rPr>
   </w:style>
   <w:style w:type="paragraph" w:styleId="Heading6">
@@ -1032,11 +1098,10 @@
       <w:outlineLvl w:val="5"/>
     </w:pPr>
     <w:rPr>
-      <w:rFonts w:cstheme="majorBidi" w:ascii="Georgia" w:hAnsi="Georgia"/>
+      <w:rFonts w:asciiTheme="majorHAnsi" w:eastAsiaTheme="majorEastAsia" w:hAnsiTheme="majorHAnsi" w:cstheme="majorBidi"/>
       <w:i/>
       <w:iCs/>
       <w:color w:val="243F60" w:themeColor="accent1" w:themeShade="7F"/>
-      <w:sz w:val="22"/>
     </w:rPr>
   </w:style>
   <w:style w:type="paragraph" w:styleId="Heading7">
@@ -1056,11 +1121,10 @@
       <w:outlineLvl w:val="6"/>
     </w:pPr>
     <w:rPr>
-      <w:rFonts w:cstheme="majorBidi" w:ascii="Georgia" w:hAnsi="Georgia"/>
+      <w:rFonts w:asciiTheme="majorHAnsi" w:eastAsiaTheme="majorEastAsia" w:hAnsiTheme="majorHAnsi" w:cstheme="majorBidi"/>
       <w:i/>
       <w:iCs/>
       <w:color w:val="404040" w:themeColor="text1" w:themeTint="BF"/>
-      <w:sz w:val="22"/>
     </w:rPr>
   </w:style>
   <w:style w:type="paragraph" w:styleId="Heading8">
@@ -1080,9 +1144,9 @@
       <w:outlineLvl w:val="7"/>
     </w:pPr>
     <w:rPr>
-      <w:rFonts w:cstheme="majorBidi" w:ascii="Georgia" w:hAnsi="Georgia"/>
+      <w:rFonts w:asciiTheme="majorHAnsi" w:eastAsiaTheme="majorEastAsia" w:hAnsiTheme="majorHAnsi" w:cstheme="majorBidi"/>
       <w:color w:val="4F81BD" w:themeColor="accent1"/>
-      <w:sz w:val="22"/>
+      <w:sz w:val="20"/>
       <w:szCs w:val="20"/>
     </w:rPr>
   </w:style>
@@ -1103,11 +1167,11 @@
       <w:outlineLvl w:val="8"/>
     </w:pPr>
     <w:rPr>
-      <w:rFonts w:cstheme="majorBidi" w:ascii="Georgia" w:hAnsi="Georgia"/>
+      <w:rFonts w:asciiTheme="majorHAnsi" w:eastAsiaTheme="majorEastAsia" w:hAnsiTheme="majorHAnsi" w:cstheme="majorBidi"/>
       <w:i/>
       <w:iCs/>
       <w:color w:val="404040" w:themeColor="text1" w:themeTint="BF"/>
-      <w:sz w:val="22"/>
+      <w:sz w:val="20"/>
       <w:szCs w:val="20"/>
     </w:rPr>
   </w:style>
@@ -1146,10 +1210,6 @@
     <w:pPr>
       <w:spacing w:after="0" w:line="240" w:lineRule="auto"/>
     </w:pPr>
-    <w:rPr>
-      <w:rFonts w:ascii="Georgia" w:hAnsi="Georgia"/>
-      <w:sz w:val="22"/>
-    </w:rPr>
   </w:style>
   <w:style w:type="character" w:customStyle="1" w:styleId="Heading1Char">
     <w:name w:val="Heading 1 Char"/>
@@ -1203,15 +1263,15 @@
     <w:qFormat/>
     <w:rsid w:val="00FC693F"/>
     <w:pPr>
-      <w:spacing w:after="300" w:line="240" w:lineRule="auto"/>
+      <w:spacing w:after="120" w:line="240" w:lineRule="auto"/>
       <w:contextualSpacing/>
     </w:pPr>
     <w:rPr>
-      <w:rFonts w:cstheme="majorBidi" w:ascii="Georgia" w:hAnsi="Georgia"/>
-      <w:color w:val="17365D" w:themeColor="text2" w:themeShade="BF"/>
+      <w:rFonts w:asciiTheme="majorHAnsi" w:eastAsiaTheme="majorEastAsia" w:hAnsiTheme="majorHAnsi" w:cstheme="majorBidi" w:ascii="Consolas" w:hAnsi="Consolas"/>
+      <w:color w:val="17212B"/>
       <w:spacing w:val="5"/>
       <w:kern w:val="28"/>
-      <w:sz w:val="22"/>
+      <w:sz w:val="21"/>
       <w:szCs w:val="52"/>
     </w:rPr>
   </w:style>
@@ -1244,12 +1304,12 @@
       </w:numPr>
     </w:pPr>
     <w:rPr>
-      <w:rFonts w:cstheme="majorBidi" w:ascii="Georgia" w:hAnsi="Georgia"/>
+      <w:rFonts w:asciiTheme="majorHAnsi" w:eastAsiaTheme="majorEastAsia" w:hAnsiTheme="majorHAnsi" w:cstheme="majorBidi"/>
       <w:i/>
       <w:iCs/>
       <w:color w:val="4F81BD" w:themeColor="accent1"/>
       <w:spacing w:val="15"/>
-      <w:sz w:val="22"/>
+      <w:sz w:val="24"/>
       <w:szCs w:val="24"/>
     </w:rPr>
   </w:style>
@@ -1279,10 +1339,6 @@
       <w:ind w:left="720"/>
       <w:contextualSpacing/>
     </w:pPr>
-    <w:rPr>
-      <w:rFonts w:ascii="Georgia" w:hAnsi="Georgia"/>
-      <w:sz w:val="22"/>
-    </w:rPr>
   </w:style>
   <w:style w:type="paragraph" w:styleId="BodyText">
     <w:name w:val="Body Text"/>
@@ -1294,10 +1350,6 @@
     <w:pPr>
       <w:spacing w:after="120"/>
     </w:pPr>
-    <w:rPr>
-      <w:rFonts w:ascii="Georgia" w:hAnsi="Georgia"/>
-      <w:sz w:val="22"/>
-    </w:rPr>
   </w:style>
   <w:style w:type="character" w:customStyle="1" w:styleId="BodyTextChar">
     <w:name w:val="Body Text Char"/>
@@ -1316,10 +1368,6 @@
     <w:pPr>
       <w:spacing w:after="120" w:line="480" w:lineRule="auto"/>
     </w:pPr>
-    <w:rPr>
-      <w:rFonts w:ascii="Georgia" w:hAnsi="Georgia"/>
-      <w:sz w:val="22"/>
-    </w:rPr>
   </w:style>
   <w:style w:type="character" w:customStyle="1" w:styleId="BodyText2Char">
     <w:name w:val="Body Text 2 Char"/>
@@ -1339,8 +1387,7 @@
       <w:spacing w:after="120"/>
     </w:pPr>
     <w:rPr>
-      <w:rFonts w:ascii="Georgia" w:hAnsi="Georgia"/>
-      <w:sz w:val="22"/>
+      <w:sz w:val="16"/>
       <w:szCs w:val="16"/>
     </w:rPr>
   </w:style>
@@ -1365,10 +1412,6 @@
       <w:ind w:left="360" w:hanging="360"/>
       <w:contextualSpacing/>
     </w:pPr>
-    <w:rPr>
-      <w:rFonts w:ascii="Georgia" w:hAnsi="Georgia"/>
-      <w:sz w:val="22"/>
-    </w:rPr>
   </w:style>
   <w:style w:type="paragraph" w:styleId="List2">
     <w:name w:val="List 2"/>
@@ -1380,10 +1423,6 @@
       <w:ind w:left="720" w:hanging="360"/>
       <w:contextualSpacing/>
     </w:pPr>
-    <w:rPr>
-      <w:rFonts w:ascii="Georgia" w:hAnsi="Georgia"/>
-      <w:sz w:val="22"/>
-    </w:rPr>
   </w:style>
   <w:style w:type="paragraph" w:styleId="List3">
     <w:name w:val="List 3"/>
@@ -1395,10 +1434,6 @@
       <w:ind w:left="1080" w:hanging="360"/>
       <w:contextualSpacing/>
     </w:pPr>
-    <w:rPr>
-      <w:rFonts w:ascii="Georgia" w:hAnsi="Georgia"/>
-      <w:sz w:val="22"/>
-    </w:rPr>
   </w:style>
   <w:style w:type="paragraph" w:styleId="ListBullet">
     <w:name w:val="List Bullet"/>
@@ -1412,10 +1447,6 @@
       </w:numPr>
       <w:contextualSpacing/>
     </w:pPr>
-    <w:rPr>
-      <w:rFonts w:ascii="Georgia" w:hAnsi="Georgia"/>
-      <w:sz w:val="22"/>
-    </w:rPr>
   </w:style>
   <w:style w:type="paragraph" w:styleId="ListBullet2">
     <w:name w:val="List Bullet 2"/>
@@ -1429,10 +1460,6 @@
       </w:numPr>
       <w:contextualSpacing/>
     </w:pPr>
-    <w:rPr>
-      <w:rFonts w:ascii="Georgia" w:hAnsi="Georgia"/>
-      <w:sz w:val="22"/>
-    </w:rPr>
   </w:style>
   <w:style w:type="paragraph" w:styleId="ListBullet3">
     <w:name w:val="List Bullet 3"/>
@@ -1446,10 +1473,6 @@
       </w:numPr>
       <w:contextualSpacing/>
     </w:pPr>
-    <w:rPr>
-      <w:rFonts w:ascii="Georgia" w:hAnsi="Georgia"/>
-      <w:sz w:val="22"/>
-    </w:rPr>
   </w:style>
   <w:style w:type="paragraph" w:styleId="ListNumber">
     <w:name w:val="List Number"/>
@@ -1463,10 +1486,6 @@
       </w:numPr>
       <w:contextualSpacing/>
     </w:pPr>
-    <w:rPr>
-      <w:rFonts w:ascii="Georgia" w:hAnsi="Georgia"/>
-      <w:sz w:val="22"/>
-    </w:rPr>
   </w:style>
   <w:style w:type="paragraph" w:styleId="ListNumber2">
     <w:name w:val="List Number 2"/>
@@ -1480,10 +1499,6 @@
       </w:numPr>
       <w:contextualSpacing/>
     </w:pPr>
-    <w:rPr>
-      <w:rFonts w:ascii="Georgia" w:hAnsi="Georgia"/>
-      <w:sz w:val="22"/>
-    </w:rPr>
   </w:style>
   <w:style w:type="paragraph" w:styleId="ListNumber3">
     <w:name w:val="List Number 3"/>
@@ -1497,10 +1512,6 @@
       </w:numPr>
       <w:contextualSpacing/>
     </w:pPr>
-    <w:rPr>
-      <w:rFonts w:ascii="Georgia" w:hAnsi="Georgia"/>
-      <w:sz w:val="22"/>
-    </w:rPr>
   </w:style>
   <w:style w:type="paragraph" w:styleId="ListContinue">
     <w:name w:val="List Continue"/>
@@ -1513,10 +1524,6 @@
       <w:ind w:left="360"/>
       <w:contextualSpacing/>
     </w:pPr>
-    <w:rPr>
-      <w:rFonts w:ascii="Georgia" w:hAnsi="Georgia"/>
-      <w:sz w:val="22"/>
-    </w:rPr>
   </w:style>
   <w:style w:type="paragraph" w:styleId="ListContinue2">
     <w:name w:val="List Continue 2"/>
@@ -1529,10 +1536,6 @@
       <w:ind w:left="720"/>
       <w:contextualSpacing/>
     </w:pPr>
-    <w:rPr>
-      <w:rFonts w:ascii="Georgia" w:hAnsi="Georgia"/>
-      <w:sz w:val="22"/>
-    </w:rPr>
   </w:style>
   <w:style w:type="paragraph" w:styleId="ListContinue3">
     <w:name w:val="List Continue 3"/>
@@ -1545,10 +1548,6 @@
       <w:ind w:left="1080"/>
       <w:contextualSpacing/>
     </w:pPr>
-    <w:rPr>
-      <w:rFonts w:ascii="Georgia" w:hAnsi="Georgia"/>
-      <w:sz w:val="22"/>
-    </w:rPr>
   </w:style>
   <w:style w:type="paragraph" w:styleId="MacroText">
     <w:name w:val="macro"/>
@@ -1568,8 +1567,8 @@
       </w:tabs>
     </w:pPr>
     <w:rPr>
-      <w:rFonts w:ascii="Georgia" w:hAnsi="Georgia"/>
-      <w:sz w:val="22"/>
+      <w:rFonts w:ascii="Courier" w:hAnsi="Courier"/>
+      <w:sz w:val="20"/>
       <w:szCs w:val="20"/>
     </w:rPr>
   </w:style>
@@ -1594,11 +1593,9 @@
     <w:qFormat/>
     <w:rsid w:val="00FC693F"/>
     <w:rPr>
-      <w:rFonts w:ascii="Georgia" w:hAnsi="Georgia"/>
       <w:i/>
       <w:iCs/>
       <w:color w:val="000000" w:themeColor="text1"/>
-      <w:sz w:val="22"/>
     </w:rPr>
   </w:style>
   <w:style w:type="character" w:customStyle="1" w:styleId="QuoteChar">
@@ -1712,11 +1709,10 @@
       <w:spacing w:line="240" w:lineRule="auto"/>
     </w:pPr>
     <w:rPr>
-      <w:rFonts w:ascii="Georgia" w:hAnsi="Georgia"/>
       <w:b/>
       <w:bCs/>
       <w:color w:val="4F81BD" w:themeColor="accent1"/>
-      <w:sz w:val="22"/>
+      <w:sz w:val="18"/>
       <w:szCs w:val="18"/>
     </w:rPr>
   </w:style>
@@ -1755,13 +1751,11 @@
       <w:ind w:left="936" w:right="936"/>
     </w:pPr>
     <w:rPr>
-      <w:rFonts w:ascii="Georgia" w:hAnsi="Georgia"/>
       <w:b/>
       <w:bCs/>
       <w:i/>
       <w:iCs/>
       <w:color w:val="4F81BD" w:themeColor="accent1"/>
-      <w:sz w:val="22"/>
     </w:rPr>
   </w:style>
   <w:style w:type="character" w:customStyle="1" w:styleId="IntenseQuoteChar">
@@ -1856,10 +1850,6 @@
     <w:pPr>
       <w:outlineLvl w:val="9"/>
     </w:pPr>
-    <w:rPr>
-      <w:rFonts w:ascii="Georgia" w:hAnsi="Georgia"/>
-      <w:sz w:val="22"/>
-    </w:rPr>
   </w:style>
   <w:style w:type="table" w:styleId="TableGrid">
     <w:name w:val="Table Grid"/>

--- a/skills/dazzler-frontend/assets/templates/docx/restaurant.docx
+++ b/skills/dazzler-frontend/assets/templates/docx/restaurant.docx
@@ -8,26 +8,12 @@
       </w:pPr>
       <w:r>
         <w:rPr>
-          <w:rFonts w:ascii="Consolas" w:hAnsi="Consolas"/>
+          <w:rFonts w:ascii="Georgia" w:hAnsi="Georgia"/>
           <w:b/>
-          <w:color w:val="75243A"/>
+          <w:color w:val="385338"/>
           <w:sz w:val="18"/>
         </w:rPr>
         <w:t>MORROW / LATE SUMMER</w:t>
-      </w:r>
-    </w:p>
-    <w:p>
-      <w:pPr>
-        <w:spacing w:after="140" w:line="259" w:lineRule="auto"/>
-      </w:pPr>
-      <w:r>
-        <w:rPr>
-          <w:rFonts w:ascii="Consolas" w:hAnsi="Consolas"/>
-          <w:b/>
-          <w:color w:val="75243A"/>
-          <w:sz w:val="22"/>
-        </w:rPr>
-        <w:t>18:00 / first seating · Wednesday to Sunday</w:t>
       </w:r>
     </w:p>
     <w:p>
@@ -37,10 +23,10 @@
       </w:pPr>
       <w:r>
         <w:rPr>
-          <w:rFonts w:ascii="Consolas" w:hAnsi="Consolas"/>
+          <w:rFonts w:ascii="Georgia" w:hAnsi="Georgia"/>
           <w:b/>
           <w:color w:val="17212B"/>
-          <w:sz w:val="54"/>
+          <w:sz w:val="58"/>
         </w:rPr>
         <w:t>Morrow Seasonal Supper Menu</w:t>
       </w:r>
@@ -51,163 +37,117 @@
       </w:pPr>
       <w:r>
         <w:rPr>
-          <w:rFonts w:ascii="Consolas" w:hAnsi="Consolas"/>
+          <w:rFonts w:ascii="Georgia" w:hAnsi="Georgia"/>
           <w:b/>
-          <w:color w:val="75243A"/>
-          <w:sz w:val="24"/>
+          <w:color w:val="385338"/>
+          <w:sz w:val="22"/>
         </w:rPr>
         <w:t>A short menu built around what is ready now. Choose a few dishes and share the table.</w:t>
+      </w:r>
+    </w:p>
+    <w:p>
+      <w:pPr>
+        <w:pStyle w:val="Heading1"/>
+        <w:spacing w:after="140" w:line="259" w:lineRule="auto"/>
+      </w:pPr>
+      <w:r>
+        <w:rPr>
+          <w:rFonts w:ascii="Georgia" w:hAnsi="Georgia"/>
+          <w:b/>
+          <w:color w:val="385338"/>
+          <w:sz w:val="26"/>
+        </w:rPr>
+        <w:t>To Begin</w:t>
+      </w:r>
+    </w:p>
+    <w:p>
+      <w:pPr>
+        <w:spacing w:after="140" w:line="259" w:lineRule="auto"/>
+      </w:pPr>
+      <w:r>
+        <w:rPr>
+          <w:rFonts w:ascii="Georgia" w:hAnsi="Georgia"/>
+          <w:b w:val="0"/>
+          <w:color w:val="17212B"/>
+          <w:sz w:val="22"/>
+        </w:rPr>
+        <w:t>Charred peach, tomato and basil · 12</w:t>
+        <w:br/>
+        <w:t>White bean broth, lemon and herbs · 10</w:t>
+      </w:r>
+    </w:p>
+    <w:p>
+      <w:pPr>
+        <w:pStyle w:val="Heading1"/>
+        <w:spacing w:after="140" w:line="259" w:lineRule="auto"/>
+      </w:pPr>
+      <w:r>
+        <w:rPr>
+          <w:rFonts w:ascii="Georgia" w:hAnsi="Georgia"/>
+          <w:b/>
+          <w:color w:val="385338"/>
+          <w:sz w:val="26"/>
+        </w:rPr>
+        <w:t>For the Table</w:t>
+      </w:r>
+    </w:p>
+    <w:p>
+      <w:pPr>
+        <w:spacing w:after="140" w:line="259" w:lineRule="auto"/>
+      </w:pPr>
+      <w:r>
+        <w:rPr>
+          <w:rFonts w:ascii="Georgia" w:hAnsi="Georgia"/>
+          <w:b w:val="0"/>
+          <w:color w:val="17212B"/>
+          <w:sz w:val="22"/>
+        </w:rPr>
+        <w:t>Roast squash, farro and sage · 24</w:t>
+        <w:br/>
+        <w:t>Pan-roasted trout, potatoes and greens · 29</w:t>
+      </w:r>
+    </w:p>
+    <w:p>
+      <w:pPr>
+        <w:pStyle w:val="Heading1"/>
+        <w:spacing w:after="140" w:line="259" w:lineRule="auto"/>
+      </w:pPr>
+      <w:r>
+        <w:rPr>
+          <w:rFonts w:ascii="Georgia" w:hAnsi="Georgia"/>
+          <w:b/>
+          <w:color w:val="385338"/>
+          <w:sz w:val="26"/>
+        </w:rPr>
+        <w:t>Something Sweet</w:t>
+      </w:r>
+    </w:p>
+    <w:p>
+      <w:pPr>
+        <w:spacing w:after="140" w:line="259" w:lineRule="auto"/>
+      </w:pPr>
+      <w:r>
+        <w:rPr>
+          <w:rFonts w:ascii="Georgia" w:hAnsi="Georgia"/>
+          <w:b w:val="0"/>
+          <w:color w:val="17212B"/>
+          <w:sz w:val="22"/>
+        </w:rPr>
+        <w:t>Plum tart with cultured cream · 11</w:t>
+        <w:br/>
+        <w:t>Olive oil cake and poached pear · 10</w:t>
       </w:r>
     </w:p>
     <w:tbl>
       <w:tblPr>
         <w:tblW w:type="auto" w:w="0"/>
-        <w:tblLayout w:type="fixed"/>
+        <w:tblLayout w:type="autofit"/>
         <w:tblLook w:firstColumn="1" w:firstRow="1" w:lastColumn="0" w:lastRow="0" w:noHBand="0" w:noVBand="1" w:val="04A0"/>
       </w:tblPr>
       <w:tblGrid>
-        <w:gridCol w:w="5040"/>
-        <w:gridCol w:w="5040"/>
-        <w:gridCol w:w="5040"/>
-      </w:tblGrid>
-      <w:tr>
-        <w:tc>
-          <w:tcPr>
-            <w:tcW w:type="dxa" w:w="5040"/>
-          </w:tcPr>
-          <w:p/>
-          <w:p>
-            <w:pPr>
-              <w:pStyle w:val="Heading1"/>
-              <w:spacing w:after="140" w:line="259" w:lineRule="auto"/>
-            </w:pPr>
-            <w:r>
-              <w:rPr>
-                <w:rFonts w:ascii="Consolas" w:hAnsi="Consolas"/>
-                <w:b/>
-                <w:color w:val="75243A"/>
-                <w:sz w:val="28"/>
-              </w:rPr>
-              <w:t>To Begin</w:t>
-            </w:r>
-          </w:p>
-          <w:p>
-            <w:pPr>
-              <w:spacing w:after="140" w:line="259" w:lineRule="auto"/>
-            </w:pPr>
-            <w:r>
-              <w:rPr>
-                <w:rFonts w:ascii="Consolas" w:hAnsi="Consolas"/>
-                <w:b w:val="0"/>
-                <w:color w:val="17212B"/>
-                <w:sz w:val="21"/>
-              </w:rPr>
-              <w:t>Charred peach, tomato and basil · 12</w:t>
-              <w:br/>
-              <w:t>White bean broth, lemon and herbs · 10</w:t>
-            </w:r>
-          </w:p>
-        </w:tc>
-        <w:tc>
-          <w:tcPr>
-            <w:tcW w:type="dxa" w:w="5040"/>
-          </w:tcPr>
-          <w:p/>
-          <w:p>
-            <w:pPr>
-              <w:pStyle w:val="Heading1"/>
-              <w:spacing w:after="140" w:line="259" w:lineRule="auto"/>
-            </w:pPr>
-            <w:r>
-              <w:rPr>
-                <w:rFonts w:ascii="Consolas" w:hAnsi="Consolas"/>
-                <w:b/>
-                <w:color w:val="75243A"/>
-                <w:sz w:val="28"/>
-              </w:rPr>
-              <w:t>For the Table</w:t>
-            </w:r>
-          </w:p>
-          <w:p>
-            <w:pPr>
-              <w:spacing w:after="140" w:line="259" w:lineRule="auto"/>
-            </w:pPr>
-            <w:r>
-              <w:rPr>
-                <w:rFonts w:ascii="Consolas" w:hAnsi="Consolas"/>
-                <w:b w:val="0"/>
-                <w:color w:val="17212B"/>
-                <w:sz w:val="21"/>
-              </w:rPr>
-              <w:t>Roast squash, farro and sage · 24</w:t>
-              <w:br/>
-              <w:t>Pan-roasted trout, potatoes and greens · 29</w:t>
-            </w:r>
-          </w:p>
-        </w:tc>
-        <w:tc>
-          <w:tcPr>
-            <w:tcW w:type="dxa" w:w="5040"/>
-          </w:tcPr>
-          <w:p/>
-          <w:p>
-            <w:pPr>
-              <w:pStyle w:val="Heading1"/>
-              <w:spacing w:after="140" w:line="259" w:lineRule="auto"/>
-            </w:pPr>
-            <w:r>
-              <w:rPr>
-                <w:rFonts w:ascii="Consolas" w:hAnsi="Consolas"/>
-                <w:b/>
-                <w:color w:val="75243A"/>
-                <w:sz w:val="28"/>
-              </w:rPr>
-              <w:t>Something Sweet</w:t>
-            </w:r>
-          </w:p>
-          <w:p>
-            <w:pPr>
-              <w:spacing w:after="140" w:line="259" w:lineRule="auto"/>
-            </w:pPr>
-            <w:r>
-              <w:rPr>
-                <w:rFonts w:ascii="Consolas" w:hAnsi="Consolas"/>
-                <w:b w:val="0"/>
-                <w:color w:val="17212B"/>
-                <w:sz w:val="21"/>
-              </w:rPr>
-              <w:t>Plum tart with cultured cream · 11</w:t>
-              <w:br/>
-              <w:t>Olive oil cake and poached pear · 10</w:t>
-            </w:r>
-          </w:p>
-        </w:tc>
-      </w:tr>
-    </w:tbl>
-    <w:p>
-      <w:pPr>
-        <w:spacing w:after="140" w:line="259" w:lineRule="auto"/>
-        <w:ind w:right="9174"/>
-      </w:pPr>
-      <w:r>
-        <w:rPr>
-          <w:rFonts w:ascii="Consolas" w:hAnsi="Consolas"/>
-          <w:b w:val="0"/>
-          <w:color w:val="17212B"/>
-          <w:sz w:val="21"/>
-        </w:rPr>
-        <w:t>A fictional neighborhood supper room. Prices are sample USD amounts before tax. Ask the team about ingredients and cross-contact; dietary labels are not safety guarantees.</w:t>
-      </w:r>
-    </w:p>
-    <w:tbl>
-      <w:tblPr>
-        <w:tblW w:type="auto" w:w="0"/>
-        <w:tblLook w:firstColumn="1" w:firstRow="1" w:lastColumn="0" w:lastRow="0" w:noHBand="0" w:noVBand="1" w:val="04A0"/>
-      </w:tblPr>
-      <w:tblGrid>
-        <w:gridCol w:w="5088"/>
-        <w:gridCol w:w="5088"/>
-        <w:gridCol w:w="5088"/>
+        <w:gridCol w:w="3456"/>
+        <w:gridCol w:w="3456"/>
+        <w:gridCol w:w="3456"/>
       </w:tblGrid>
       <w:tr>
         <w:trPr>
@@ -216,8 +156,8 @@
         </w:trPr>
         <w:tc>
           <w:tcPr>
-            <w:tcW w:type="dxa" w:w="5088"/>
-            <w:shd w:fill="75243A"/>
+            <w:tcW w:type="dxa" w:w="3456"/>
+            <w:shd w:fill="385338"/>
           </w:tcPr>
           <w:p/>
           <w:p>
@@ -226,10 +166,10 @@
             </w:pPr>
             <w:r>
               <w:rPr>
-                <w:rFonts w:ascii="Consolas" w:hAnsi="Consolas"/>
+                <w:rFonts w:ascii="Georgia" w:hAnsi="Georgia"/>
                 <w:b/>
                 <w:color w:val="FFFFFF"/>
-                <w:sz w:val="18"/>
+                <w:sz w:val="20"/>
               </w:rPr>
               <w:t>Pairing</w:t>
             </w:r>
@@ -237,8 +177,8 @@
         </w:tc>
         <w:tc>
           <w:tcPr>
-            <w:tcW w:type="dxa" w:w="5088"/>
-            <w:shd w:fill="75243A"/>
+            <w:tcW w:type="dxa" w:w="3456"/>
+            <w:shd w:fill="385338"/>
           </w:tcPr>
           <w:p/>
           <w:p>
@@ -247,10 +187,10 @@
             </w:pPr>
             <w:r>
               <w:rPr>
-                <w:rFonts w:ascii="Consolas" w:hAnsi="Consolas"/>
+                <w:rFonts w:ascii="Georgia" w:hAnsi="Georgia"/>
                 <w:b/>
                 <w:color w:val="FFFFFF"/>
-                <w:sz w:val="18"/>
+                <w:sz w:val="20"/>
               </w:rPr>
               <w:t>Glass</w:t>
             </w:r>
@@ -258,8 +198,8 @@
         </w:tc>
         <w:tc>
           <w:tcPr>
-            <w:tcW w:type="dxa" w:w="5088"/>
-            <w:shd w:fill="75243A"/>
+            <w:tcW w:type="dxa" w:w="3456"/>
+            <w:shd w:fill="385338"/>
           </w:tcPr>
           <w:p/>
           <w:p>
@@ -268,10 +208,10 @@
             </w:pPr>
             <w:r>
               <w:rPr>
-                <w:rFonts w:ascii="Consolas" w:hAnsi="Consolas"/>
+                <w:rFonts w:ascii="Georgia" w:hAnsi="Georgia"/>
                 <w:b/>
                 <w:color w:val="FFFFFF"/>
-                <w:sz w:val="18"/>
+                <w:sz w:val="20"/>
               </w:rPr>
               <w:t>Character</w:t>
             </w:r>
@@ -284,8 +224,7 @@
         </w:trPr>
         <w:tc>
           <w:tcPr>
-            <w:tcW w:type="dxa" w:w="5088"/>
-            <w:shd w:fill="FFFFFF"/>
+            <w:tcW w:type="dxa" w:w="3456"/>
           </w:tcPr>
           <w:p/>
           <w:p>
@@ -294,10 +233,10 @@
             </w:pPr>
             <w:r>
               <w:rPr>
-                <w:rFonts w:ascii="Consolas" w:hAnsi="Consolas"/>
+                <w:rFonts w:ascii="Georgia" w:hAnsi="Georgia"/>
                 <w:b w:val="0"/>
                 <w:color w:val="17212B"/>
-                <w:sz w:val="18"/>
+                <w:sz w:val="20"/>
               </w:rPr>
               <w:t>Orchard Spritz</w:t>
             </w:r>
@@ -305,8 +244,7 @@
         </w:tc>
         <w:tc>
           <w:tcPr>
-            <w:tcW w:type="dxa" w:w="5088"/>
-            <w:shd w:fill="FFFFFF"/>
+            <w:tcW w:type="dxa" w:w="3456"/>
           </w:tcPr>
           <w:p/>
           <w:p>
@@ -315,10 +253,10 @@
             </w:pPr>
             <w:r>
               <w:rPr>
-                <w:rFonts w:ascii="Consolas" w:hAnsi="Consolas"/>
+                <w:rFonts w:ascii="Georgia" w:hAnsi="Georgia"/>
                 <w:b w:val="0"/>
                 <w:color w:val="17212B"/>
-                <w:sz w:val="18"/>
+                <w:sz w:val="20"/>
               </w:rPr>
               <w:t>9</w:t>
             </w:r>
@@ -326,8 +264,7 @@
         </w:tc>
         <w:tc>
           <w:tcPr>
-            <w:tcW w:type="dxa" w:w="5088"/>
-            <w:shd w:fill="FFFFFF"/>
+            <w:tcW w:type="dxa" w:w="3456"/>
           </w:tcPr>
           <w:p/>
           <w:p>
@@ -336,10 +273,10 @@
             </w:pPr>
             <w:r>
               <w:rPr>
-                <w:rFonts w:ascii="Consolas" w:hAnsi="Consolas"/>
+                <w:rFonts w:ascii="Georgia" w:hAnsi="Georgia"/>
                 <w:b w:val="0"/>
                 <w:color w:val="17212B"/>
-                <w:sz w:val="18"/>
+                <w:sz w:val="20"/>
               </w:rPr>
               <w:t>Apple / rosemary / soda</w:t>
             </w:r>
@@ -352,8 +289,7 @@
         </w:trPr>
         <w:tc>
           <w:tcPr>
-            <w:tcW w:type="dxa" w:w="5088"/>
-            <w:shd w:fill="FFFFFF"/>
+            <w:tcW w:type="dxa" w:w="3456"/>
           </w:tcPr>
           <w:p/>
           <w:p>
@@ -362,10 +298,10 @@
             </w:pPr>
             <w:r>
               <w:rPr>
-                <w:rFonts w:ascii="Consolas" w:hAnsi="Consolas"/>
+                <w:rFonts w:ascii="Georgia" w:hAnsi="Georgia"/>
                 <w:b w:val="0"/>
                 <w:color w:val="17212B"/>
-                <w:sz w:val="18"/>
+                <w:sz w:val="20"/>
               </w:rPr>
               <w:t>House White</w:t>
             </w:r>
@@ -373,8 +309,7 @@
         </w:tc>
         <w:tc>
           <w:tcPr>
-            <w:tcW w:type="dxa" w:w="5088"/>
-            <w:shd w:fill="FFFFFF"/>
+            <w:tcW w:type="dxa" w:w="3456"/>
           </w:tcPr>
           <w:p/>
           <w:p>
@@ -383,10 +318,10 @@
             </w:pPr>
             <w:r>
               <w:rPr>
-                <w:rFonts w:ascii="Consolas" w:hAnsi="Consolas"/>
+                <w:rFonts w:ascii="Georgia" w:hAnsi="Georgia"/>
                 <w:b w:val="0"/>
                 <w:color w:val="17212B"/>
-                <w:sz w:val="18"/>
+                <w:sz w:val="20"/>
               </w:rPr>
               <w:t>12</w:t>
             </w:r>
@@ -394,8 +329,7 @@
         </w:tc>
         <w:tc>
           <w:tcPr>
-            <w:tcW w:type="dxa" w:w="5088"/>
-            <w:shd w:fill="FFFFFF"/>
+            <w:tcW w:type="dxa" w:w="3456"/>
           </w:tcPr>
           <w:p/>
           <w:p>
@@ -404,10 +338,10 @@
             </w:pPr>
             <w:r>
               <w:rPr>
-                <w:rFonts w:ascii="Consolas" w:hAnsi="Consolas"/>
+                <w:rFonts w:ascii="Georgia" w:hAnsi="Georgia"/>
                 <w:b w:val="0"/>
                 <w:color w:val="17212B"/>
-                <w:sz w:val="18"/>
+                <w:sz w:val="20"/>
               </w:rPr>
               <w:t>Dry / citrus / mineral</w:t>
             </w:r>
@@ -420,8 +354,7 @@
         </w:trPr>
         <w:tc>
           <w:tcPr>
-            <w:tcW w:type="dxa" w:w="5088"/>
-            <w:shd w:fill="FFFFFF"/>
+            <w:tcW w:type="dxa" w:w="3456"/>
           </w:tcPr>
           <w:p/>
           <w:p>
@@ -430,10 +363,10 @@
             </w:pPr>
             <w:r>
               <w:rPr>
-                <w:rFonts w:ascii="Consolas" w:hAnsi="Consolas"/>
+                <w:rFonts w:ascii="Georgia" w:hAnsi="Georgia"/>
                 <w:b w:val="0"/>
                 <w:color w:val="17212B"/>
-                <w:sz w:val="18"/>
+                <w:sz w:val="20"/>
               </w:rPr>
               <w:t>Garden Tonic</w:t>
             </w:r>
@@ -441,8 +374,7 @@
         </w:tc>
         <w:tc>
           <w:tcPr>
-            <w:tcW w:type="dxa" w:w="5088"/>
-            <w:shd w:fill="FFFFFF"/>
+            <w:tcW w:type="dxa" w:w="3456"/>
           </w:tcPr>
           <w:p/>
           <w:p>
@@ -451,10 +383,10 @@
             </w:pPr>
             <w:r>
               <w:rPr>
-                <w:rFonts w:ascii="Consolas" w:hAnsi="Consolas"/>
+                <w:rFonts w:ascii="Georgia" w:hAnsi="Georgia"/>
                 <w:b w:val="0"/>
                 <w:color w:val="17212B"/>
-                <w:sz w:val="18"/>
+                <w:sz w:val="20"/>
               </w:rPr>
               <w:t>8</w:t>
             </w:r>
@@ -462,8 +394,7 @@
         </w:tc>
         <w:tc>
           <w:tcPr>
-            <w:tcW w:type="dxa" w:w="5088"/>
-            <w:shd w:fill="FFFFFF"/>
+            <w:tcW w:type="dxa" w:w="3456"/>
           </w:tcPr>
           <w:p/>
           <w:p>
@@ -472,10 +403,10 @@
             </w:pPr>
             <w:r>
               <w:rPr>
-                <w:rFonts w:ascii="Consolas" w:hAnsi="Consolas"/>
+                <w:rFonts w:ascii="Georgia" w:hAnsi="Georgia"/>
                 <w:b w:val="0"/>
                 <w:color w:val="17212B"/>
-                <w:sz w:val="18"/>
+                <w:sz w:val="20"/>
               </w:rPr>
               <w:t>Cucumber / mint / tonic</w:t>
             </w:r>
@@ -489,9 +420,52 @@
       </w:pPr>
       <w:r>
         <w:rPr>
-          <w:rFonts w:ascii="Consolas" w:hAnsi="Consolas"/>
+          <w:rFonts w:ascii="Georgia" w:hAnsi="Georgia"/>
           <w:b/>
-          <w:color w:val="75243A"/>
+          <w:color w:val="385338"/>
+          <w:sz w:val="50"/>
+        </w:rPr>
+        <w:t>18:00</w:t>
+      </w:r>
+    </w:p>
+    <w:p>
+      <w:pPr>
+        <w:spacing w:after="140" w:line="259" w:lineRule="auto"/>
+      </w:pPr>
+      <w:r>
+        <w:rPr>
+          <w:rFonts w:ascii="Georgia" w:hAnsi="Georgia"/>
+          <w:b w:val="0"/>
+          <w:color w:val="17212B"/>
+          <w:sz w:val="22"/>
+        </w:rPr>
+        <w:t>first seating · Wednesday to Sunday</w:t>
+      </w:r>
+    </w:p>
+    <w:p>
+      <w:pPr>
+        <w:spacing w:after="140" w:line="259" w:lineRule="auto"/>
+        <w:ind w:right="3548"/>
+      </w:pPr>
+      <w:r>
+        <w:rPr>
+          <w:rFonts w:ascii="Georgia" w:hAnsi="Georgia"/>
+          <w:b w:val="0"/>
+          <w:color w:val="17212B"/>
+          <w:sz w:val="22"/>
+        </w:rPr>
+        <w:t>A fictional neighborhood supper room. Prices are sample USD amounts before tax. Ask the team about ingredients and cross-contact; dietary labels are not safety guarantees.</w:t>
+      </w:r>
+    </w:p>
+    <w:p>
+      <w:pPr>
+        <w:spacing w:after="140" w:line="259" w:lineRule="auto"/>
+      </w:pPr>
+      <w:r>
+        <w:rPr>
+          <w:rFonts w:ascii="Georgia" w:hAnsi="Georgia"/>
+          <w:b/>
+          <w:color w:val="385338"/>
           <w:sz w:val="18"/>
         </w:rPr>
         <w:t>Sample menu · Tell the team about allergies before ordering.</w:t>
@@ -500,7 +474,7 @@
     <w:sectPr>
       <w:footerReference w:type="default" r:id="rId9"/>
       <w:headerReference w:type="default" r:id="rId10"/>
-      <w:pgSz w:w="16848" w:h="11952"/>
+      <w:pgSz w:w="11952" w:h="16848"/>
       <w:pgMar w:top="691" w:right="792" w:bottom="691" w:left="792" w:header="720" w:footer="720" w:gutter="0"/>
       <w:cols w:space="720"/>
       <w:docGrid w:linePitch="360"/>
@@ -522,7 +496,7 @@
     </w:pPr>
     <w:r>
       <w:rPr>
-        <w:rFonts w:ascii="Consolas" w:hAnsi="Consolas"/>
+        <w:rFonts w:ascii="Georgia" w:hAnsi="Georgia"/>
         <w:b w:val="0"/>
         <w:color w:val="17212B"/>
         <w:sz w:val="16"/>
@@ -541,8 +515,8 @@
     </w:pPr>
     <w:r>
       <w:pict>
-        <v:rect id="DazzlerPageSurface" style="position:absolute;margin-left:0;margin-top:0;width:842.4pt;height:597.6pt;z-index:-251654144;mso-position-horizontal-relative:page;mso-position-vertical-relative:page" fillcolor="#F7D2DD" stroked="f">
-          <v:fill color="#F7D2DD"/>
+        <v:rect id="DazzlerPageSurface" style="position:absolute;margin-left:0;margin-top:0;width:597.6pt;height:842.4pt;z-index:-251654144;mso-position-horizontal-relative:page;mso-position-vertical-relative:page" fillcolor="#F5F2E7" stroked="f">
+          <v:fill color="#F5F2E7"/>
         </v:rect>
       </w:pict>
     </w:r>
@@ -913,13 +887,10 @@
     <w:name w:val="Normal"/>
     <w:qFormat/>
     <w:rsid w:val="00FC693F"/>
-    <w:pPr>
-      <w:spacing w:after="120"/>
-    </w:pPr>
     <w:rPr>
-      <w:rFonts w:ascii="Consolas" w:hAnsi="Consolas"/>
+      <w:rFonts w:ascii="Georgia" w:hAnsi="Georgia"/>
       <w:color w:val="17212B"/>
-      <w:sz w:val="21"/>
+      <w:sz w:val="20"/>
     </w:rPr>
   </w:style>
   <w:style w:type="paragraph" w:styleId="Header">
@@ -977,15 +948,15 @@
     <w:pPr>
       <w:keepNext/>
       <w:keepLines/>
-      <w:spacing w:before="480" w:after="120"/>
+      <w:spacing w:before="480" w:after="0"/>
       <w:outlineLvl w:val="0"/>
     </w:pPr>
     <w:rPr>
-      <w:rFonts w:asciiTheme="majorHAnsi" w:eastAsiaTheme="majorEastAsia" w:hAnsiTheme="majorHAnsi" w:cstheme="majorBidi" w:ascii="Consolas" w:hAnsi="Consolas"/>
+      <w:rFonts w:asciiTheme="majorHAnsi" w:eastAsiaTheme="majorEastAsia" w:hAnsiTheme="majorHAnsi" w:cstheme="majorBidi" w:ascii="Georgia" w:hAnsi="Georgia"/>
       <w:b/>
       <w:bCs/>
       <w:color w:val="17212B"/>
-      <w:sz w:val="21"/>
+      <w:sz w:val="20"/>
       <w:szCs w:val="28"/>
     </w:rPr>
   </w:style>
@@ -1001,15 +972,15 @@
     <w:pPr>
       <w:keepNext/>
       <w:keepLines/>
-      <w:spacing w:before="200" w:after="120"/>
+      <w:spacing w:before="200" w:after="0"/>
       <w:outlineLvl w:val="1"/>
     </w:pPr>
     <w:rPr>
-      <w:rFonts w:asciiTheme="majorHAnsi" w:eastAsiaTheme="majorEastAsia" w:hAnsiTheme="majorHAnsi" w:cstheme="majorBidi" w:ascii="Consolas" w:hAnsi="Consolas"/>
+      <w:rFonts w:asciiTheme="majorHAnsi" w:eastAsiaTheme="majorEastAsia" w:hAnsiTheme="majorHAnsi" w:cstheme="majorBidi"/>
       <w:b/>
       <w:bCs/>
-      <w:color w:val="17212B"/>
-      <w:sz w:val="21"/>
+      <w:color w:val="4F81BD" w:themeColor="accent1"/>
+      <w:sz w:val="26"/>
       <w:szCs w:val="26"/>
     </w:rPr>
   </w:style>
@@ -1263,15 +1234,15 @@
     <w:qFormat/>
     <w:rsid w:val="00FC693F"/>
     <w:pPr>
-      <w:spacing w:after="120" w:line="240" w:lineRule="auto"/>
+      <w:spacing w:after="300" w:line="240" w:lineRule="auto"/>
       <w:contextualSpacing/>
     </w:pPr>
     <w:rPr>
-      <w:rFonts w:asciiTheme="majorHAnsi" w:eastAsiaTheme="majorEastAsia" w:hAnsiTheme="majorHAnsi" w:cstheme="majorBidi" w:ascii="Consolas" w:hAnsi="Consolas"/>
+      <w:rFonts w:asciiTheme="majorHAnsi" w:eastAsiaTheme="majorEastAsia" w:hAnsiTheme="majorHAnsi" w:cstheme="majorBidi" w:ascii="Georgia" w:hAnsi="Georgia"/>
       <w:color w:val="17212B"/>
       <w:spacing w:val="5"/>
       <w:kern w:val="28"/>
-      <w:sz w:val="21"/>
+      <w:sz w:val="20"/>
       <w:szCs w:val="52"/>
     </w:rPr>
   </w:style>
